--- a/practical-everyday-english/manuscript/PRACTICAL_EVERYDAY_ENGLISH.docx
+++ b/practical-everyday-english/manuscript/PRACTICAL_EVERYDAY_ENGLISH.docx
@@ -8941,8 +8941,8052 @@
         </w:tc>
       </w:tr>
     </w:tbl>
+    <w:p>
+      <w:pPr>
+        <w:sectPr>
+          <w:footerReference w:type="default" r:id="rId18"/>
+          <w:pgSz w:w="11906" w:h="16838"/>
+          <w:pgMar w:top="1020" w:right="1134" w:bottom="1020" w:left="1134" w:header="720" w:footer="720" w:gutter="0"/>
+          <w:cols w:space="720"/>
+          <w:docGrid w:linePitch="360"/>
+        </w:sectPr>
+      </w:pPr>
+    </w:p>
+    <w:p>
+      <w:pPr>
+        <w:jc w:val="center"/>
+      </w:pPr>
+      <w:r>
+        <w:rPr>
+          <w:rFonts w:ascii="Arial" w:hAnsi="Arial"/>
+          <w:b/>
+          <w:color w:val="1F3864"/>
+          <w:sz w:val="26"/>
+        </w:rPr>
+        <w:t>PRACTICAL EVERYDAY ENGLISH</w:t>
+      </w:r>
+    </w:p>
+    <w:p>
+      <w:pPr>
+        <w:spacing w:after="240"/>
+        <w:jc w:val="center"/>
+      </w:pPr>
+      <w:r>
+        <w:rPr>
+          <w:rFonts w:ascii="Arial" w:hAnsi="Arial"/>
+          <w:i/>
+          <w:color w:val="444444"/>
+          <w:sz w:val="20"/>
+        </w:rPr>
+        <w:t>TIẾNG ANH GIAO TIẾP THỰC CHIẾN</w:t>
+      </w:r>
+    </w:p>
+    <w:tbl>
+      <w:tblPr>
+        <w:tblW w:type="auto" w:w="0"/>
+        <w:jc w:val="center"/>
+        <w:tblLayout w:type="fixed"/>
+        <w:tblLook w:firstColumn="1" w:firstRow="1" w:lastColumn="0" w:lastRow="0" w:noHBand="0" w:noVBand="1" w:val="04A0"/>
+      </w:tblPr>
+      <w:tblGrid>
+        <w:gridCol w:w="4819"/>
+        <w:gridCol w:w="4819"/>
+      </w:tblGrid>
+      <w:tr>
+        <w:tc>
+          <w:tcPr>
+            <w:tcW w:type="dxa" w:w="1814"/>
+            <w:shd w:val="clear" w:color="auto" w:fill="1F3864"/>
+          </w:tcPr>
+          <w:p>
+            <w:pPr>
+              <w:jc w:val="center"/>
+            </w:pPr>
+            <w:r>
+              <w:rPr>
+                <w:rFonts w:ascii="Arial" w:hAnsi="Arial"/>
+                <w:b/>
+                <w:color w:val="FFFFFF"/>
+                <w:sz w:val="28"/>
+              </w:rPr>
+              <w:t>Pre-A1.1</w:t>
+            </w:r>
+          </w:p>
+          <w:p>
+            <w:pPr>
+              <w:jc w:val="center"/>
+            </w:pPr>
+            <w:r>
+              <w:rPr>
+                <w:rFonts w:ascii="Arial" w:hAnsi="Arial"/>
+                <w:color w:val="FFFFFF"/>
+                <w:sz w:val="16"/>
+              </w:rPr>
+              <w:t>LESSON 011</w:t>
+            </w:r>
+          </w:p>
+        </w:tc>
+        <w:tc>
+          <w:tcPr>
+            <w:tcW w:type="dxa" w:w="7824"/>
+            <w:shd w:val="clear" w:color="auto" w:fill="D9E2F3"/>
+          </w:tcPr>
+          <w:p>
+            <w:r>
+              <w:rPr>
+                <w:rFonts w:ascii="Arial" w:hAnsi="Arial"/>
+                <w:b/>
+                <w:color w:val="1F3864"/>
+                <w:sz w:val="32"/>
+              </w:rPr>
+              <w:t>Booking a Taxi by Phone</w:t>
+            </w:r>
+          </w:p>
+          <w:p>
+            <w:r>
+              <w:rPr>
+                <w:rFonts w:ascii="Arial" w:hAnsi="Arial"/>
+                <w:i/>
+                <w:color w:val="333333"/>
+                <w:sz w:val="22"/>
+              </w:rPr>
+              <w:t>Đặt taxi qua điện thoại</w:t>
+            </w:r>
+          </w:p>
+        </w:tc>
+      </w:tr>
+    </w:tbl>
+    <w:p>
+      <w:pPr>
+        <w:spacing w:after="80"/>
+      </w:pPr>
+    </w:p>
+    <w:p>
+      <w:pPr>
+        <w:spacing w:before="200" w:after="80"/>
+        <w:shd w:val="clear" w:color="auto" w:fill="D9E2F3"/>
+      </w:pPr>
+      <w:r>
+        <w:rPr>
+          <w:rFonts w:ascii="Arial" w:hAnsi="Arial"/>
+          <w:b/>
+          <w:color w:val="1F3864"/>
+          <w:sz w:val="22"/>
+        </w:rPr>
+        <w:t xml:space="preserve">  SITUATION / BỐI CẢNH</w:t>
+      </w:r>
+    </w:p>
+    <w:p>
+      <w:r>
+        <w:rPr>
+          <w:rFonts w:ascii="Calibri" w:hAnsi="Calibri"/>
+          <w:sz w:val="21"/>
+        </w:rPr>
+        <w:t>Ben calls a taxi company to book a ride. The operator needs his name for the booking.</w:t>
+      </w:r>
+    </w:p>
+    <w:p>
+      <w:r>
+        <w:rPr>
+          <w:rFonts w:ascii="Calibri" w:hAnsi="Calibri"/>
+          <w:i/>
+          <w:color w:val="444444"/>
+          <w:sz w:val="20"/>
+        </w:rPr>
+        <w:t>Ben gọi điện cho một hãng taxi để đặt xe. Nhân viên tổng đài cần tên của anh để ghi vào đơn đặt xe.</w:t>
+      </w:r>
+    </w:p>
+    <w:p>
+      <w:pPr>
+        <w:spacing w:before="200" w:after="80"/>
+        <w:shd w:val="clear" w:color="auto" w:fill="D9E2F3"/>
+      </w:pPr>
+      <w:r>
+        <w:rPr>
+          <w:rFonts w:ascii="Arial" w:hAnsi="Arial"/>
+          <w:b/>
+          <w:color w:val="1F3864"/>
+          <w:sz w:val="22"/>
+        </w:rPr>
+        <w:t xml:space="preserve">  CORE DIALOGUE / HỘI THOẠI</w:t>
+      </w:r>
+    </w:p>
+    <w:tbl>
+      <w:tblPr>
+        <w:tblStyle w:val="TableGrid"/>
+        <w:tblW w:type="auto" w:w="0"/>
+        <w:tblLayout w:type="fixed"/>
+        <w:tblLook w:firstColumn="1" w:firstRow="1" w:lastColumn="0" w:lastRow="0" w:noHBand="0" w:noVBand="1" w:val="04A0"/>
+      </w:tblPr>
+      <w:tblGrid>
+        <w:gridCol w:w="2409"/>
+        <w:gridCol w:w="2409"/>
+        <w:gridCol w:w="2409"/>
+        <w:gridCol w:w="2409"/>
+      </w:tblGrid>
+      <w:tr>
+        <w:tc>
+          <w:tcPr>
+            <w:tcW w:type="dxa" w:w="680"/>
+            <w:shd w:val="clear" w:color="auto" w:fill="1F3864"/>
+          </w:tcPr>
+          <w:p>
+            <w:pPr>
+              <w:jc w:val="center"/>
+            </w:pPr>
+            <w:r>
+              <w:rPr>
+                <w:rFonts w:ascii="Arial" w:hAnsi="Arial"/>
+                <w:b/>
+                <w:color w:val="FFFFFF"/>
+                <w:sz w:val="20"/>
+              </w:rPr>
+              <w:t>No.</w:t>
+            </w:r>
+          </w:p>
+        </w:tc>
+        <w:tc>
+          <w:tcPr>
+            <w:tcW w:type="dxa" w:w="1474"/>
+            <w:shd w:val="clear" w:color="auto" w:fill="1F3864"/>
+          </w:tcPr>
+          <w:p>
+            <w:pPr>
+              <w:jc w:val="center"/>
+            </w:pPr>
+            <w:r>
+              <w:rPr>
+                <w:rFonts w:ascii="Arial" w:hAnsi="Arial"/>
+                <w:b/>
+                <w:color w:val="FFFFFF"/>
+                <w:sz w:val="20"/>
+              </w:rPr>
+              <w:t>Speaker</w:t>
+            </w:r>
+          </w:p>
+        </w:tc>
+        <w:tc>
+          <w:tcPr>
+            <w:tcW w:type="dxa" w:w="3742"/>
+            <w:shd w:val="clear" w:color="auto" w:fill="1F3864"/>
+          </w:tcPr>
+          <w:p>
+            <w:pPr>
+              <w:jc w:val="center"/>
+            </w:pPr>
+            <w:r>
+              <w:rPr>
+                <w:rFonts w:ascii="Arial" w:hAnsi="Arial"/>
+                <w:b/>
+                <w:color w:val="FFFFFF"/>
+                <w:sz w:val="20"/>
+              </w:rPr>
+              <w:t>English</w:t>
+            </w:r>
+          </w:p>
+        </w:tc>
+        <w:tc>
+          <w:tcPr>
+            <w:tcW w:type="dxa" w:w="3742"/>
+            <w:shd w:val="clear" w:color="auto" w:fill="1F3864"/>
+          </w:tcPr>
+          <w:p>
+            <w:pPr>
+              <w:jc w:val="center"/>
+            </w:pPr>
+            <w:r>
+              <w:rPr>
+                <w:rFonts w:ascii="Arial" w:hAnsi="Arial"/>
+                <w:b/>
+                <w:color w:val="FFFFFF"/>
+                <w:sz w:val="20"/>
+              </w:rPr>
+              <w:t>Vietnamese Translation</w:t>
+            </w:r>
+          </w:p>
+        </w:tc>
+      </w:tr>
+      <w:tr>
+        <w:tc>
+          <w:tcPr>
+            <w:tcW w:type="dxa" w:w="680"/>
+          </w:tcPr>
+          <w:p>
+            <w:r>
+              <w:rPr>
+                <w:rFonts w:ascii="Calibri" w:hAnsi="Calibri"/>
+                <w:sz w:val="21"/>
+              </w:rPr>
+              <w:t>1</w:t>
+            </w:r>
+          </w:p>
+        </w:tc>
+        <w:tc>
+          <w:tcPr>
+            <w:tcW w:type="dxa" w:w="1474"/>
+          </w:tcPr>
+          <w:p>
+            <w:r>
+              <w:rPr>
+                <w:rFonts w:ascii="Calibri" w:hAnsi="Calibri"/>
+                <w:sz w:val="21"/>
+              </w:rPr>
+              <w:t>Person A</w:t>
+            </w:r>
+          </w:p>
+        </w:tc>
+        <w:tc>
+          <w:tcPr>
+            <w:tcW w:type="dxa" w:w="3742"/>
+          </w:tcPr>
+          <w:p>
+            <w:r>
+              <w:rPr>
+                <w:rFonts w:ascii="Calibri" w:hAnsi="Calibri"/>
+                <w:sz w:val="21"/>
+              </w:rPr>
+              <w:t>Hello, I'd like to book a taxi, please.</w:t>
+            </w:r>
+          </w:p>
+        </w:tc>
+        <w:tc>
+          <w:tcPr>
+            <w:tcW w:type="dxa" w:w="3742"/>
+          </w:tcPr>
+          <w:p>
+            <w:r>
+              <w:rPr>
+                <w:rFonts w:ascii="Calibri" w:hAnsi="Calibri"/>
+                <w:sz w:val="21"/>
+              </w:rPr>
+              <w:t>Chào em, anh muốn đặt một chuyến taxi.</w:t>
+            </w:r>
+          </w:p>
+        </w:tc>
+      </w:tr>
+      <w:tr>
+        <w:tc>
+          <w:tcPr>
+            <w:tcW w:type="dxa" w:w="680"/>
+            <w:shd w:val="clear" w:color="auto" w:fill="F2F5FB"/>
+          </w:tcPr>
+          <w:p>
+            <w:r>
+              <w:rPr>
+                <w:rFonts w:ascii="Calibri" w:hAnsi="Calibri"/>
+                <w:sz w:val="21"/>
+              </w:rPr>
+              <w:t>2</w:t>
+            </w:r>
+          </w:p>
+        </w:tc>
+        <w:tc>
+          <w:tcPr>
+            <w:tcW w:type="dxa" w:w="1474"/>
+            <w:shd w:val="clear" w:color="auto" w:fill="F2F5FB"/>
+          </w:tcPr>
+          <w:p>
+            <w:r>
+              <w:rPr>
+                <w:rFonts w:ascii="Calibri" w:hAnsi="Calibri"/>
+                <w:sz w:val="21"/>
+              </w:rPr>
+              <w:t>Person B</w:t>
+            </w:r>
+          </w:p>
+        </w:tc>
+        <w:tc>
+          <w:tcPr>
+            <w:tcW w:type="dxa" w:w="3742"/>
+            <w:shd w:val="clear" w:color="auto" w:fill="F2F5FB"/>
+          </w:tcPr>
+          <w:p>
+            <w:r>
+              <w:rPr>
+                <w:rFonts w:ascii="Calibri" w:hAnsi="Calibri"/>
+                <w:sz w:val="21"/>
+              </w:rPr>
+              <w:t>Of course. Can I take your name, please?</w:t>
+            </w:r>
+          </w:p>
+        </w:tc>
+        <w:tc>
+          <w:tcPr>
+            <w:tcW w:type="dxa" w:w="3742"/>
+            <w:shd w:val="clear" w:color="auto" w:fill="F2F5FB"/>
+          </w:tcPr>
+          <w:p>
+            <w:r>
+              <w:rPr>
+                <w:rFonts w:ascii="Calibri" w:hAnsi="Calibri"/>
+                <w:sz w:val="21"/>
+              </w:rPr>
+              <w:t>Dạ được. Anh cho em xin tên được không?</w:t>
+            </w:r>
+          </w:p>
+        </w:tc>
+      </w:tr>
+      <w:tr>
+        <w:tc>
+          <w:tcPr>
+            <w:tcW w:type="dxa" w:w="680"/>
+          </w:tcPr>
+          <w:p>
+            <w:r>
+              <w:rPr>
+                <w:rFonts w:ascii="Calibri" w:hAnsi="Calibri"/>
+                <w:sz w:val="21"/>
+              </w:rPr>
+              <w:t>3</w:t>
+            </w:r>
+          </w:p>
+        </w:tc>
+        <w:tc>
+          <w:tcPr>
+            <w:tcW w:type="dxa" w:w="1474"/>
+          </w:tcPr>
+          <w:p>
+            <w:r>
+              <w:rPr>
+                <w:rFonts w:ascii="Calibri" w:hAnsi="Calibri"/>
+                <w:sz w:val="21"/>
+              </w:rPr>
+              <w:t>Person A</w:t>
+            </w:r>
+          </w:p>
+        </w:tc>
+        <w:tc>
+          <w:tcPr>
+            <w:tcW w:type="dxa" w:w="3742"/>
+          </w:tcPr>
+          <w:p>
+            <w:r>
+              <w:rPr>
+                <w:rFonts w:ascii="Calibri" w:hAnsi="Calibri"/>
+                <w:sz w:val="21"/>
+              </w:rPr>
+              <w:t>Yes, it's Ben.</w:t>
+            </w:r>
+          </w:p>
+        </w:tc>
+        <w:tc>
+          <w:tcPr>
+            <w:tcW w:type="dxa" w:w="3742"/>
+          </w:tcPr>
+          <w:p>
+            <w:r>
+              <w:rPr>
+                <w:rFonts w:ascii="Calibri" w:hAnsi="Calibri"/>
+                <w:sz w:val="21"/>
+              </w:rPr>
+              <w:t>Được, tên anh là Ben.</w:t>
+            </w:r>
+          </w:p>
+        </w:tc>
+      </w:tr>
+      <w:tr>
+        <w:tc>
+          <w:tcPr>
+            <w:tcW w:type="dxa" w:w="680"/>
+            <w:shd w:val="clear" w:color="auto" w:fill="F2F5FB"/>
+          </w:tcPr>
+          <w:p>
+            <w:r>
+              <w:rPr>
+                <w:rFonts w:ascii="Calibri" w:hAnsi="Calibri"/>
+                <w:sz w:val="21"/>
+              </w:rPr>
+              <w:t>4</w:t>
+            </w:r>
+          </w:p>
+        </w:tc>
+        <w:tc>
+          <w:tcPr>
+            <w:tcW w:type="dxa" w:w="1474"/>
+            <w:shd w:val="clear" w:color="auto" w:fill="F2F5FB"/>
+          </w:tcPr>
+          <w:p>
+            <w:r>
+              <w:rPr>
+                <w:rFonts w:ascii="Calibri" w:hAnsi="Calibri"/>
+                <w:sz w:val="21"/>
+              </w:rPr>
+              <w:t>Person B</w:t>
+            </w:r>
+          </w:p>
+        </w:tc>
+        <w:tc>
+          <w:tcPr>
+            <w:tcW w:type="dxa" w:w="3742"/>
+            <w:shd w:val="clear" w:color="auto" w:fill="F2F5FB"/>
+          </w:tcPr>
+          <w:p>
+            <w:r>
+              <w:rPr>
+                <w:rFonts w:ascii="Calibri" w:hAnsi="Calibri"/>
+                <w:sz w:val="21"/>
+              </w:rPr>
+              <w:t>Sorry, could you spell that for me?</w:t>
+            </w:r>
+          </w:p>
+        </w:tc>
+        <w:tc>
+          <w:tcPr>
+            <w:tcW w:type="dxa" w:w="3742"/>
+            <w:shd w:val="clear" w:color="auto" w:fill="F2F5FB"/>
+          </w:tcPr>
+          <w:p>
+            <w:r>
+              <w:rPr>
+                <w:rFonts w:ascii="Calibri" w:hAnsi="Calibri"/>
+                <w:sz w:val="21"/>
+              </w:rPr>
+              <w:t>Xin lỗi anh, anh đánh vần giúp em được không?</w:t>
+            </w:r>
+          </w:p>
+        </w:tc>
+      </w:tr>
+      <w:tr>
+        <w:tc>
+          <w:tcPr>
+            <w:tcW w:type="dxa" w:w="680"/>
+          </w:tcPr>
+          <w:p>
+            <w:r>
+              <w:rPr>
+                <w:rFonts w:ascii="Calibri" w:hAnsi="Calibri"/>
+                <w:sz w:val="21"/>
+              </w:rPr>
+              <w:t>5</w:t>
+            </w:r>
+          </w:p>
+        </w:tc>
+        <w:tc>
+          <w:tcPr>
+            <w:tcW w:type="dxa" w:w="1474"/>
+          </w:tcPr>
+          <w:p>
+            <w:r>
+              <w:rPr>
+                <w:rFonts w:ascii="Calibri" w:hAnsi="Calibri"/>
+                <w:sz w:val="21"/>
+              </w:rPr>
+              <w:t>Person A</w:t>
+            </w:r>
+          </w:p>
+        </w:tc>
+        <w:tc>
+          <w:tcPr>
+            <w:tcW w:type="dxa" w:w="3742"/>
+          </w:tcPr>
+          <w:p>
+            <w:r>
+              <w:rPr>
+                <w:rFonts w:ascii="Calibri" w:hAnsi="Calibri"/>
+                <w:sz w:val="21"/>
+              </w:rPr>
+              <w:t>Sure. B-E-N.</w:t>
+            </w:r>
+          </w:p>
+        </w:tc>
+        <w:tc>
+          <w:tcPr>
+            <w:tcW w:type="dxa" w:w="3742"/>
+          </w:tcPr>
+          <w:p>
+            <w:r>
+              <w:rPr>
+                <w:rFonts w:ascii="Calibri" w:hAnsi="Calibri"/>
+                <w:sz w:val="21"/>
+              </w:rPr>
+              <w:t>Được. B-E-N.</w:t>
+            </w:r>
+          </w:p>
+        </w:tc>
+      </w:tr>
+      <w:tr>
+        <w:tc>
+          <w:tcPr>
+            <w:tcW w:type="dxa" w:w="680"/>
+            <w:shd w:val="clear" w:color="auto" w:fill="F2F5FB"/>
+          </w:tcPr>
+          <w:p>
+            <w:r>
+              <w:rPr>
+                <w:rFonts w:ascii="Calibri" w:hAnsi="Calibri"/>
+                <w:sz w:val="21"/>
+              </w:rPr>
+              <w:t>6</w:t>
+            </w:r>
+          </w:p>
+        </w:tc>
+        <w:tc>
+          <w:tcPr>
+            <w:tcW w:type="dxa" w:w="1474"/>
+            <w:shd w:val="clear" w:color="auto" w:fill="F2F5FB"/>
+          </w:tcPr>
+          <w:p>
+            <w:r>
+              <w:rPr>
+                <w:rFonts w:ascii="Calibri" w:hAnsi="Calibri"/>
+                <w:sz w:val="21"/>
+              </w:rPr>
+              <w:t>Person B</w:t>
+            </w:r>
+          </w:p>
+        </w:tc>
+        <w:tc>
+          <w:tcPr>
+            <w:tcW w:type="dxa" w:w="3742"/>
+            <w:shd w:val="clear" w:color="auto" w:fill="F2F5FB"/>
+          </w:tcPr>
+          <w:p>
+            <w:r>
+              <w:rPr>
+                <w:rFonts w:ascii="Calibri" w:hAnsi="Calibri"/>
+                <w:sz w:val="21"/>
+              </w:rPr>
+              <w:t>B-E-N, Ben. Got it. And where are you now?</w:t>
+            </w:r>
+          </w:p>
+        </w:tc>
+        <w:tc>
+          <w:tcPr>
+            <w:tcW w:type="dxa" w:w="3742"/>
+            <w:shd w:val="clear" w:color="auto" w:fill="F2F5FB"/>
+          </w:tcPr>
+          <w:p>
+            <w:r>
+              <w:rPr>
+                <w:rFonts w:ascii="Calibri" w:hAnsi="Calibri"/>
+                <w:sz w:val="21"/>
+              </w:rPr>
+              <w:t>B-E-N, Ben. Em ghi rồi. Anh đang ở đâu ạ?</w:t>
+            </w:r>
+          </w:p>
+        </w:tc>
+      </w:tr>
+      <w:tr>
+        <w:tc>
+          <w:tcPr>
+            <w:tcW w:type="dxa" w:w="680"/>
+          </w:tcPr>
+          <w:p>
+            <w:r>
+              <w:rPr>
+                <w:rFonts w:ascii="Calibri" w:hAnsi="Calibri"/>
+                <w:sz w:val="21"/>
+              </w:rPr>
+              <w:t>7</w:t>
+            </w:r>
+          </w:p>
+        </w:tc>
+        <w:tc>
+          <w:tcPr>
+            <w:tcW w:type="dxa" w:w="1474"/>
+          </w:tcPr>
+          <w:p>
+            <w:r>
+              <w:rPr>
+                <w:rFonts w:ascii="Calibri" w:hAnsi="Calibri"/>
+                <w:sz w:val="21"/>
+              </w:rPr>
+              <w:t>Person A</w:t>
+            </w:r>
+          </w:p>
+        </w:tc>
+        <w:tc>
+          <w:tcPr>
+            <w:tcW w:type="dxa" w:w="3742"/>
+          </w:tcPr>
+          <w:p>
+            <w:r>
+              <w:rPr>
+                <w:rFonts w:ascii="Calibri" w:hAnsi="Calibri"/>
+                <w:sz w:val="21"/>
+              </w:rPr>
+              <w:t>I'm at 12 Green Street.</w:t>
+            </w:r>
+          </w:p>
+        </w:tc>
+        <w:tc>
+          <w:tcPr>
+            <w:tcW w:type="dxa" w:w="3742"/>
+          </w:tcPr>
+          <w:p>
+            <w:r>
+              <w:rPr>
+                <w:rFonts w:ascii="Calibri" w:hAnsi="Calibri"/>
+                <w:sz w:val="21"/>
+              </w:rPr>
+              <w:t>Anh đang ở số 12 đường Green.</w:t>
+            </w:r>
+          </w:p>
+        </w:tc>
+      </w:tr>
+      <w:tr>
+        <w:tc>
+          <w:tcPr>
+            <w:tcW w:type="dxa" w:w="680"/>
+            <w:shd w:val="clear" w:color="auto" w:fill="F2F5FB"/>
+          </w:tcPr>
+          <w:p>
+            <w:r>
+              <w:rPr>
+                <w:rFonts w:ascii="Calibri" w:hAnsi="Calibri"/>
+                <w:sz w:val="21"/>
+              </w:rPr>
+              <w:t>8</w:t>
+            </w:r>
+          </w:p>
+        </w:tc>
+        <w:tc>
+          <w:tcPr>
+            <w:tcW w:type="dxa" w:w="1474"/>
+            <w:shd w:val="clear" w:color="auto" w:fill="F2F5FB"/>
+          </w:tcPr>
+          <w:p>
+            <w:r>
+              <w:rPr>
+                <w:rFonts w:ascii="Calibri" w:hAnsi="Calibri"/>
+                <w:sz w:val="21"/>
+              </w:rPr>
+              <w:t>Person B</w:t>
+            </w:r>
+          </w:p>
+        </w:tc>
+        <w:tc>
+          <w:tcPr>
+            <w:tcW w:type="dxa" w:w="3742"/>
+            <w:shd w:val="clear" w:color="auto" w:fill="F2F5FB"/>
+          </w:tcPr>
+          <w:p>
+            <w:r>
+              <w:rPr>
+                <w:rFonts w:ascii="Calibri" w:hAnsi="Calibri"/>
+                <w:sz w:val="21"/>
+              </w:rPr>
+              <w:t>Great. A taxi will be there in ten minutes.</w:t>
+            </w:r>
+          </w:p>
+        </w:tc>
+        <w:tc>
+          <w:tcPr>
+            <w:tcW w:type="dxa" w:w="3742"/>
+            <w:shd w:val="clear" w:color="auto" w:fill="F2F5FB"/>
+          </w:tcPr>
+          <w:p>
+            <w:r>
+              <w:rPr>
+                <w:rFonts w:ascii="Calibri" w:hAnsi="Calibri"/>
+                <w:sz w:val="21"/>
+              </w:rPr>
+              <w:t>Được rồi. Xe sẽ đến trong mười phút nữa.</w:t>
+            </w:r>
+          </w:p>
+        </w:tc>
+      </w:tr>
+      <w:tr>
+        <w:tc>
+          <w:tcPr>
+            <w:tcW w:type="dxa" w:w="680"/>
+          </w:tcPr>
+          <w:p>
+            <w:r>
+              <w:rPr>
+                <w:rFonts w:ascii="Calibri" w:hAnsi="Calibri"/>
+                <w:sz w:val="21"/>
+              </w:rPr>
+              <w:t>9</w:t>
+            </w:r>
+          </w:p>
+        </w:tc>
+        <w:tc>
+          <w:tcPr>
+            <w:tcW w:type="dxa" w:w="1474"/>
+          </w:tcPr>
+          <w:p>
+            <w:r>
+              <w:rPr>
+                <w:rFonts w:ascii="Calibri" w:hAnsi="Calibri"/>
+                <w:sz w:val="21"/>
+              </w:rPr>
+              <w:t>Person A</w:t>
+            </w:r>
+          </w:p>
+        </w:tc>
+        <w:tc>
+          <w:tcPr>
+            <w:tcW w:type="dxa" w:w="3742"/>
+          </w:tcPr>
+          <w:p>
+            <w:r>
+              <w:rPr>
+                <w:rFonts w:ascii="Calibri" w:hAnsi="Calibri"/>
+                <w:sz w:val="21"/>
+              </w:rPr>
+              <w:t>Thank you very much.</w:t>
+            </w:r>
+          </w:p>
+        </w:tc>
+        <w:tc>
+          <w:tcPr>
+            <w:tcW w:type="dxa" w:w="3742"/>
+          </w:tcPr>
+          <w:p>
+            <w:r>
+              <w:rPr>
+                <w:rFonts w:ascii="Calibri" w:hAnsi="Calibri"/>
+                <w:sz w:val="21"/>
+              </w:rPr>
+              <w:t>Anh cảm ơn em nhiều.</w:t>
+            </w:r>
+          </w:p>
+        </w:tc>
+      </w:tr>
+      <w:tr>
+        <w:tc>
+          <w:tcPr>
+            <w:tcW w:type="dxa" w:w="680"/>
+            <w:shd w:val="clear" w:color="auto" w:fill="F2F5FB"/>
+          </w:tcPr>
+          <w:p>
+            <w:r>
+              <w:rPr>
+                <w:rFonts w:ascii="Calibri" w:hAnsi="Calibri"/>
+                <w:sz w:val="21"/>
+              </w:rPr>
+              <w:t>10</w:t>
+            </w:r>
+          </w:p>
+        </w:tc>
+        <w:tc>
+          <w:tcPr>
+            <w:tcW w:type="dxa" w:w="1474"/>
+            <w:shd w:val="clear" w:color="auto" w:fill="F2F5FB"/>
+          </w:tcPr>
+          <w:p>
+            <w:r>
+              <w:rPr>
+                <w:rFonts w:ascii="Calibri" w:hAnsi="Calibri"/>
+                <w:sz w:val="21"/>
+              </w:rPr>
+              <w:t>Person B</w:t>
+            </w:r>
+          </w:p>
+        </w:tc>
+        <w:tc>
+          <w:tcPr>
+            <w:tcW w:type="dxa" w:w="3742"/>
+            <w:shd w:val="clear" w:color="auto" w:fill="F2F5FB"/>
+          </w:tcPr>
+          <w:p>
+            <w:r>
+              <w:rPr>
+                <w:rFonts w:ascii="Calibri" w:hAnsi="Calibri"/>
+                <w:sz w:val="21"/>
+              </w:rPr>
+              <w:t>You're welcome. Have a good trip!</w:t>
+            </w:r>
+          </w:p>
+        </w:tc>
+        <w:tc>
+          <w:tcPr>
+            <w:tcW w:type="dxa" w:w="3742"/>
+            <w:shd w:val="clear" w:color="auto" w:fill="F2F5FB"/>
+          </w:tcPr>
+          <w:p>
+            <w:r>
+              <w:rPr>
+                <w:rFonts w:ascii="Calibri" w:hAnsi="Calibri"/>
+                <w:sz w:val="21"/>
+              </w:rPr>
+              <w:t>Không có gì. Chúc anh đi đường vui vẻ!</w:t>
+            </w:r>
+          </w:p>
+        </w:tc>
+      </w:tr>
+    </w:tbl>
+    <w:p>
+      <w:pPr>
+        <w:sectPr>
+          <w:footerReference w:type="default" r:id="rId19"/>
+          <w:pgSz w:w="11906" w:h="16838"/>
+          <w:pgMar w:top="1020" w:right="1134" w:bottom="1020" w:left="1134" w:header="720" w:footer="720" w:gutter="0"/>
+          <w:cols w:space="720"/>
+          <w:docGrid w:linePitch="360"/>
+        </w:sectPr>
+      </w:pPr>
+    </w:p>
+    <w:p>
+      <w:pPr>
+        <w:jc w:val="center"/>
+      </w:pPr>
+      <w:r>
+        <w:rPr>
+          <w:rFonts w:ascii="Arial" w:hAnsi="Arial"/>
+          <w:b/>
+          <w:color w:val="1F3864"/>
+          <w:sz w:val="26"/>
+        </w:rPr>
+        <w:t>PRACTICAL EVERYDAY ENGLISH</w:t>
+      </w:r>
+    </w:p>
+    <w:p>
+      <w:pPr>
+        <w:spacing w:after="240"/>
+        <w:jc w:val="center"/>
+      </w:pPr>
+      <w:r>
+        <w:rPr>
+          <w:rFonts w:ascii="Arial" w:hAnsi="Arial"/>
+          <w:i/>
+          <w:color w:val="444444"/>
+          <w:sz w:val="20"/>
+        </w:rPr>
+        <w:t>TIẾNG ANH GIAO TIẾP THỰC CHIẾN</w:t>
+      </w:r>
+    </w:p>
+    <w:tbl>
+      <w:tblPr>
+        <w:tblW w:type="auto" w:w="0"/>
+        <w:jc w:val="center"/>
+        <w:tblLayout w:type="fixed"/>
+        <w:tblLook w:firstColumn="1" w:firstRow="1" w:lastColumn="0" w:lastRow="0" w:noHBand="0" w:noVBand="1" w:val="04A0"/>
+      </w:tblPr>
+      <w:tblGrid>
+        <w:gridCol w:w="4819"/>
+        <w:gridCol w:w="4819"/>
+      </w:tblGrid>
+      <w:tr>
+        <w:tc>
+          <w:tcPr>
+            <w:tcW w:type="dxa" w:w="1814"/>
+            <w:shd w:val="clear" w:color="auto" w:fill="1F3864"/>
+          </w:tcPr>
+          <w:p>
+            <w:pPr>
+              <w:jc w:val="center"/>
+            </w:pPr>
+            <w:r>
+              <w:rPr>
+                <w:rFonts w:ascii="Arial" w:hAnsi="Arial"/>
+                <w:b/>
+                <w:color w:val="FFFFFF"/>
+                <w:sz w:val="28"/>
+              </w:rPr>
+              <w:t>Pre-A1.1</w:t>
+            </w:r>
+          </w:p>
+          <w:p>
+            <w:pPr>
+              <w:jc w:val="center"/>
+            </w:pPr>
+            <w:r>
+              <w:rPr>
+                <w:rFonts w:ascii="Arial" w:hAnsi="Arial"/>
+                <w:color w:val="FFFFFF"/>
+                <w:sz w:val="16"/>
+              </w:rPr>
+              <w:t>LESSON 012</w:t>
+            </w:r>
+          </w:p>
+        </w:tc>
+        <w:tc>
+          <w:tcPr>
+            <w:tcW w:type="dxa" w:w="7824"/>
+            <w:shd w:val="clear" w:color="auto" w:fill="D9E2F3"/>
+          </w:tcPr>
+          <w:p>
+            <w:r>
+              <w:rPr>
+                <w:rFonts w:ascii="Arial" w:hAnsi="Arial"/>
+                <w:b/>
+                <w:color w:val="1F3864"/>
+                <w:sz w:val="32"/>
+              </w:rPr>
+              <w:t>Giving a Name for a Coffee Order</w:t>
+            </w:r>
+          </w:p>
+          <w:p>
+            <w:r>
+              <w:rPr>
+                <w:rFonts w:ascii="Arial" w:hAnsi="Arial"/>
+                <w:i/>
+                <w:color w:val="333333"/>
+                <w:sz w:val="22"/>
+              </w:rPr>
+              <w:t>Cho tên để gọi cà phê</w:t>
+            </w:r>
+          </w:p>
+        </w:tc>
+      </w:tr>
+    </w:tbl>
+    <w:p>
+      <w:pPr>
+        <w:spacing w:after="80"/>
+      </w:pPr>
+    </w:p>
+    <w:p>
+      <w:pPr>
+        <w:spacing w:before="200" w:after="80"/>
+        <w:shd w:val="clear" w:color="auto" w:fill="D9E2F3"/>
+      </w:pPr>
+      <w:r>
+        <w:rPr>
+          <w:rFonts w:ascii="Arial" w:hAnsi="Arial"/>
+          <w:b/>
+          <w:color w:val="1F3864"/>
+          <w:sz w:val="22"/>
+        </w:rPr>
+        <w:t xml:space="preserve">  SITUATION / BỐI CẢNH</w:t>
+      </w:r>
+    </w:p>
+    <w:p>
+      <w:r>
+        <w:rPr>
+          <w:rFonts w:ascii="Calibri" w:hAnsi="Calibri"/>
+          <w:sz w:val="21"/>
+        </w:rPr>
+        <w:t>Mia orders a coffee at a busy café. The barista asks for her name to call out when it's ready.</w:t>
+      </w:r>
+    </w:p>
+    <w:p>
+      <w:r>
+        <w:rPr>
+          <w:rFonts w:ascii="Calibri" w:hAnsi="Calibri"/>
+          <w:i/>
+          <w:color w:val="444444"/>
+          <w:sz w:val="20"/>
+        </w:rPr>
+        <w:t>Mia gọi một ly cà phê tại một quán đông khách. Nhân viên pha chế hỏi tên để gọi khi cà phê xong.</w:t>
+      </w:r>
+    </w:p>
+    <w:p>
+      <w:pPr>
+        <w:spacing w:before="200" w:after="80"/>
+        <w:shd w:val="clear" w:color="auto" w:fill="D9E2F3"/>
+      </w:pPr>
+      <w:r>
+        <w:rPr>
+          <w:rFonts w:ascii="Arial" w:hAnsi="Arial"/>
+          <w:b/>
+          <w:color w:val="1F3864"/>
+          <w:sz w:val="22"/>
+        </w:rPr>
+        <w:t xml:space="preserve">  CORE DIALOGUE / HỘI THOẠI</w:t>
+      </w:r>
+    </w:p>
+    <w:tbl>
+      <w:tblPr>
+        <w:tblStyle w:val="TableGrid"/>
+        <w:tblW w:type="auto" w:w="0"/>
+        <w:tblLayout w:type="fixed"/>
+        <w:tblLook w:firstColumn="1" w:firstRow="1" w:lastColumn="0" w:lastRow="0" w:noHBand="0" w:noVBand="1" w:val="04A0"/>
+      </w:tblPr>
+      <w:tblGrid>
+        <w:gridCol w:w="2409"/>
+        <w:gridCol w:w="2409"/>
+        <w:gridCol w:w="2409"/>
+        <w:gridCol w:w="2409"/>
+      </w:tblGrid>
+      <w:tr>
+        <w:tc>
+          <w:tcPr>
+            <w:tcW w:type="dxa" w:w="680"/>
+            <w:shd w:val="clear" w:color="auto" w:fill="1F3864"/>
+          </w:tcPr>
+          <w:p>
+            <w:pPr>
+              <w:jc w:val="center"/>
+            </w:pPr>
+            <w:r>
+              <w:rPr>
+                <w:rFonts w:ascii="Arial" w:hAnsi="Arial"/>
+                <w:b/>
+                <w:color w:val="FFFFFF"/>
+                <w:sz w:val="20"/>
+              </w:rPr>
+              <w:t>No.</w:t>
+            </w:r>
+          </w:p>
+        </w:tc>
+        <w:tc>
+          <w:tcPr>
+            <w:tcW w:type="dxa" w:w="1474"/>
+            <w:shd w:val="clear" w:color="auto" w:fill="1F3864"/>
+          </w:tcPr>
+          <w:p>
+            <w:pPr>
+              <w:jc w:val="center"/>
+            </w:pPr>
+            <w:r>
+              <w:rPr>
+                <w:rFonts w:ascii="Arial" w:hAnsi="Arial"/>
+                <w:b/>
+                <w:color w:val="FFFFFF"/>
+                <w:sz w:val="20"/>
+              </w:rPr>
+              <w:t>Speaker</w:t>
+            </w:r>
+          </w:p>
+        </w:tc>
+        <w:tc>
+          <w:tcPr>
+            <w:tcW w:type="dxa" w:w="3742"/>
+            <w:shd w:val="clear" w:color="auto" w:fill="1F3864"/>
+          </w:tcPr>
+          <w:p>
+            <w:pPr>
+              <w:jc w:val="center"/>
+            </w:pPr>
+            <w:r>
+              <w:rPr>
+                <w:rFonts w:ascii="Arial" w:hAnsi="Arial"/>
+                <w:b/>
+                <w:color w:val="FFFFFF"/>
+                <w:sz w:val="20"/>
+              </w:rPr>
+              <w:t>English</w:t>
+            </w:r>
+          </w:p>
+        </w:tc>
+        <w:tc>
+          <w:tcPr>
+            <w:tcW w:type="dxa" w:w="3742"/>
+            <w:shd w:val="clear" w:color="auto" w:fill="1F3864"/>
+          </w:tcPr>
+          <w:p>
+            <w:pPr>
+              <w:jc w:val="center"/>
+            </w:pPr>
+            <w:r>
+              <w:rPr>
+                <w:rFonts w:ascii="Arial" w:hAnsi="Arial"/>
+                <w:b/>
+                <w:color w:val="FFFFFF"/>
+                <w:sz w:val="20"/>
+              </w:rPr>
+              <w:t>Vietnamese Translation</w:t>
+            </w:r>
+          </w:p>
+        </w:tc>
+      </w:tr>
+      <w:tr>
+        <w:tc>
+          <w:tcPr>
+            <w:tcW w:type="dxa" w:w="680"/>
+          </w:tcPr>
+          <w:p>
+            <w:r>
+              <w:rPr>
+                <w:rFonts w:ascii="Calibri" w:hAnsi="Calibri"/>
+                <w:sz w:val="21"/>
+              </w:rPr>
+              <w:t>1</w:t>
+            </w:r>
+          </w:p>
+        </w:tc>
+        <w:tc>
+          <w:tcPr>
+            <w:tcW w:type="dxa" w:w="1474"/>
+          </w:tcPr>
+          <w:p>
+            <w:r>
+              <w:rPr>
+                <w:rFonts w:ascii="Calibri" w:hAnsi="Calibri"/>
+                <w:sz w:val="21"/>
+              </w:rPr>
+              <w:t>Person A</w:t>
+            </w:r>
+          </w:p>
+        </w:tc>
+        <w:tc>
+          <w:tcPr>
+            <w:tcW w:type="dxa" w:w="3742"/>
+          </w:tcPr>
+          <w:p>
+            <w:r>
+              <w:rPr>
+                <w:rFonts w:ascii="Calibri" w:hAnsi="Calibri"/>
+                <w:sz w:val="21"/>
+              </w:rPr>
+              <w:t>Hi, can I get a latte, please?</w:t>
+            </w:r>
+          </w:p>
+        </w:tc>
+        <w:tc>
+          <w:tcPr>
+            <w:tcW w:type="dxa" w:w="3742"/>
+          </w:tcPr>
+          <w:p>
+            <w:r>
+              <w:rPr>
+                <w:rFonts w:ascii="Calibri" w:hAnsi="Calibri"/>
+                <w:sz w:val="21"/>
+              </w:rPr>
+              <w:t>Chào em, cho chị một ly latte nha.</w:t>
+            </w:r>
+          </w:p>
+        </w:tc>
+      </w:tr>
+      <w:tr>
+        <w:tc>
+          <w:tcPr>
+            <w:tcW w:type="dxa" w:w="680"/>
+            <w:shd w:val="clear" w:color="auto" w:fill="F2F5FB"/>
+          </w:tcPr>
+          <w:p>
+            <w:r>
+              <w:rPr>
+                <w:rFonts w:ascii="Calibri" w:hAnsi="Calibri"/>
+                <w:sz w:val="21"/>
+              </w:rPr>
+              <w:t>2</w:t>
+            </w:r>
+          </w:p>
+        </w:tc>
+        <w:tc>
+          <w:tcPr>
+            <w:tcW w:type="dxa" w:w="1474"/>
+            <w:shd w:val="clear" w:color="auto" w:fill="F2F5FB"/>
+          </w:tcPr>
+          <w:p>
+            <w:r>
+              <w:rPr>
+                <w:rFonts w:ascii="Calibri" w:hAnsi="Calibri"/>
+                <w:sz w:val="21"/>
+              </w:rPr>
+              <w:t>Person B</w:t>
+            </w:r>
+          </w:p>
+        </w:tc>
+        <w:tc>
+          <w:tcPr>
+            <w:tcW w:type="dxa" w:w="3742"/>
+            <w:shd w:val="clear" w:color="auto" w:fill="F2F5FB"/>
+          </w:tcPr>
+          <w:p>
+            <w:r>
+              <w:rPr>
+                <w:rFonts w:ascii="Calibri" w:hAnsi="Calibri"/>
+                <w:sz w:val="21"/>
+              </w:rPr>
+              <w:t>Sure. Can I have a name for the order?</w:t>
+            </w:r>
+          </w:p>
+        </w:tc>
+        <w:tc>
+          <w:tcPr>
+            <w:tcW w:type="dxa" w:w="3742"/>
+            <w:shd w:val="clear" w:color="auto" w:fill="F2F5FB"/>
+          </w:tcPr>
+          <w:p>
+            <w:r>
+              <w:rPr>
+                <w:rFonts w:ascii="Calibri" w:hAnsi="Calibri"/>
+                <w:sz w:val="21"/>
+              </w:rPr>
+              <w:t>Dạ được. Chị cho em xin tên để gọi được không?</w:t>
+            </w:r>
+          </w:p>
+        </w:tc>
+      </w:tr>
+      <w:tr>
+        <w:tc>
+          <w:tcPr>
+            <w:tcW w:type="dxa" w:w="680"/>
+          </w:tcPr>
+          <w:p>
+            <w:r>
+              <w:rPr>
+                <w:rFonts w:ascii="Calibri" w:hAnsi="Calibri"/>
+                <w:sz w:val="21"/>
+              </w:rPr>
+              <w:t>3</w:t>
+            </w:r>
+          </w:p>
+        </w:tc>
+        <w:tc>
+          <w:tcPr>
+            <w:tcW w:type="dxa" w:w="1474"/>
+          </w:tcPr>
+          <w:p>
+            <w:r>
+              <w:rPr>
+                <w:rFonts w:ascii="Calibri" w:hAnsi="Calibri"/>
+                <w:sz w:val="21"/>
+              </w:rPr>
+              <w:t>Person A</w:t>
+            </w:r>
+          </w:p>
+        </w:tc>
+        <w:tc>
+          <w:tcPr>
+            <w:tcW w:type="dxa" w:w="3742"/>
+          </w:tcPr>
+          <w:p>
+            <w:r>
+              <w:rPr>
+                <w:rFonts w:ascii="Calibri" w:hAnsi="Calibri"/>
+                <w:sz w:val="21"/>
+              </w:rPr>
+              <w:t>It's Mia.</w:t>
+            </w:r>
+          </w:p>
+        </w:tc>
+        <w:tc>
+          <w:tcPr>
+            <w:tcW w:type="dxa" w:w="3742"/>
+          </w:tcPr>
+          <w:p>
+            <w:r>
+              <w:rPr>
+                <w:rFonts w:ascii="Calibri" w:hAnsi="Calibri"/>
+                <w:sz w:val="21"/>
+              </w:rPr>
+              <w:t>Tên chị là Mia.</w:t>
+            </w:r>
+          </w:p>
+        </w:tc>
+      </w:tr>
+      <w:tr>
+        <w:tc>
+          <w:tcPr>
+            <w:tcW w:type="dxa" w:w="680"/>
+            <w:shd w:val="clear" w:color="auto" w:fill="F2F5FB"/>
+          </w:tcPr>
+          <w:p>
+            <w:r>
+              <w:rPr>
+                <w:rFonts w:ascii="Calibri" w:hAnsi="Calibri"/>
+                <w:sz w:val="21"/>
+              </w:rPr>
+              <w:t>4</w:t>
+            </w:r>
+          </w:p>
+        </w:tc>
+        <w:tc>
+          <w:tcPr>
+            <w:tcW w:type="dxa" w:w="1474"/>
+            <w:shd w:val="clear" w:color="auto" w:fill="F2F5FB"/>
+          </w:tcPr>
+          <w:p>
+            <w:r>
+              <w:rPr>
+                <w:rFonts w:ascii="Calibri" w:hAnsi="Calibri"/>
+                <w:sz w:val="21"/>
+              </w:rPr>
+              <w:t>Person B</w:t>
+            </w:r>
+          </w:p>
+        </w:tc>
+        <w:tc>
+          <w:tcPr>
+            <w:tcW w:type="dxa" w:w="3742"/>
+            <w:shd w:val="clear" w:color="auto" w:fill="F2F5FB"/>
+          </w:tcPr>
+          <w:p>
+            <w:r>
+              <w:rPr>
+                <w:rFonts w:ascii="Calibri" w:hAnsi="Calibri"/>
+                <w:sz w:val="21"/>
+              </w:rPr>
+              <w:t>Sorry, is that M-I-A?</w:t>
+            </w:r>
+          </w:p>
+        </w:tc>
+        <w:tc>
+          <w:tcPr>
+            <w:tcW w:type="dxa" w:w="3742"/>
+            <w:shd w:val="clear" w:color="auto" w:fill="F2F5FB"/>
+          </w:tcPr>
+          <w:p>
+            <w:r>
+              <w:rPr>
+                <w:rFonts w:ascii="Calibri" w:hAnsi="Calibri"/>
+                <w:sz w:val="21"/>
+              </w:rPr>
+              <w:t>Xin lỗi chị, có phải là M-I-A không ạ?</w:t>
+            </w:r>
+          </w:p>
+        </w:tc>
+      </w:tr>
+      <w:tr>
+        <w:tc>
+          <w:tcPr>
+            <w:tcW w:type="dxa" w:w="680"/>
+          </w:tcPr>
+          <w:p>
+            <w:r>
+              <w:rPr>
+                <w:rFonts w:ascii="Calibri" w:hAnsi="Calibri"/>
+                <w:sz w:val="21"/>
+              </w:rPr>
+              <w:t>5</w:t>
+            </w:r>
+          </w:p>
+        </w:tc>
+        <w:tc>
+          <w:tcPr>
+            <w:tcW w:type="dxa" w:w="1474"/>
+          </w:tcPr>
+          <w:p>
+            <w:r>
+              <w:rPr>
+                <w:rFonts w:ascii="Calibri" w:hAnsi="Calibri"/>
+                <w:sz w:val="21"/>
+              </w:rPr>
+              <w:t>Person A</w:t>
+            </w:r>
+          </w:p>
+        </w:tc>
+        <w:tc>
+          <w:tcPr>
+            <w:tcW w:type="dxa" w:w="3742"/>
+          </w:tcPr>
+          <w:p>
+            <w:r>
+              <w:rPr>
+                <w:rFonts w:ascii="Calibri" w:hAnsi="Calibri"/>
+                <w:sz w:val="21"/>
+              </w:rPr>
+              <w:t>Yes, that's right, M-I-A.</w:t>
+            </w:r>
+          </w:p>
+        </w:tc>
+        <w:tc>
+          <w:tcPr>
+            <w:tcW w:type="dxa" w:w="3742"/>
+          </w:tcPr>
+          <w:p>
+            <w:r>
+              <w:rPr>
+                <w:rFonts w:ascii="Calibri" w:hAnsi="Calibri"/>
+                <w:sz w:val="21"/>
+              </w:rPr>
+              <w:t>Đúng rồi, M-I-A.</w:t>
+            </w:r>
+          </w:p>
+        </w:tc>
+      </w:tr>
+      <w:tr>
+        <w:tc>
+          <w:tcPr>
+            <w:tcW w:type="dxa" w:w="680"/>
+            <w:shd w:val="clear" w:color="auto" w:fill="F2F5FB"/>
+          </w:tcPr>
+          <w:p>
+            <w:r>
+              <w:rPr>
+                <w:rFonts w:ascii="Calibri" w:hAnsi="Calibri"/>
+                <w:sz w:val="21"/>
+              </w:rPr>
+              <w:t>6</w:t>
+            </w:r>
+          </w:p>
+        </w:tc>
+        <w:tc>
+          <w:tcPr>
+            <w:tcW w:type="dxa" w:w="1474"/>
+            <w:shd w:val="clear" w:color="auto" w:fill="F2F5FB"/>
+          </w:tcPr>
+          <w:p>
+            <w:r>
+              <w:rPr>
+                <w:rFonts w:ascii="Calibri" w:hAnsi="Calibri"/>
+                <w:sz w:val="21"/>
+              </w:rPr>
+              <w:t>Person B</w:t>
+            </w:r>
+          </w:p>
+        </w:tc>
+        <w:tc>
+          <w:tcPr>
+            <w:tcW w:type="dxa" w:w="3742"/>
+            <w:shd w:val="clear" w:color="auto" w:fill="F2F5FB"/>
+          </w:tcPr>
+          <w:p>
+            <w:r>
+              <w:rPr>
+                <w:rFonts w:ascii="Calibri" w:hAnsi="Calibri"/>
+                <w:sz w:val="21"/>
+              </w:rPr>
+              <w:t>Perfect, thank you. That'll be three fifty.</w:t>
+            </w:r>
+          </w:p>
+        </w:tc>
+        <w:tc>
+          <w:tcPr>
+            <w:tcW w:type="dxa" w:w="3742"/>
+            <w:shd w:val="clear" w:color="auto" w:fill="F2F5FB"/>
+          </w:tcPr>
+          <w:p>
+            <w:r>
+              <w:rPr>
+                <w:rFonts w:ascii="Calibri" w:hAnsi="Calibri"/>
+                <w:sz w:val="21"/>
+              </w:rPr>
+              <w:t>Vâng, em cảm ơn chị. Của chị là ba đô năm mươi.</w:t>
+            </w:r>
+          </w:p>
+        </w:tc>
+      </w:tr>
+      <w:tr>
+        <w:tc>
+          <w:tcPr>
+            <w:tcW w:type="dxa" w:w="680"/>
+          </w:tcPr>
+          <w:p>
+            <w:r>
+              <w:rPr>
+                <w:rFonts w:ascii="Calibri" w:hAnsi="Calibri"/>
+                <w:sz w:val="21"/>
+              </w:rPr>
+              <w:t>7</w:t>
+            </w:r>
+          </w:p>
+        </w:tc>
+        <w:tc>
+          <w:tcPr>
+            <w:tcW w:type="dxa" w:w="1474"/>
+          </w:tcPr>
+          <w:p>
+            <w:r>
+              <w:rPr>
+                <w:rFonts w:ascii="Calibri" w:hAnsi="Calibri"/>
+                <w:sz w:val="21"/>
+              </w:rPr>
+              <w:t>Person A</w:t>
+            </w:r>
+          </w:p>
+        </w:tc>
+        <w:tc>
+          <w:tcPr>
+            <w:tcW w:type="dxa" w:w="3742"/>
+          </w:tcPr>
+          <w:p>
+            <w:r>
+              <w:rPr>
+                <w:rFonts w:ascii="Calibri" w:hAnsi="Calibri"/>
+                <w:sz w:val="21"/>
+              </w:rPr>
+              <w:t>Here you go.</w:t>
+            </w:r>
+          </w:p>
+        </w:tc>
+        <w:tc>
+          <w:tcPr>
+            <w:tcW w:type="dxa" w:w="3742"/>
+          </w:tcPr>
+          <w:p>
+            <w:r>
+              <w:rPr>
+                <w:rFonts w:ascii="Calibri" w:hAnsi="Calibri"/>
+                <w:sz w:val="21"/>
+              </w:rPr>
+              <w:t>Đây nha em.</w:t>
+            </w:r>
+          </w:p>
+        </w:tc>
+      </w:tr>
+      <w:tr>
+        <w:tc>
+          <w:tcPr>
+            <w:tcW w:type="dxa" w:w="680"/>
+            <w:shd w:val="clear" w:color="auto" w:fill="F2F5FB"/>
+          </w:tcPr>
+          <w:p>
+            <w:r>
+              <w:rPr>
+                <w:rFonts w:ascii="Calibri" w:hAnsi="Calibri"/>
+                <w:sz w:val="21"/>
+              </w:rPr>
+              <w:t>8</w:t>
+            </w:r>
+          </w:p>
+        </w:tc>
+        <w:tc>
+          <w:tcPr>
+            <w:tcW w:type="dxa" w:w="1474"/>
+            <w:shd w:val="clear" w:color="auto" w:fill="F2F5FB"/>
+          </w:tcPr>
+          <w:p>
+            <w:r>
+              <w:rPr>
+                <w:rFonts w:ascii="Calibri" w:hAnsi="Calibri"/>
+                <w:sz w:val="21"/>
+              </w:rPr>
+              <w:t>Person B</w:t>
+            </w:r>
+          </w:p>
+        </w:tc>
+        <w:tc>
+          <w:tcPr>
+            <w:tcW w:type="dxa" w:w="3742"/>
+            <w:shd w:val="clear" w:color="auto" w:fill="F2F5FB"/>
+          </w:tcPr>
+          <w:p>
+            <w:r>
+              <w:rPr>
+                <w:rFonts w:ascii="Calibri" w:hAnsi="Calibri"/>
+                <w:sz w:val="21"/>
+              </w:rPr>
+              <w:t>Thanks. It'll be ready in a few minutes, Mia.</w:t>
+            </w:r>
+          </w:p>
+        </w:tc>
+        <w:tc>
+          <w:tcPr>
+            <w:tcW w:type="dxa" w:w="3742"/>
+            <w:shd w:val="clear" w:color="auto" w:fill="F2F5FB"/>
+          </w:tcPr>
+          <w:p>
+            <w:r>
+              <w:rPr>
+                <w:rFonts w:ascii="Calibri" w:hAnsi="Calibri"/>
+                <w:sz w:val="21"/>
+              </w:rPr>
+              <w:t>Em cảm ơn chị. Cà phê sẽ xong sau vài phút nữa, Mia nhé.</w:t>
+            </w:r>
+          </w:p>
+        </w:tc>
+      </w:tr>
+      <w:tr>
+        <w:tc>
+          <w:tcPr>
+            <w:tcW w:type="dxa" w:w="680"/>
+          </w:tcPr>
+          <w:p>
+            <w:r>
+              <w:rPr>
+                <w:rFonts w:ascii="Calibri" w:hAnsi="Calibri"/>
+                <w:sz w:val="21"/>
+              </w:rPr>
+              <w:t>9</w:t>
+            </w:r>
+          </w:p>
+        </w:tc>
+        <w:tc>
+          <w:tcPr>
+            <w:tcW w:type="dxa" w:w="1474"/>
+          </w:tcPr>
+          <w:p>
+            <w:r>
+              <w:rPr>
+                <w:rFonts w:ascii="Calibri" w:hAnsi="Calibri"/>
+                <w:sz w:val="21"/>
+              </w:rPr>
+              <w:t>Person A</w:t>
+            </w:r>
+          </w:p>
+        </w:tc>
+        <w:tc>
+          <w:tcPr>
+            <w:tcW w:type="dxa" w:w="3742"/>
+          </w:tcPr>
+          <w:p>
+            <w:r>
+              <w:rPr>
+                <w:rFonts w:ascii="Calibri" w:hAnsi="Calibri"/>
+                <w:sz w:val="21"/>
+              </w:rPr>
+              <w:t>No problem, I'll wait over there.</w:t>
+            </w:r>
+          </w:p>
+        </w:tc>
+        <w:tc>
+          <w:tcPr>
+            <w:tcW w:type="dxa" w:w="3742"/>
+          </w:tcPr>
+          <w:p>
+            <w:r>
+              <w:rPr>
+                <w:rFonts w:ascii="Calibri" w:hAnsi="Calibri"/>
+                <w:sz w:val="21"/>
+              </w:rPr>
+              <w:t>Không sao, chị sẽ ngồi đợi ở đằng kia.</w:t>
+            </w:r>
+          </w:p>
+        </w:tc>
+      </w:tr>
+    </w:tbl>
+    <w:p>
+      <w:pPr>
+        <w:sectPr>
+          <w:footerReference w:type="default" r:id="rId20"/>
+          <w:pgSz w:w="11906" w:h="16838"/>
+          <w:pgMar w:top="1020" w:right="1134" w:bottom="1020" w:left="1134" w:header="720" w:footer="720" w:gutter="0"/>
+          <w:cols w:space="720"/>
+          <w:docGrid w:linePitch="360"/>
+        </w:sectPr>
+      </w:pPr>
+    </w:p>
+    <w:p>
+      <w:pPr>
+        <w:jc w:val="center"/>
+      </w:pPr>
+      <w:r>
+        <w:rPr>
+          <w:rFonts w:ascii="Arial" w:hAnsi="Arial"/>
+          <w:b/>
+          <w:color w:val="1F3864"/>
+          <w:sz w:val="26"/>
+        </w:rPr>
+        <w:t>PRACTICAL EVERYDAY ENGLISH</w:t>
+      </w:r>
+    </w:p>
+    <w:p>
+      <w:pPr>
+        <w:spacing w:after="240"/>
+        <w:jc w:val="center"/>
+      </w:pPr>
+      <w:r>
+        <w:rPr>
+          <w:rFonts w:ascii="Arial" w:hAnsi="Arial"/>
+          <w:i/>
+          <w:color w:val="444444"/>
+          <w:sz w:val="20"/>
+        </w:rPr>
+        <w:t>TIẾNG ANH GIAO TIẾP THỰC CHIẾN</w:t>
+      </w:r>
+    </w:p>
+    <w:tbl>
+      <w:tblPr>
+        <w:tblW w:type="auto" w:w="0"/>
+        <w:jc w:val="center"/>
+        <w:tblLayout w:type="fixed"/>
+        <w:tblLook w:firstColumn="1" w:firstRow="1" w:lastColumn="0" w:lastRow="0" w:noHBand="0" w:noVBand="1" w:val="04A0"/>
+      </w:tblPr>
+      <w:tblGrid>
+        <w:gridCol w:w="4819"/>
+        <w:gridCol w:w="4819"/>
+      </w:tblGrid>
+      <w:tr>
+        <w:tc>
+          <w:tcPr>
+            <w:tcW w:type="dxa" w:w="1814"/>
+            <w:shd w:val="clear" w:color="auto" w:fill="1F3864"/>
+          </w:tcPr>
+          <w:p>
+            <w:pPr>
+              <w:jc w:val="center"/>
+            </w:pPr>
+            <w:r>
+              <w:rPr>
+                <w:rFonts w:ascii="Arial" w:hAnsi="Arial"/>
+                <w:b/>
+                <w:color w:val="FFFFFF"/>
+                <w:sz w:val="28"/>
+              </w:rPr>
+              <w:t>Pre-A1.1</w:t>
+            </w:r>
+          </w:p>
+          <w:p>
+            <w:pPr>
+              <w:jc w:val="center"/>
+            </w:pPr>
+            <w:r>
+              <w:rPr>
+                <w:rFonts w:ascii="Arial" w:hAnsi="Arial"/>
+                <w:color w:val="FFFFFF"/>
+                <w:sz w:val="16"/>
+              </w:rPr>
+              <w:t>LESSON 013</w:t>
+            </w:r>
+          </w:p>
+        </w:tc>
+        <w:tc>
+          <w:tcPr>
+            <w:tcW w:type="dxa" w:w="7824"/>
+            <w:shd w:val="clear" w:color="auto" w:fill="D9E2F3"/>
+          </w:tcPr>
+          <w:p>
+            <w:r>
+              <w:rPr>
+                <w:rFonts w:ascii="Arial" w:hAnsi="Arial"/>
+                <w:b/>
+                <w:color w:val="1F3864"/>
+                <w:sz w:val="32"/>
+              </w:rPr>
+              <w:t>Exchanging Names in a Voice Chat</w:t>
+            </w:r>
+          </w:p>
+          <w:p>
+            <w:r>
+              <w:rPr>
+                <w:rFonts w:ascii="Arial" w:hAnsi="Arial"/>
+                <w:i/>
+                <w:color w:val="333333"/>
+                <w:sz w:val="22"/>
+              </w:rPr>
+              <w:t>Trao đổi tên trong cuộc gọi trực tuyến</w:t>
+            </w:r>
+          </w:p>
+        </w:tc>
+      </w:tr>
+    </w:tbl>
+    <w:p>
+      <w:pPr>
+        <w:spacing w:after="80"/>
+      </w:pPr>
+    </w:p>
+    <w:p>
+      <w:pPr>
+        <w:spacing w:before="200" w:after="80"/>
+        <w:shd w:val="clear" w:color="auto" w:fill="D9E2F3"/>
+      </w:pPr>
+      <w:r>
+        <w:rPr>
+          <w:rFonts w:ascii="Arial" w:hAnsi="Arial"/>
+          <w:b/>
+          <w:color w:val="1F3864"/>
+          <w:sz w:val="22"/>
+        </w:rPr>
+        <w:t xml:space="preserve">  SITUATION / BỐI CẢNH</w:t>
+      </w:r>
+    </w:p>
+    <w:p>
+      <w:r>
+        <w:rPr>
+          <w:rFonts w:ascii="Calibri" w:hAnsi="Calibri"/>
+          <w:sz w:val="21"/>
+        </w:rPr>
+        <w:t>Tom and a new online language-exchange partner talk for the first time and want to add each other's contact correctly.</w:t>
+      </w:r>
+    </w:p>
+    <w:p>
+      <w:r>
+        <w:rPr>
+          <w:rFonts w:ascii="Calibri" w:hAnsi="Calibri"/>
+          <w:i/>
+          <w:color w:val="444444"/>
+          <w:sz w:val="20"/>
+        </w:rPr>
+        <w:t>Tom và một người bạn học ngoại ngữ trực tuyến mới nói chuyện lần đầu và muốn lưu đúng tên liên hệ của nhau.</w:t>
+      </w:r>
+    </w:p>
+    <w:p>
+      <w:pPr>
+        <w:spacing w:before="200" w:after="80"/>
+        <w:shd w:val="clear" w:color="auto" w:fill="D9E2F3"/>
+      </w:pPr>
+      <w:r>
+        <w:rPr>
+          <w:rFonts w:ascii="Arial" w:hAnsi="Arial"/>
+          <w:b/>
+          <w:color w:val="1F3864"/>
+          <w:sz w:val="22"/>
+        </w:rPr>
+        <w:t xml:space="preserve">  CORE DIALOGUE / HỘI THOẠI</w:t>
+      </w:r>
+    </w:p>
+    <w:tbl>
+      <w:tblPr>
+        <w:tblStyle w:val="TableGrid"/>
+        <w:tblW w:type="auto" w:w="0"/>
+        <w:tblLayout w:type="fixed"/>
+        <w:tblLook w:firstColumn="1" w:firstRow="1" w:lastColumn="0" w:lastRow="0" w:noHBand="0" w:noVBand="1" w:val="04A0"/>
+      </w:tblPr>
+      <w:tblGrid>
+        <w:gridCol w:w="2409"/>
+        <w:gridCol w:w="2409"/>
+        <w:gridCol w:w="2409"/>
+        <w:gridCol w:w="2409"/>
+      </w:tblGrid>
+      <w:tr>
+        <w:tc>
+          <w:tcPr>
+            <w:tcW w:type="dxa" w:w="680"/>
+            <w:shd w:val="clear" w:color="auto" w:fill="1F3864"/>
+          </w:tcPr>
+          <w:p>
+            <w:pPr>
+              <w:jc w:val="center"/>
+            </w:pPr>
+            <w:r>
+              <w:rPr>
+                <w:rFonts w:ascii="Arial" w:hAnsi="Arial"/>
+                <w:b/>
+                <w:color w:val="FFFFFF"/>
+                <w:sz w:val="20"/>
+              </w:rPr>
+              <w:t>No.</w:t>
+            </w:r>
+          </w:p>
+        </w:tc>
+        <w:tc>
+          <w:tcPr>
+            <w:tcW w:type="dxa" w:w="1474"/>
+            <w:shd w:val="clear" w:color="auto" w:fill="1F3864"/>
+          </w:tcPr>
+          <w:p>
+            <w:pPr>
+              <w:jc w:val="center"/>
+            </w:pPr>
+            <w:r>
+              <w:rPr>
+                <w:rFonts w:ascii="Arial" w:hAnsi="Arial"/>
+                <w:b/>
+                <w:color w:val="FFFFFF"/>
+                <w:sz w:val="20"/>
+              </w:rPr>
+              <w:t>Speaker</w:t>
+            </w:r>
+          </w:p>
+        </w:tc>
+        <w:tc>
+          <w:tcPr>
+            <w:tcW w:type="dxa" w:w="3742"/>
+            <w:shd w:val="clear" w:color="auto" w:fill="1F3864"/>
+          </w:tcPr>
+          <w:p>
+            <w:pPr>
+              <w:jc w:val="center"/>
+            </w:pPr>
+            <w:r>
+              <w:rPr>
+                <w:rFonts w:ascii="Arial" w:hAnsi="Arial"/>
+                <w:b/>
+                <w:color w:val="FFFFFF"/>
+                <w:sz w:val="20"/>
+              </w:rPr>
+              <w:t>English</w:t>
+            </w:r>
+          </w:p>
+        </w:tc>
+        <w:tc>
+          <w:tcPr>
+            <w:tcW w:type="dxa" w:w="3742"/>
+            <w:shd w:val="clear" w:color="auto" w:fill="1F3864"/>
+          </w:tcPr>
+          <w:p>
+            <w:pPr>
+              <w:jc w:val="center"/>
+            </w:pPr>
+            <w:r>
+              <w:rPr>
+                <w:rFonts w:ascii="Arial" w:hAnsi="Arial"/>
+                <w:b/>
+                <w:color w:val="FFFFFF"/>
+                <w:sz w:val="20"/>
+              </w:rPr>
+              <w:t>Vietnamese Translation</w:t>
+            </w:r>
+          </w:p>
+        </w:tc>
+      </w:tr>
+      <w:tr>
+        <w:tc>
+          <w:tcPr>
+            <w:tcW w:type="dxa" w:w="680"/>
+          </w:tcPr>
+          <w:p>
+            <w:r>
+              <w:rPr>
+                <w:rFonts w:ascii="Calibri" w:hAnsi="Calibri"/>
+                <w:sz w:val="21"/>
+              </w:rPr>
+              <w:t>1</w:t>
+            </w:r>
+          </w:p>
+        </w:tc>
+        <w:tc>
+          <w:tcPr>
+            <w:tcW w:type="dxa" w:w="1474"/>
+          </w:tcPr>
+          <w:p>
+            <w:r>
+              <w:rPr>
+                <w:rFonts w:ascii="Calibri" w:hAnsi="Calibri"/>
+                <w:sz w:val="21"/>
+              </w:rPr>
+              <w:t>Person A</w:t>
+            </w:r>
+          </w:p>
+        </w:tc>
+        <w:tc>
+          <w:tcPr>
+            <w:tcW w:type="dxa" w:w="3742"/>
+          </w:tcPr>
+          <w:p>
+            <w:r>
+              <w:rPr>
+                <w:rFonts w:ascii="Calibri" w:hAnsi="Calibri"/>
+                <w:sz w:val="21"/>
+              </w:rPr>
+              <w:t>Hi, can you hear me okay?</w:t>
+            </w:r>
+          </w:p>
+        </w:tc>
+        <w:tc>
+          <w:tcPr>
+            <w:tcW w:type="dxa" w:w="3742"/>
+          </w:tcPr>
+          <w:p>
+            <w:r>
+              <w:rPr>
+                <w:rFonts w:ascii="Calibri" w:hAnsi="Calibri"/>
+                <w:sz w:val="21"/>
+              </w:rPr>
+              <w:t>Chào bạn, bạn nghe mình rõ không?</w:t>
+            </w:r>
+          </w:p>
+        </w:tc>
+      </w:tr>
+      <w:tr>
+        <w:tc>
+          <w:tcPr>
+            <w:tcW w:type="dxa" w:w="680"/>
+            <w:shd w:val="clear" w:color="auto" w:fill="F2F5FB"/>
+          </w:tcPr>
+          <w:p>
+            <w:r>
+              <w:rPr>
+                <w:rFonts w:ascii="Calibri" w:hAnsi="Calibri"/>
+                <w:sz w:val="21"/>
+              </w:rPr>
+              <w:t>2</w:t>
+            </w:r>
+          </w:p>
+        </w:tc>
+        <w:tc>
+          <w:tcPr>
+            <w:tcW w:type="dxa" w:w="1474"/>
+            <w:shd w:val="clear" w:color="auto" w:fill="F2F5FB"/>
+          </w:tcPr>
+          <w:p>
+            <w:r>
+              <w:rPr>
+                <w:rFonts w:ascii="Calibri" w:hAnsi="Calibri"/>
+                <w:sz w:val="21"/>
+              </w:rPr>
+              <w:t>Person B</w:t>
+            </w:r>
+          </w:p>
+        </w:tc>
+        <w:tc>
+          <w:tcPr>
+            <w:tcW w:type="dxa" w:w="3742"/>
+            <w:shd w:val="clear" w:color="auto" w:fill="F2F5FB"/>
+          </w:tcPr>
+          <w:p>
+            <w:r>
+              <w:rPr>
+                <w:rFonts w:ascii="Calibri" w:hAnsi="Calibri"/>
+                <w:sz w:val="21"/>
+              </w:rPr>
+              <w:t>Yes, I can hear you well. I'm Tom.</w:t>
+            </w:r>
+          </w:p>
+        </w:tc>
+        <w:tc>
+          <w:tcPr>
+            <w:tcW w:type="dxa" w:w="3742"/>
+            <w:shd w:val="clear" w:color="auto" w:fill="F2F5FB"/>
+          </w:tcPr>
+          <w:p>
+            <w:r>
+              <w:rPr>
+                <w:rFonts w:ascii="Calibri" w:hAnsi="Calibri"/>
+                <w:sz w:val="21"/>
+              </w:rPr>
+              <w:t>Có, mình nghe rõ. Mình là Tom.</w:t>
+            </w:r>
+          </w:p>
+        </w:tc>
+      </w:tr>
+      <w:tr>
+        <w:tc>
+          <w:tcPr>
+            <w:tcW w:type="dxa" w:w="680"/>
+          </w:tcPr>
+          <w:p>
+            <w:r>
+              <w:rPr>
+                <w:rFonts w:ascii="Calibri" w:hAnsi="Calibri"/>
+                <w:sz w:val="21"/>
+              </w:rPr>
+              <w:t>3</w:t>
+            </w:r>
+          </w:p>
+        </w:tc>
+        <w:tc>
+          <w:tcPr>
+            <w:tcW w:type="dxa" w:w="1474"/>
+          </w:tcPr>
+          <w:p>
+            <w:r>
+              <w:rPr>
+                <w:rFonts w:ascii="Calibri" w:hAnsi="Calibri"/>
+                <w:sz w:val="21"/>
+              </w:rPr>
+              <w:t>Person A</w:t>
+            </w:r>
+          </w:p>
+        </w:tc>
+        <w:tc>
+          <w:tcPr>
+            <w:tcW w:type="dxa" w:w="3742"/>
+          </w:tcPr>
+          <w:p>
+            <w:r>
+              <w:rPr>
+                <w:rFonts w:ascii="Calibri" w:hAnsi="Calibri"/>
+                <w:sz w:val="21"/>
+              </w:rPr>
+              <w:t>Nice to meet you, Tom. Let me save your name. How do you spell it?</w:t>
+            </w:r>
+          </w:p>
+        </w:tc>
+        <w:tc>
+          <w:tcPr>
+            <w:tcW w:type="dxa" w:w="3742"/>
+          </w:tcPr>
+          <w:p>
+            <w:r>
+              <w:rPr>
+                <w:rFonts w:ascii="Calibri" w:hAnsi="Calibri"/>
+                <w:sz w:val="21"/>
+              </w:rPr>
+              <w:t>Rất vui được gặp bạn, Tom. Để mình lưu tên bạn. Bạn đánh vần thế nào?</w:t>
+            </w:r>
+          </w:p>
+        </w:tc>
+      </w:tr>
+      <w:tr>
+        <w:tc>
+          <w:tcPr>
+            <w:tcW w:type="dxa" w:w="680"/>
+            <w:shd w:val="clear" w:color="auto" w:fill="F2F5FB"/>
+          </w:tcPr>
+          <w:p>
+            <w:r>
+              <w:rPr>
+                <w:rFonts w:ascii="Calibri" w:hAnsi="Calibri"/>
+                <w:sz w:val="21"/>
+              </w:rPr>
+              <w:t>4</w:t>
+            </w:r>
+          </w:p>
+        </w:tc>
+        <w:tc>
+          <w:tcPr>
+            <w:tcW w:type="dxa" w:w="1474"/>
+            <w:shd w:val="clear" w:color="auto" w:fill="F2F5FB"/>
+          </w:tcPr>
+          <w:p>
+            <w:r>
+              <w:rPr>
+                <w:rFonts w:ascii="Calibri" w:hAnsi="Calibri"/>
+                <w:sz w:val="21"/>
+              </w:rPr>
+              <w:t>Person B</w:t>
+            </w:r>
+          </w:p>
+        </w:tc>
+        <w:tc>
+          <w:tcPr>
+            <w:tcW w:type="dxa" w:w="3742"/>
+            <w:shd w:val="clear" w:color="auto" w:fill="F2F5FB"/>
+          </w:tcPr>
+          <w:p>
+            <w:r>
+              <w:rPr>
+                <w:rFonts w:ascii="Calibri" w:hAnsi="Calibri"/>
+                <w:sz w:val="21"/>
+              </w:rPr>
+              <w:t>It's T-O-M. Just four letters.</w:t>
+            </w:r>
+          </w:p>
+        </w:tc>
+        <w:tc>
+          <w:tcPr>
+            <w:tcW w:type="dxa" w:w="3742"/>
+            <w:shd w:val="clear" w:color="auto" w:fill="F2F5FB"/>
+          </w:tcPr>
+          <w:p>
+            <w:r>
+              <w:rPr>
+                <w:rFonts w:ascii="Calibri" w:hAnsi="Calibri"/>
+                <w:sz w:val="21"/>
+              </w:rPr>
+              <w:t>Là T-O-M. Chỉ bốn chữ thôi.</w:t>
+            </w:r>
+          </w:p>
+        </w:tc>
+      </w:tr>
+      <w:tr>
+        <w:tc>
+          <w:tcPr>
+            <w:tcW w:type="dxa" w:w="680"/>
+          </w:tcPr>
+          <w:p>
+            <w:r>
+              <w:rPr>
+                <w:rFonts w:ascii="Calibri" w:hAnsi="Calibri"/>
+                <w:sz w:val="21"/>
+              </w:rPr>
+              <w:t>5</w:t>
+            </w:r>
+          </w:p>
+        </w:tc>
+        <w:tc>
+          <w:tcPr>
+            <w:tcW w:type="dxa" w:w="1474"/>
+          </w:tcPr>
+          <w:p>
+            <w:r>
+              <w:rPr>
+                <w:rFonts w:ascii="Calibri" w:hAnsi="Calibri"/>
+                <w:sz w:val="21"/>
+              </w:rPr>
+              <w:t>Person A</w:t>
+            </w:r>
+          </w:p>
+        </w:tc>
+        <w:tc>
+          <w:tcPr>
+            <w:tcW w:type="dxa" w:w="3742"/>
+          </w:tcPr>
+          <w:p>
+            <w:r>
+              <w:rPr>
+                <w:rFonts w:ascii="Calibri" w:hAnsi="Calibri"/>
+                <w:sz w:val="21"/>
+              </w:rPr>
+              <w:t>T-O-M, easy. And I'm Anna.</w:t>
+            </w:r>
+          </w:p>
+        </w:tc>
+        <w:tc>
+          <w:tcPr>
+            <w:tcW w:type="dxa" w:w="3742"/>
+          </w:tcPr>
+          <w:p>
+            <w:r>
+              <w:rPr>
+                <w:rFonts w:ascii="Calibri" w:hAnsi="Calibri"/>
+                <w:sz w:val="21"/>
+              </w:rPr>
+              <w:t>T-O-M, dễ nhớ. Còn mình là Anna.</w:t>
+            </w:r>
+          </w:p>
+        </w:tc>
+      </w:tr>
+      <w:tr>
+        <w:tc>
+          <w:tcPr>
+            <w:tcW w:type="dxa" w:w="680"/>
+            <w:shd w:val="clear" w:color="auto" w:fill="F2F5FB"/>
+          </w:tcPr>
+          <w:p>
+            <w:r>
+              <w:rPr>
+                <w:rFonts w:ascii="Calibri" w:hAnsi="Calibri"/>
+                <w:sz w:val="21"/>
+              </w:rPr>
+              <w:t>6</w:t>
+            </w:r>
+          </w:p>
+        </w:tc>
+        <w:tc>
+          <w:tcPr>
+            <w:tcW w:type="dxa" w:w="1474"/>
+            <w:shd w:val="clear" w:color="auto" w:fill="F2F5FB"/>
+          </w:tcPr>
+          <w:p>
+            <w:r>
+              <w:rPr>
+                <w:rFonts w:ascii="Calibri" w:hAnsi="Calibri"/>
+                <w:sz w:val="21"/>
+              </w:rPr>
+              <w:t>Person B</w:t>
+            </w:r>
+          </w:p>
+        </w:tc>
+        <w:tc>
+          <w:tcPr>
+            <w:tcW w:type="dxa" w:w="3742"/>
+            <w:shd w:val="clear" w:color="auto" w:fill="F2F5FB"/>
+          </w:tcPr>
+          <w:p>
+            <w:r>
+              <w:rPr>
+                <w:rFonts w:ascii="Calibri" w:hAnsi="Calibri"/>
+                <w:sz w:val="21"/>
+              </w:rPr>
+              <w:t>Sorry, is that Anna with one N or two?</w:t>
+            </w:r>
+          </w:p>
+        </w:tc>
+        <w:tc>
+          <w:tcPr>
+            <w:tcW w:type="dxa" w:w="3742"/>
+            <w:shd w:val="clear" w:color="auto" w:fill="F2F5FB"/>
+          </w:tcPr>
+          <w:p>
+            <w:r>
+              <w:rPr>
+                <w:rFonts w:ascii="Calibri" w:hAnsi="Calibri"/>
+                <w:sz w:val="21"/>
+              </w:rPr>
+              <w:t>Xin lỗi, Anna là một chữ N hay hai chữ N vậy?</w:t>
+            </w:r>
+          </w:p>
+        </w:tc>
+      </w:tr>
+      <w:tr>
+        <w:tc>
+          <w:tcPr>
+            <w:tcW w:type="dxa" w:w="680"/>
+          </w:tcPr>
+          <w:p>
+            <w:r>
+              <w:rPr>
+                <w:rFonts w:ascii="Calibri" w:hAnsi="Calibri"/>
+                <w:sz w:val="21"/>
+              </w:rPr>
+              <w:t>7</w:t>
+            </w:r>
+          </w:p>
+        </w:tc>
+        <w:tc>
+          <w:tcPr>
+            <w:tcW w:type="dxa" w:w="1474"/>
+          </w:tcPr>
+          <w:p>
+            <w:r>
+              <w:rPr>
+                <w:rFonts w:ascii="Calibri" w:hAnsi="Calibri"/>
+                <w:sz w:val="21"/>
+              </w:rPr>
+              <w:t>Person A</w:t>
+            </w:r>
+          </w:p>
+        </w:tc>
+        <w:tc>
+          <w:tcPr>
+            <w:tcW w:type="dxa" w:w="3742"/>
+          </w:tcPr>
+          <w:p>
+            <w:r>
+              <w:rPr>
+                <w:rFonts w:ascii="Calibri" w:hAnsi="Calibri"/>
+                <w:sz w:val="21"/>
+              </w:rPr>
+              <w:t>Two Ns. A-N-N-A.</w:t>
+            </w:r>
+          </w:p>
+        </w:tc>
+        <w:tc>
+          <w:tcPr>
+            <w:tcW w:type="dxa" w:w="3742"/>
+          </w:tcPr>
+          <w:p>
+            <w:r>
+              <w:rPr>
+                <w:rFonts w:ascii="Calibri" w:hAnsi="Calibri"/>
+                <w:sz w:val="21"/>
+              </w:rPr>
+              <w:t>Hai chữ N. A-N-N-A.</w:t>
+            </w:r>
+          </w:p>
+        </w:tc>
+      </w:tr>
+      <w:tr>
+        <w:tc>
+          <w:tcPr>
+            <w:tcW w:type="dxa" w:w="680"/>
+            <w:shd w:val="clear" w:color="auto" w:fill="F2F5FB"/>
+          </w:tcPr>
+          <w:p>
+            <w:r>
+              <w:rPr>
+                <w:rFonts w:ascii="Calibri" w:hAnsi="Calibri"/>
+                <w:sz w:val="21"/>
+              </w:rPr>
+              <w:t>8</w:t>
+            </w:r>
+          </w:p>
+        </w:tc>
+        <w:tc>
+          <w:tcPr>
+            <w:tcW w:type="dxa" w:w="1474"/>
+            <w:shd w:val="clear" w:color="auto" w:fill="F2F5FB"/>
+          </w:tcPr>
+          <w:p>
+            <w:r>
+              <w:rPr>
+                <w:rFonts w:ascii="Calibri" w:hAnsi="Calibri"/>
+                <w:sz w:val="21"/>
+              </w:rPr>
+              <w:t>Person B</w:t>
+            </w:r>
+          </w:p>
+        </w:tc>
+        <w:tc>
+          <w:tcPr>
+            <w:tcW w:type="dxa" w:w="3742"/>
+            <w:shd w:val="clear" w:color="auto" w:fill="F2F5FB"/>
+          </w:tcPr>
+          <w:p>
+            <w:r>
+              <w:rPr>
+                <w:rFonts w:ascii="Calibri" w:hAnsi="Calibri"/>
+                <w:sz w:val="21"/>
+              </w:rPr>
+              <w:t>Got it, Anna. Thanks for practising with me today.</w:t>
+            </w:r>
+          </w:p>
+        </w:tc>
+        <w:tc>
+          <w:tcPr>
+            <w:tcW w:type="dxa" w:w="3742"/>
+            <w:shd w:val="clear" w:color="auto" w:fill="F2F5FB"/>
+          </w:tcPr>
+          <w:p>
+            <w:r>
+              <w:rPr>
+                <w:rFonts w:ascii="Calibri" w:hAnsi="Calibri"/>
+                <w:sz w:val="21"/>
+              </w:rPr>
+              <w:t>Mình ghi rồi, Anna. Cảm ơn bạn đã luyện tập cùng mình hôm nay.</w:t>
+            </w:r>
+          </w:p>
+        </w:tc>
+      </w:tr>
+      <w:tr>
+        <w:tc>
+          <w:tcPr>
+            <w:tcW w:type="dxa" w:w="680"/>
+          </w:tcPr>
+          <w:p>
+            <w:r>
+              <w:rPr>
+                <w:rFonts w:ascii="Calibri" w:hAnsi="Calibri"/>
+                <w:sz w:val="21"/>
+              </w:rPr>
+              <w:t>9</w:t>
+            </w:r>
+          </w:p>
+        </w:tc>
+        <w:tc>
+          <w:tcPr>
+            <w:tcW w:type="dxa" w:w="1474"/>
+          </w:tcPr>
+          <w:p>
+            <w:r>
+              <w:rPr>
+                <w:rFonts w:ascii="Calibri" w:hAnsi="Calibri"/>
+                <w:sz w:val="21"/>
+              </w:rPr>
+              <w:t>Person A</w:t>
+            </w:r>
+          </w:p>
+        </w:tc>
+        <w:tc>
+          <w:tcPr>
+            <w:tcW w:type="dxa" w:w="3742"/>
+          </w:tcPr>
+          <w:p>
+            <w:r>
+              <w:rPr>
+                <w:rFonts w:ascii="Calibri" w:hAnsi="Calibri"/>
+                <w:sz w:val="21"/>
+              </w:rPr>
+              <w:t>You're welcome. See you next time!</w:t>
+            </w:r>
+          </w:p>
+        </w:tc>
+        <w:tc>
+          <w:tcPr>
+            <w:tcW w:type="dxa" w:w="3742"/>
+          </w:tcPr>
+          <w:p>
+            <w:r>
+              <w:rPr>
+                <w:rFonts w:ascii="Calibri" w:hAnsi="Calibri"/>
+                <w:sz w:val="21"/>
+              </w:rPr>
+              <w:t>Không có gì. Hẹn gặp lại lần sau nha!</w:t>
+            </w:r>
+          </w:p>
+        </w:tc>
+      </w:tr>
+    </w:tbl>
+    <w:p>
+      <w:pPr>
+        <w:sectPr>
+          <w:footerReference w:type="default" r:id="rId21"/>
+          <w:pgSz w:w="11906" w:h="16838"/>
+          <w:pgMar w:top="1020" w:right="1134" w:bottom="1020" w:left="1134" w:header="720" w:footer="720" w:gutter="0"/>
+          <w:cols w:space="720"/>
+          <w:docGrid w:linePitch="360"/>
+        </w:sectPr>
+      </w:pPr>
+    </w:p>
+    <w:p>
+      <w:pPr>
+        <w:jc w:val="center"/>
+      </w:pPr>
+      <w:r>
+        <w:rPr>
+          <w:rFonts w:ascii="Arial" w:hAnsi="Arial"/>
+          <w:b/>
+          <w:color w:val="1F3864"/>
+          <w:sz w:val="26"/>
+        </w:rPr>
+        <w:t>PRACTICAL EVERYDAY ENGLISH</w:t>
+      </w:r>
+    </w:p>
+    <w:p>
+      <w:pPr>
+        <w:spacing w:after="240"/>
+        <w:jc w:val="center"/>
+      </w:pPr>
+      <w:r>
+        <w:rPr>
+          <w:rFonts w:ascii="Arial" w:hAnsi="Arial"/>
+          <w:i/>
+          <w:color w:val="444444"/>
+          <w:sz w:val="20"/>
+        </w:rPr>
+        <w:t>TIẾNG ANH GIAO TIẾP THỰC CHIẾN</w:t>
+      </w:r>
+    </w:p>
+    <w:tbl>
+      <w:tblPr>
+        <w:tblW w:type="auto" w:w="0"/>
+        <w:jc w:val="center"/>
+        <w:tblLayout w:type="fixed"/>
+        <w:tblLook w:firstColumn="1" w:firstRow="1" w:lastColumn="0" w:lastRow="0" w:noHBand="0" w:noVBand="1" w:val="04A0"/>
+      </w:tblPr>
+      <w:tblGrid>
+        <w:gridCol w:w="4819"/>
+        <w:gridCol w:w="4819"/>
+      </w:tblGrid>
+      <w:tr>
+        <w:tc>
+          <w:tcPr>
+            <w:tcW w:type="dxa" w:w="1814"/>
+            <w:shd w:val="clear" w:color="auto" w:fill="1F3864"/>
+          </w:tcPr>
+          <w:p>
+            <w:pPr>
+              <w:jc w:val="center"/>
+            </w:pPr>
+            <w:r>
+              <w:rPr>
+                <w:rFonts w:ascii="Arial" w:hAnsi="Arial"/>
+                <w:b/>
+                <w:color w:val="FFFFFF"/>
+                <w:sz w:val="28"/>
+              </w:rPr>
+              <w:t>Pre-A1.1</w:t>
+            </w:r>
+          </w:p>
+          <w:p>
+            <w:pPr>
+              <w:jc w:val="center"/>
+            </w:pPr>
+            <w:r>
+              <w:rPr>
+                <w:rFonts w:ascii="Arial" w:hAnsi="Arial"/>
+                <w:color w:val="FFFFFF"/>
+                <w:sz w:val="16"/>
+              </w:rPr>
+              <w:t>LESSON 014</w:t>
+            </w:r>
+          </w:p>
+        </w:tc>
+        <w:tc>
+          <w:tcPr>
+            <w:tcW w:type="dxa" w:w="7824"/>
+            <w:shd w:val="clear" w:color="auto" w:fill="D9E2F3"/>
+          </w:tcPr>
+          <w:p>
+            <w:r>
+              <w:rPr>
+                <w:rFonts w:ascii="Arial" w:hAnsi="Arial"/>
+                <w:b/>
+                <w:color w:val="1F3864"/>
+                <w:sz w:val="32"/>
+              </w:rPr>
+              <w:t>Joining the Local Library</w:t>
+            </w:r>
+          </w:p>
+          <w:p>
+            <w:r>
+              <w:rPr>
+                <w:rFonts w:ascii="Arial" w:hAnsi="Arial"/>
+                <w:i/>
+                <w:color w:val="333333"/>
+                <w:sz w:val="22"/>
+              </w:rPr>
+              <w:t>Đăng ký thẻ thư viện</w:t>
+            </w:r>
+          </w:p>
+        </w:tc>
+      </w:tr>
+    </w:tbl>
+    <w:p>
+      <w:pPr>
+        <w:spacing w:after="80"/>
+      </w:pPr>
+    </w:p>
+    <w:p>
+      <w:pPr>
+        <w:spacing w:before="200" w:after="80"/>
+        <w:shd w:val="clear" w:color="auto" w:fill="D9E2F3"/>
+      </w:pPr>
+      <w:r>
+        <w:rPr>
+          <w:rFonts w:ascii="Arial" w:hAnsi="Arial"/>
+          <w:b/>
+          <w:color w:val="1F3864"/>
+          <w:sz w:val="22"/>
+        </w:rPr>
+        <w:t xml:space="preserve">  SITUATION / BỐI CẢNH</w:t>
+      </w:r>
+    </w:p>
+    <w:p>
+      <w:r>
+        <w:rPr>
+          <w:rFonts w:ascii="Calibri" w:hAnsi="Calibri"/>
+          <w:sz w:val="21"/>
+        </w:rPr>
+        <w:t>Lily visits the local library for the first time and applies for a library card.</w:t>
+      </w:r>
+    </w:p>
+    <w:p>
+      <w:r>
+        <w:rPr>
+          <w:rFonts w:ascii="Calibri" w:hAnsi="Calibri"/>
+          <w:i/>
+          <w:color w:val="444444"/>
+          <w:sz w:val="20"/>
+        </w:rPr>
+        <w:t>Lily đến thư viện địa phương lần đầu và đăng ký làm thẻ thư viện.</w:t>
+      </w:r>
+    </w:p>
+    <w:p>
+      <w:pPr>
+        <w:spacing w:before="200" w:after="80"/>
+        <w:shd w:val="clear" w:color="auto" w:fill="D9E2F3"/>
+      </w:pPr>
+      <w:r>
+        <w:rPr>
+          <w:rFonts w:ascii="Arial" w:hAnsi="Arial"/>
+          <w:b/>
+          <w:color w:val="1F3864"/>
+          <w:sz w:val="22"/>
+        </w:rPr>
+        <w:t xml:space="preserve">  CORE DIALOGUE / HỘI THOẠI</w:t>
+      </w:r>
+    </w:p>
+    <w:tbl>
+      <w:tblPr>
+        <w:tblStyle w:val="TableGrid"/>
+        <w:tblW w:type="auto" w:w="0"/>
+        <w:tblLayout w:type="fixed"/>
+        <w:tblLook w:firstColumn="1" w:firstRow="1" w:lastColumn="0" w:lastRow="0" w:noHBand="0" w:noVBand="1" w:val="04A0"/>
+      </w:tblPr>
+      <w:tblGrid>
+        <w:gridCol w:w="2409"/>
+        <w:gridCol w:w="2409"/>
+        <w:gridCol w:w="2409"/>
+        <w:gridCol w:w="2409"/>
+      </w:tblGrid>
+      <w:tr>
+        <w:tc>
+          <w:tcPr>
+            <w:tcW w:type="dxa" w:w="680"/>
+            <w:shd w:val="clear" w:color="auto" w:fill="1F3864"/>
+          </w:tcPr>
+          <w:p>
+            <w:pPr>
+              <w:jc w:val="center"/>
+            </w:pPr>
+            <w:r>
+              <w:rPr>
+                <w:rFonts w:ascii="Arial" w:hAnsi="Arial"/>
+                <w:b/>
+                <w:color w:val="FFFFFF"/>
+                <w:sz w:val="20"/>
+              </w:rPr>
+              <w:t>No.</w:t>
+            </w:r>
+          </w:p>
+        </w:tc>
+        <w:tc>
+          <w:tcPr>
+            <w:tcW w:type="dxa" w:w="1474"/>
+            <w:shd w:val="clear" w:color="auto" w:fill="1F3864"/>
+          </w:tcPr>
+          <w:p>
+            <w:pPr>
+              <w:jc w:val="center"/>
+            </w:pPr>
+            <w:r>
+              <w:rPr>
+                <w:rFonts w:ascii="Arial" w:hAnsi="Arial"/>
+                <w:b/>
+                <w:color w:val="FFFFFF"/>
+                <w:sz w:val="20"/>
+              </w:rPr>
+              <w:t>Speaker</w:t>
+            </w:r>
+          </w:p>
+        </w:tc>
+        <w:tc>
+          <w:tcPr>
+            <w:tcW w:type="dxa" w:w="3742"/>
+            <w:shd w:val="clear" w:color="auto" w:fill="1F3864"/>
+          </w:tcPr>
+          <w:p>
+            <w:pPr>
+              <w:jc w:val="center"/>
+            </w:pPr>
+            <w:r>
+              <w:rPr>
+                <w:rFonts w:ascii="Arial" w:hAnsi="Arial"/>
+                <w:b/>
+                <w:color w:val="FFFFFF"/>
+                <w:sz w:val="20"/>
+              </w:rPr>
+              <w:t>English</w:t>
+            </w:r>
+          </w:p>
+        </w:tc>
+        <w:tc>
+          <w:tcPr>
+            <w:tcW w:type="dxa" w:w="3742"/>
+            <w:shd w:val="clear" w:color="auto" w:fill="1F3864"/>
+          </w:tcPr>
+          <w:p>
+            <w:pPr>
+              <w:jc w:val="center"/>
+            </w:pPr>
+            <w:r>
+              <w:rPr>
+                <w:rFonts w:ascii="Arial" w:hAnsi="Arial"/>
+                <w:b/>
+                <w:color w:val="FFFFFF"/>
+                <w:sz w:val="20"/>
+              </w:rPr>
+              <w:t>Vietnamese Translation</w:t>
+            </w:r>
+          </w:p>
+        </w:tc>
+      </w:tr>
+      <w:tr>
+        <w:tc>
+          <w:tcPr>
+            <w:tcW w:type="dxa" w:w="680"/>
+          </w:tcPr>
+          <w:p>
+            <w:r>
+              <w:rPr>
+                <w:rFonts w:ascii="Calibri" w:hAnsi="Calibri"/>
+                <w:sz w:val="21"/>
+              </w:rPr>
+              <w:t>1</w:t>
+            </w:r>
+          </w:p>
+        </w:tc>
+        <w:tc>
+          <w:tcPr>
+            <w:tcW w:type="dxa" w:w="1474"/>
+          </w:tcPr>
+          <w:p>
+            <w:r>
+              <w:rPr>
+                <w:rFonts w:ascii="Calibri" w:hAnsi="Calibri"/>
+                <w:sz w:val="21"/>
+              </w:rPr>
+              <w:t>Person A</w:t>
+            </w:r>
+          </w:p>
+        </w:tc>
+        <w:tc>
+          <w:tcPr>
+            <w:tcW w:type="dxa" w:w="3742"/>
+          </w:tcPr>
+          <w:p>
+            <w:r>
+              <w:rPr>
+                <w:rFonts w:ascii="Calibri" w:hAnsi="Calibri"/>
+                <w:sz w:val="21"/>
+              </w:rPr>
+              <w:t>Hi, I'd like to get a library card, please.</w:t>
+            </w:r>
+          </w:p>
+        </w:tc>
+        <w:tc>
+          <w:tcPr>
+            <w:tcW w:type="dxa" w:w="3742"/>
+          </w:tcPr>
+          <w:p>
+            <w:r>
+              <w:rPr>
+                <w:rFonts w:ascii="Calibri" w:hAnsi="Calibri"/>
+                <w:sz w:val="21"/>
+              </w:rPr>
+              <w:t>Chào anh, em muốn làm một thẻ thư viện.</w:t>
+            </w:r>
+          </w:p>
+        </w:tc>
+      </w:tr>
+      <w:tr>
+        <w:tc>
+          <w:tcPr>
+            <w:tcW w:type="dxa" w:w="680"/>
+            <w:shd w:val="clear" w:color="auto" w:fill="F2F5FB"/>
+          </w:tcPr>
+          <w:p>
+            <w:r>
+              <w:rPr>
+                <w:rFonts w:ascii="Calibri" w:hAnsi="Calibri"/>
+                <w:sz w:val="21"/>
+              </w:rPr>
+              <w:t>2</w:t>
+            </w:r>
+          </w:p>
+        </w:tc>
+        <w:tc>
+          <w:tcPr>
+            <w:tcW w:type="dxa" w:w="1474"/>
+            <w:shd w:val="clear" w:color="auto" w:fill="F2F5FB"/>
+          </w:tcPr>
+          <w:p>
+            <w:r>
+              <w:rPr>
+                <w:rFonts w:ascii="Calibri" w:hAnsi="Calibri"/>
+                <w:sz w:val="21"/>
+              </w:rPr>
+              <w:t>Person B</w:t>
+            </w:r>
+          </w:p>
+        </w:tc>
+        <w:tc>
+          <w:tcPr>
+            <w:tcW w:type="dxa" w:w="3742"/>
+            <w:shd w:val="clear" w:color="auto" w:fill="F2F5FB"/>
+          </w:tcPr>
+          <w:p>
+            <w:r>
+              <w:rPr>
+                <w:rFonts w:ascii="Calibri" w:hAnsi="Calibri"/>
+                <w:sz w:val="21"/>
+              </w:rPr>
+              <w:t>Sure. What's your first name?</w:t>
+            </w:r>
+          </w:p>
+        </w:tc>
+        <w:tc>
+          <w:tcPr>
+            <w:tcW w:type="dxa" w:w="3742"/>
+            <w:shd w:val="clear" w:color="auto" w:fill="F2F5FB"/>
+          </w:tcPr>
+          <w:p>
+            <w:r>
+              <w:rPr>
+                <w:rFonts w:ascii="Calibri" w:hAnsi="Calibri"/>
+                <w:sz w:val="21"/>
+              </w:rPr>
+              <w:t>Được. Tên của em là gì?</w:t>
+            </w:r>
+          </w:p>
+        </w:tc>
+      </w:tr>
+      <w:tr>
+        <w:tc>
+          <w:tcPr>
+            <w:tcW w:type="dxa" w:w="680"/>
+          </w:tcPr>
+          <w:p>
+            <w:r>
+              <w:rPr>
+                <w:rFonts w:ascii="Calibri" w:hAnsi="Calibri"/>
+                <w:sz w:val="21"/>
+              </w:rPr>
+              <w:t>3</w:t>
+            </w:r>
+          </w:p>
+        </w:tc>
+        <w:tc>
+          <w:tcPr>
+            <w:tcW w:type="dxa" w:w="1474"/>
+          </w:tcPr>
+          <w:p>
+            <w:r>
+              <w:rPr>
+                <w:rFonts w:ascii="Calibri" w:hAnsi="Calibri"/>
+                <w:sz w:val="21"/>
+              </w:rPr>
+              <w:t>Person A</w:t>
+            </w:r>
+          </w:p>
+        </w:tc>
+        <w:tc>
+          <w:tcPr>
+            <w:tcW w:type="dxa" w:w="3742"/>
+          </w:tcPr>
+          <w:p>
+            <w:r>
+              <w:rPr>
+                <w:rFonts w:ascii="Calibri" w:hAnsi="Calibri"/>
+                <w:sz w:val="21"/>
+              </w:rPr>
+              <w:t>It's Lily.</w:t>
+            </w:r>
+          </w:p>
+        </w:tc>
+        <w:tc>
+          <w:tcPr>
+            <w:tcW w:type="dxa" w:w="3742"/>
+          </w:tcPr>
+          <w:p>
+            <w:r>
+              <w:rPr>
+                <w:rFonts w:ascii="Calibri" w:hAnsi="Calibri"/>
+                <w:sz w:val="21"/>
+              </w:rPr>
+              <w:t>Tên em là Lily.</w:t>
+            </w:r>
+          </w:p>
+        </w:tc>
+      </w:tr>
+      <w:tr>
+        <w:tc>
+          <w:tcPr>
+            <w:tcW w:type="dxa" w:w="680"/>
+            <w:shd w:val="clear" w:color="auto" w:fill="F2F5FB"/>
+          </w:tcPr>
+          <w:p>
+            <w:r>
+              <w:rPr>
+                <w:rFonts w:ascii="Calibri" w:hAnsi="Calibri"/>
+                <w:sz w:val="21"/>
+              </w:rPr>
+              <w:t>4</w:t>
+            </w:r>
+          </w:p>
+        </w:tc>
+        <w:tc>
+          <w:tcPr>
+            <w:tcW w:type="dxa" w:w="1474"/>
+            <w:shd w:val="clear" w:color="auto" w:fill="F2F5FB"/>
+          </w:tcPr>
+          <w:p>
+            <w:r>
+              <w:rPr>
+                <w:rFonts w:ascii="Calibri" w:hAnsi="Calibri"/>
+                <w:sz w:val="21"/>
+              </w:rPr>
+              <w:t>Person B</w:t>
+            </w:r>
+          </w:p>
+        </w:tc>
+        <w:tc>
+          <w:tcPr>
+            <w:tcW w:type="dxa" w:w="3742"/>
+            <w:shd w:val="clear" w:color="auto" w:fill="F2F5FB"/>
+          </w:tcPr>
+          <w:p>
+            <w:r>
+              <w:rPr>
+                <w:rFonts w:ascii="Calibri" w:hAnsi="Calibri"/>
+                <w:sz w:val="21"/>
+              </w:rPr>
+              <w:t>Lily... is that L-I-L-Y?</w:t>
+            </w:r>
+          </w:p>
+        </w:tc>
+        <w:tc>
+          <w:tcPr>
+            <w:tcW w:type="dxa" w:w="3742"/>
+            <w:shd w:val="clear" w:color="auto" w:fill="F2F5FB"/>
+          </w:tcPr>
+          <w:p>
+            <w:r>
+              <w:rPr>
+                <w:rFonts w:ascii="Calibri" w:hAnsi="Calibri"/>
+                <w:sz w:val="21"/>
+              </w:rPr>
+              <w:t>Lily... có phải là L-I-L-Y không?</w:t>
+            </w:r>
+          </w:p>
+        </w:tc>
+      </w:tr>
+      <w:tr>
+        <w:tc>
+          <w:tcPr>
+            <w:tcW w:type="dxa" w:w="680"/>
+          </w:tcPr>
+          <w:p>
+            <w:r>
+              <w:rPr>
+                <w:rFonts w:ascii="Calibri" w:hAnsi="Calibri"/>
+                <w:sz w:val="21"/>
+              </w:rPr>
+              <w:t>5</w:t>
+            </w:r>
+          </w:p>
+        </w:tc>
+        <w:tc>
+          <w:tcPr>
+            <w:tcW w:type="dxa" w:w="1474"/>
+          </w:tcPr>
+          <w:p>
+            <w:r>
+              <w:rPr>
+                <w:rFonts w:ascii="Calibri" w:hAnsi="Calibri"/>
+                <w:sz w:val="21"/>
+              </w:rPr>
+              <w:t>Person A</w:t>
+            </w:r>
+          </w:p>
+        </w:tc>
+        <w:tc>
+          <w:tcPr>
+            <w:tcW w:type="dxa" w:w="3742"/>
+          </w:tcPr>
+          <w:p>
+            <w:r>
+              <w:rPr>
+                <w:rFonts w:ascii="Calibri" w:hAnsi="Calibri"/>
+                <w:sz w:val="21"/>
+              </w:rPr>
+              <w:t>Yes, exactly. L-I-L-Y.</w:t>
+            </w:r>
+          </w:p>
+        </w:tc>
+        <w:tc>
+          <w:tcPr>
+            <w:tcW w:type="dxa" w:w="3742"/>
+          </w:tcPr>
+          <w:p>
+            <w:r>
+              <w:rPr>
+                <w:rFonts w:ascii="Calibri" w:hAnsi="Calibri"/>
+                <w:sz w:val="21"/>
+              </w:rPr>
+              <w:t>Đúng rồi ạ. L-I-L-Y.</w:t>
+            </w:r>
+          </w:p>
+        </w:tc>
+      </w:tr>
+      <w:tr>
+        <w:tc>
+          <w:tcPr>
+            <w:tcW w:type="dxa" w:w="680"/>
+            <w:shd w:val="clear" w:color="auto" w:fill="F2F5FB"/>
+          </w:tcPr>
+          <w:p>
+            <w:r>
+              <w:rPr>
+                <w:rFonts w:ascii="Calibri" w:hAnsi="Calibri"/>
+                <w:sz w:val="21"/>
+              </w:rPr>
+              <w:t>6</w:t>
+            </w:r>
+          </w:p>
+        </w:tc>
+        <w:tc>
+          <w:tcPr>
+            <w:tcW w:type="dxa" w:w="1474"/>
+            <w:shd w:val="clear" w:color="auto" w:fill="F2F5FB"/>
+          </w:tcPr>
+          <w:p>
+            <w:r>
+              <w:rPr>
+                <w:rFonts w:ascii="Calibri" w:hAnsi="Calibri"/>
+                <w:sz w:val="21"/>
+              </w:rPr>
+              <w:t>Person B</w:t>
+            </w:r>
+          </w:p>
+        </w:tc>
+        <w:tc>
+          <w:tcPr>
+            <w:tcW w:type="dxa" w:w="3742"/>
+            <w:shd w:val="clear" w:color="auto" w:fill="F2F5FB"/>
+          </w:tcPr>
+          <w:p>
+            <w:r>
+              <w:rPr>
+                <w:rFonts w:ascii="Calibri" w:hAnsi="Calibri"/>
+                <w:sz w:val="21"/>
+              </w:rPr>
+              <w:t>Thanks. And could I see some ID, please?</w:t>
+            </w:r>
+          </w:p>
+        </w:tc>
+        <w:tc>
+          <w:tcPr>
+            <w:tcW w:type="dxa" w:w="3742"/>
+            <w:shd w:val="clear" w:color="auto" w:fill="F2F5FB"/>
+          </w:tcPr>
+          <w:p>
+            <w:r>
+              <w:rPr>
+                <w:rFonts w:ascii="Calibri" w:hAnsi="Calibri"/>
+                <w:sz w:val="21"/>
+              </w:rPr>
+              <w:t>Em cảm ơn. Anh cho em xem giấy tờ tùy thân được không?</w:t>
+            </w:r>
+          </w:p>
+        </w:tc>
+      </w:tr>
+      <w:tr>
+        <w:tc>
+          <w:tcPr>
+            <w:tcW w:type="dxa" w:w="680"/>
+          </w:tcPr>
+          <w:p>
+            <w:r>
+              <w:rPr>
+                <w:rFonts w:ascii="Calibri" w:hAnsi="Calibri"/>
+                <w:sz w:val="21"/>
+              </w:rPr>
+              <w:t>7</w:t>
+            </w:r>
+          </w:p>
+        </w:tc>
+        <w:tc>
+          <w:tcPr>
+            <w:tcW w:type="dxa" w:w="1474"/>
+          </w:tcPr>
+          <w:p>
+            <w:r>
+              <w:rPr>
+                <w:rFonts w:ascii="Calibri" w:hAnsi="Calibri"/>
+                <w:sz w:val="21"/>
+              </w:rPr>
+              <w:t>Person A</w:t>
+            </w:r>
+          </w:p>
+        </w:tc>
+        <w:tc>
+          <w:tcPr>
+            <w:tcW w:type="dxa" w:w="3742"/>
+          </w:tcPr>
+          <w:p>
+            <w:r>
+              <w:rPr>
+                <w:rFonts w:ascii="Calibri" w:hAnsi="Calibri"/>
+                <w:sz w:val="21"/>
+              </w:rPr>
+              <w:t>Yes, here's my student card.</w:t>
+            </w:r>
+          </w:p>
+        </w:tc>
+        <w:tc>
+          <w:tcPr>
+            <w:tcW w:type="dxa" w:w="3742"/>
+          </w:tcPr>
+          <w:p>
+            <w:r>
+              <w:rPr>
+                <w:rFonts w:ascii="Calibri" w:hAnsi="Calibri"/>
+                <w:sz w:val="21"/>
+              </w:rPr>
+              <w:t>Được, đây là thẻ học sinh của em.</w:t>
+            </w:r>
+          </w:p>
+        </w:tc>
+      </w:tr>
+      <w:tr>
+        <w:tc>
+          <w:tcPr>
+            <w:tcW w:type="dxa" w:w="680"/>
+            <w:shd w:val="clear" w:color="auto" w:fill="F2F5FB"/>
+          </w:tcPr>
+          <w:p>
+            <w:r>
+              <w:rPr>
+                <w:rFonts w:ascii="Calibri" w:hAnsi="Calibri"/>
+                <w:sz w:val="21"/>
+              </w:rPr>
+              <w:t>8</w:t>
+            </w:r>
+          </w:p>
+        </w:tc>
+        <w:tc>
+          <w:tcPr>
+            <w:tcW w:type="dxa" w:w="1474"/>
+            <w:shd w:val="clear" w:color="auto" w:fill="F2F5FB"/>
+          </w:tcPr>
+          <w:p>
+            <w:r>
+              <w:rPr>
+                <w:rFonts w:ascii="Calibri" w:hAnsi="Calibri"/>
+                <w:sz w:val="21"/>
+              </w:rPr>
+              <w:t>Person B</w:t>
+            </w:r>
+          </w:p>
+        </w:tc>
+        <w:tc>
+          <w:tcPr>
+            <w:tcW w:type="dxa" w:w="3742"/>
+            <w:shd w:val="clear" w:color="auto" w:fill="F2F5FB"/>
+          </w:tcPr>
+          <w:p>
+            <w:r>
+              <w:rPr>
+                <w:rFonts w:ascii="Calibri" w:hAnsi="Calibri"/>
+                <w:sz w:val="21"/>
+              </w:rPr>
+              <w:t>Perfect. Your card will be ready in five minutes.</w:t>
+            </w:r>
+          </w:p>
+        </w:tc>
+        <w:tc>
+          <w:tcPr>
+            <w:tcW w:type="dxa" w:w="3742"/>
+            <w:shd w:val="clear" w:color="auto" w:fill="F2F5FB"/>
+          </w:tcPr>
+          <w:p>
+            <w:r>
+              <w:rPr>
+                <w:rFonts w:ascii="Calibri" w:hAnsi="Calibri"/>
+                <w:sz w:val="21"/>
+              </w:rPr>
+              <w:t>Tốt rồi. Thẻ của em sẽ xong trong năm phút nữa.</w:t>
+            </w:r>
+          </w:p>
+        </w:tc>
+      </w:tr>
+      <w:tr>
+        <w:tc>
+          <w:tcPr>
+            <w:tcW w:type="dxa" w:w="680"/>
+          </w:tcPr>
+          <w:p>
+            <w:r>
+              <w:rPr>
+                <w:rFonts w:ascii="Calibri" w:hAnsi="Calibri"/>
+                <w:sz w:val="21"/>
+              </w:rPr>
+              <w:t>9</w:t>
+            </w:r>
+          </w:p>
+        </w:tc>
+        <w:tc>
+          <w:tcPr>
+            <w:tcW w:type="dxa" w:w="1474"/>
+          </w:tcPr>
+          <w:p>
+            <w:r>
+              <w:rPr>
+                <w:rFonts w:ascii="Calibri" w:hAnsi="Calibri"/>
+                <w:sz w:val="21"/>
+              </w:rPr>
+              <w:t>Person A</w:t>
+            </w:r>
+          </w:p>
+        </w:tc>
+        <w:tc>
+          <w:tcPr>
+            <w:tcW w:type="dxa" w:w="3742"/>
+          </w:tcPr>
+          <w:p>
+            <w:r>
+              <w:rPr>
+                <w:rFonts w:ascii="Calibri" w:hAnsi="Calibri"/>
+                <w:sz w:val="21"/>
+              </w:rPr>
+              <w:t>Great, thank you so much.</w:t>
+            </w:r>
+          </w:p>
+        </w:tc>
+        <w:tc>
+          <w:tcPr>
+            <w:tcW w:type="dxa" w:w="3742"/>
+          </w:tcPr>
+          <w:p>
+            <w:r>
+              <w:rPr>
+                <w:rFonts w:ascii="Calibri" w:hAnsi="Calibri"/>
+                <w:sz w:val="21"/>
+              </w:rPr>
+              <w:t>Tuyệt, em cảm ơn anh nhiều.</w:t>
+            </w:r>
+          </w:p>
+        </w:tc>
+      </w:tr>
+    </w:tbl>
+    <w:p>
+      <w:pPr>
+        <w:sectPr>
+          <w:footerReference w:type="default" r:id="rId22"/>
+          <w:pgSz w:w="11906" w:h="16838"/>
+          <w:pgMar w:top="1020" w:right="1134" w:bottom="1020" w:left="1134" w:header="720" w:footer="720" w:gutter="0"/>
+          <w:cols w:space="720"/>
+          <w:docGrid w:linePitch="360"/>
+        </w:sectPr>
+      </w:pPr>
+    </w:p>
+    <w:p>
+      <w:pPr>
+        <w:jc w:val="center"/>
+      </w:pPr>
+      <w:r>
+        <w:rPr>
+          <w:rFonts w:ascii="Arial" w:hAnsi="Arial"/>
+          <w:b/>
+          <w:color w:val="1F3864"/>
+          <w:sz w:val="26"/>
+        </w:rPr>
+        <w:t>PRACTICAL EVERYDAY ENGLISH</w:t>
+      </w:r>
+    </w:p>
+    <w:p>
+      <w:pPr>
+        <w:spacing w:after="240"/>
+        <w:jc w:val="center"/>
+      </w:pPr>
+      <w:r>
+        <w:rPr>
+          <w:rFonts w:ascii="Arial" w:hAnsi="Arial"/>
+          <w:i/>
+          <w:color w:val="444444"/>
+          <w:sz w:val="20"/>
+        </w:rPr>
+        <w:t>TIẾNG ANH GIAO TIẾP THỰC CHIẾN</w:t>
+      </w:r>
+    </w:p>
+    <w:tbl>
+      <w:tblPr>
+        <w:tblW w:type="auto" w:w="0"/>
+        <w:jc w:val="center"/>
+        <w:tblLayout w:type="fixed"/>
+        <w:tblLook w:firstColumn="1" w:firstRow="1" w:lastColumn="0" w:lastRow="0" w:noHBand="0" w:noVBand="1" w:val="04A0"/>
+      </w:tblPr>
+      <w:tblGrid>
+        <w:gridCol w:w="4819"/>
+        <w:gridCol w:w="4819"/>
+      </w:tblGrid>
+      <w:tr>
+        <w:tc>
+          <w:tcPr>
+            <w:tcW w:type="dxa" w:w="1814"/>
+            <w:shd w:val="clear" w:color="auto" w:fill="1F3864"/>
+          </w:tcPr>
+          <w:p>
+            <w:pPr>
+              <w:jc w:val="center"/>
+            </w:pPr>
+            <w:r>
+              <w:rPr>
+                <w:rFonts w:ascii="Arial" w:hAnsi="Arial"/>
+                <w:b/>
+                <w:color w:val="FFFFFF"/>
+                <w:sz w:val="28"/>
+              </w:rPr>
+              <w:t>Pre-A1.1</w:t>
+            </w:r>
+          </w:p>
+          <w:p>
+            <w:pPr>
+              <w:jc w:val="center"/>
+            </w:pPr>
+            <w:r>
+              <w:rPr>
+                <w:rFonts w:ascii="Arial" w:hAnsi="Arial"/>
+                <w:color w:val="FFFFFF"/>
+                <w:sz w:val="16"/>
+              </w:rPr>
+              <w:t>LESSON 015</w:t>
+            </w:r>
+          </w:p>
+        </w:tc>
+        <w:tc>
+          <w:tcPr>
+            <w:tcW w:type="dxa" w:w="7824"/>
+            <w:shd w:val="clear" w:color="auto" w:fill="D9E2F3"/>
+          </w:tcPr>
+          <w:p>
+            <w:r>
+              <w:rPr>
+                <w:rFonts w:ascii="Arial" w:hAnsi="Arial"/>
+                <w:b/>
+                <w:color w:val="1F3864"/>
+                <w:sz w:val="32"/>
+              </w:rPr>
+              <w:t>Booking a Vet Appointment for a Pet</w:t>
+            </w:r>
+          </w:p>
+          <w:p>
+            <w:r>
+              <w:rPr>
+                <w:rFonts w:ascii="Arial" w:hAnsi="Arial"/>
+                <w:i/>
+                <w:color w:val="333333"/>
+                <w:sz w:val="22"/>
+              </w:rPr>
+              <w:t>Đặt hẹn khám thú y cho thú cưng</w:t>
+            </w:r>
+          </w:p>
+        </w:tc>
+      </w:tr>
+    </w:tbl>
+    <w:p>
+      <w:pPr>
+        <w:spacing w:after="80"/>
+      </w:pPr>
+    </w:p>
+    <w:p>
+      <w:pPr>
+        <w:spacing w:before="200" w:after="80"/>
+        <w:shd w:val="clear" w:color="auto" w:fill="D9E2F3"/>
+      </w:pPr>
+      <w:r>
+        <w:rPr>
+          <w:rFonts w:ascii="Arial" w:hAnsi="Arial"/>
+          <w:b/>
+          <w:color w:val="1F3864"/>
+          <w:sz w:val="22"/>
+        </w:rPr>
+        <w:t xml:space="preserve">  SITUATION / BỐI CẢNH</w:t>
+      </w:r>
+    </w:p>
+    <w:p>
+      <w:r>
+        <w:rPr>
+          <w:rFonts w:ascii="Calibri" w:hAnsi="Calibri"/>
+          <w:sz w:val="21"/>
+        </w:rPr>
+        <w:t>A pet owner calls a vet clinic to book a check-up for two pets, a cat and a dog.</w:t>
+      </w:r>
+    </w:p>
+    <w:p>
+      <w:r>
+        <w:rPr>
+          <w:rFonts w:ascii="Calibri" w:hAnsi="Calibri"/>
+          <w:i/>
+          <w:color w:val="444444"/>
+          <w:sz w:val="20"/>
+        </w:rPr>
+        <w:t>Một người chủ gọi điện cho phòng khám thú y để đặt hẹn kiểm tra sức khỏe cho hai con vật cưng, một con mèo và một con chó.</w:t>
+      </w:r>
+    </w:p>
+    <w:p>
+      <w:pPr>
+        <w:spacing w:before="200" w:after="80"/>
+        <w:shd w:val="clear" w:color="auto" w:fill="D9E2F3"/>
+      </w:pPr>
+      <w:r>
+        <w:rPr>
+          <w:rFonts w:ascii="Arial" w:hAnsi="Arial"/>
+          <w:b/>
+          <w:color w:val="1F3864"/>
+          <w:sz w:val="22"/>
+        </w:rPr>
+        <w:t xml:space="preserve">  CORE DIALOGUE / HỘI THOẠI</w:t>
+      </w:r>
+    </w:p>
+    <w:tbl>
+      <w:tblPr>
+        <w:tblStyle w:val="TableGrid"/>
+        <w:tblW w:type="auto" w:w="0"/>
+        <w:tblLayout w:type="fixed"/>
+        <w:tblLook w:firstColumn="1" w:firstRow="1" w:lastColumn="0" w:lastRow="0" w:noHBand="0" w:noVBand="1" w:val="04A0"/>
+      </w:tblPr>
+      <w:tblGrid>
+        <w:gridCol w:w="2409"/>
+        <w:gridCol w:w="2409"/>
+        <w:gridCol w:w="2409"/>
+        <w:gridCol w:w="2409"/>
+      </w:tblGrid>
+      <w:tr>
+        <w:tc>
+          <w:tcPr>
+            <w:tcW w:type="dxa" w:w="680"/>
+            <w:shd w:val="clear" w:color="auto" w:fill="1F3864"/>
+          </w:tcPr>
+          <w:p>
+            <w:pPr>
+              <w:jc w:val="center"/>
+            </w:pPr>
+            <w:r>
+              <w:rPr>
+                <w:rFonts w:ascii="Arial" w:hAnsi="Arial"/>
+                <w:b/>
+                <w:color w:val="FFFFFF"/>
+                <w:sz w:val="20"/>
+              </w:rPr>
+              <w:t>No.</w:t>
+            </w:r>
+          </w:p>
+        </w:tc>
+        <w:tc>
+          <w:tcPr>
+            <w:tcW w:type="dxa" w:w="1474"/>
+            <w:shd w:val="clear" w:color="auto" w:fill="1F3864"/>
+          </w:tcPr>
+          <w:p>
+            <w:pPr>
+              <w:jc w:val="center"/>
+            </w:pPr>
+            <w:r>
+              <w:rPr>
+                <w:rFonts w:ascii="Arial" w:hAnsi="Arial"/>
+                <w:b/>
+                <w:color w:val="FFFFFF"/>
+                <w:sz w:val="20"/>
+              </w:rPr>
+              <w:t>Speaker</w:t>
+            </w:r>
+          </w:p>
+        </w:tc>
+        <w:tc>
+          <w:tcPr>
+            <w:tcW w:type="dxa" w:w="3742"/>
+            <w:shd w:val="clear" w:color="auto" w:fill="1F3864"/>
+          </w:tcPr>
+          <w:p>
+            <w:pPr>
+              <w:jc w:val="center"/>
+            </w:pPr>
+            <w:r>
+              <w:rPr>
+                <w:rFonts w:ascii="Arial" w:hAnsi="Arial"/>
+                <w:b/>
+                <w:color w:val="FFFFFF"/>
+                <w:sz w:val="20"/>
+              </w:rPr>
+              <w:t>English</w:t>
+            </w:r>
+          </w:p>
+        </w:tc>
+        <w:tc>
+          <w:tcPr>
+            <w:tcW w:type="dxa" w:w="3742"/>
+            <w:shd w:val="clear" w:color="auto" w:fill="1F3864"/>
+          </w:tcPr>
+          <w:p>
+            <w:pPr>
+              <w:jc w:val="center"/>
+            </w:pPr>
+            <w:r>
+              <w:rPr>
+                <w:rFonts w:ascii="Arial" w:hAnsi="Arial"/>
+                <w:b/>
+                <w:color w:val="FFFFFF"/>
+                <w:sz w:val="20"/>
+              </w:rPr>
+              <w:t>Vietnamese Translation</w:t>
+            </w:r>
+          </w:p>
+        </w:tc>
+      </w:tr>
+      <w:tr>
+        <w:tc>
+          <w:tcPr>
+            <w:tcW w:type="dxa" w:w="680"/>
+          </w:tcPr>
+          <w:p>
+            <w:r>
+              <w:rPr>
+                <w:rFonts w:ascii="Calibri" w:hAnsi="Calibri"/>
+                <w:sz w:val="21"/>
+              </w:rPr>
+              <w:t>1</w:t>
+            </w:r>
+          </w:p>
+        </w:tc>
+        <w:tc>
+          <w:tcPr>
+            <w:tcW w:type="dxa" w:w="1474"/>
+          </w:tcPr>
+          <w:p>
+            <w:r>
+              <w:rPr>
+                <w:rFonts w:ascii="Calibri" w:hAnsi="Calibri"/>
+                <w:sz w:val="21"/>
+              </w:rPr>
+              <w:t>Person A</w:t>
+            </w:r>
+          </w:p>
+        </w:tc>
+        <w:tc>
+          <w:tcPr>
+            <w:tcW w:type="dxa" w:w="3742"/>
+          </w:tcPr>
+          <w:p>
+            <w:r>
+              <w:rPr>
+                <w:rFonts w:ascii="Calibri" w:hAnsi="Calibri"/>
+                <w:sz w:val="21"/>
+              </w:rPr>
+              <w:t>Hello, I'd like to book a check-up for my pets, please.</w:t>
+            </w:r>
+          </w:p>
+        </w:tc>
+        <w:tc>
+          <w:tcPr>
+            <w:tcW w:type="dxa" w:w="3742"/>
+          </w:tcPr>
+          <w:p>
+            <w:r>
+              <w:rPr>
+                <w:rFonts w:ascii="Calibri" w:hAnsi="Calibri"/>
+                <w:sz w:val="21"/>
+              </w:rPr>
+              <w:t>Chào chị, tôi muốn đặt hẹn khám sức khỏe cho thú cưng của tôi.</w:t>
+            </w:r>
+          </w:p>
+        </w:tc>
+      </w:tr>
+      <w:tr>
+        <w:tc>
+          <w:tcPr>
+            <w:tcW w:type="dxa" w:w="680"/>
+            <w:shd w:val="clear" w:color="auto" w:fill="F2F5FB"/>
+          </w:tcPr>
+          <w:p>
+            <w:r>
+              <w:rPr>
+                <w:rFonts w:ascii="Calibri" w:hAnsi="Calibri"/>
+                <w:sz w:val="21"/>
+              </w:rPr>
+              <w:t>2</w:t>
+            </w:r>
+          </w:p>
+        </w:tc>
+        <w:tc>
+          <w:tcPr>
+            <w:tcW w:type="dxa" w:w="1474"/>
+            <w:shd w:val="clear" w:color="auto" w:fill="F2F5FB"/>
+          </w:tcPr>
+          <w:p>
+            <w:r>
+              <w:rPr>
+                <w:rFonts w:ascii="Calibri" w:hAnsi="Calibri"/>
+                <w:sz w:val="21"/>
+              </w:rPr>
+              <w:t>Person B</w:t>
+            </w:r>
+          </w:p>
+        </w:tc>
+        <w:tc>
+          <w:tcPr>
+            <w:tcW w:type="dxa" w:w="3742"/>
+            <w:shd w:val="clear" w:color="auto" w:fill="F2F5FB"/>
+          </w:tcPr>
+          <w:p>
+            <w:r>
+              <w:rPr>
+                <w:rFonts w:ascii="Calibri" w:hAnsi="Calibri"/>
+                <w:sz w:val="21"/>
+              </w:rPr>
+              <w:t>Of course. What kind of pets do you have?</w:t>
+            </w:r>
+          </w:p>
+        </w:tc>
+        <w:tc>
+          <w:tcPr>
+            <w:tcW w:type="dxa" w:w="3742"/>
+            <w:shd w:val="clear" w:color="auto" w:fill="F2F5FB"/>
+          </w:tcPr>
+          <w:p>
+            <w:r>
+              <w:rPr>
+                <w:rFonts w:ascii="Calibri" w:hAnsi="Calibri"/>
+                <w:sz w:val="21"/>
+              </w:rPr>
+              <w:t>Dạ được. Anh có nuôi những loại thú cưng nào ạ?</w:t>
+            </w:r>
+          </w:p>
+        </w:tc>
+      </w:tr>
+      <w:tr>
+        <w:tc>
+          <w:tcPr>
+            <w:tcW w:type="dxa" w:w="680"/>
+          </w:tcPr>
+          <w:p>
+            <w:r>
+              <w:rPr>
+                <w:rFonts w:ascii="Calibri" w:hAnsi="Calibri"/>
+                <w:sz w:val="21"/>
+              </w:rPr>
+              <w:t>3</w:t>
+            </w:r>
+          </w:p>
+        </w:tc>
+        <w:tc>
+          <w:tcPr>
+            <w:tcW w:type="dxa" w:w="1474"/>
+          </w:tcPr>
+          <w:p>
+            <w:r>
+              <w:rPr>
+                <w:rFonts w:ascii="Calibri" w:hAnsi="Calibri"/>
+                <w:sz w:val="21"/>
+              </w:rPr>
+              <w:t>Person A</w:t>
+            </w:r>
+          </w:p>
+        </w:tc>
+        <w:tc>
+          <w:tcPr>
+            <w:tcW w:type="dxa" w:w="3742"/>
+          </w:tcPr>
+          <w:p>
+            <w:r>
+              <w:rPr>
+                <w:rFonts w:ascii="Calibri" w:hAnsi="Calibri"/>
+                <w:sz w:val="21"/>
+              </w:rPr>
+              <w:t>I have a cat and a dog.</w:t>
+            </w:r>
+          </w:p>
+        </w:tc>
+        <w:tc>
+          <w:tcPr>
+            <w:tcW w:type="dxa" w:w="3742"/>
+          </w:tcPr>
+          <w:p>
+            <w:r>
+              <w:rPr>
+                <w:rFonts w:ascii="Calibri" w:hAnsi="Calibri"/>
+                <w:sz w:val="21"/>
+              </w:rPr>
+              <w:t>Tôi có một con mèo và một con chó.</w:t>
+            </w:r>
+          </w:p>
+        </w:tc>
+      </w:tr>
+      <w:tr>
+        <w:tc>
+          <w:tcPr>
+            <w:tcW w:type="dxa" w:w="680"/>
+            <w:shd w:val="clear" w:color="auto" w:fill="F2F5FB"/>
+          </w:tcPr>
+          <w:p>
+            <w:r>
+              <w:rPr>
+                <w:rFonts w:ascii="Calibri" w:hAnsi="Calibri"/>
+                <w:sz w:val="21"/>
+              </w:rPr>
+              <w:t>4</w:t>
+            </w:r>
+          </w:p>
+        </w:tc>
+        <w:tc>
+          <w:tcPr>
+            <w:tcW w:type="dxa" w:w="1474"/>
+            <w:shd w:val="clear" w:color="auto" w:fill="F2F5FB"/>
+          </w:tcPr>
+          <w:p>
+            <w:r>
+              <w:rPr>
+                <w:rFonts w:ascii="Calibri" w:hAnsi="Calibri"/>
+                <w:sz w:val="21"/>
+              </w:rPr>
+              <w:t>Person B</w:t>
+            </w:r>
+          </w:p>
+        </w:tc>
+        <w:tc>
+          <w:tcPr>
+            <w:tcW w:type="dxa" w:w="3742"/>
+            <w:shd w:val="clear" w:color="auto" w:fill="F2F5FB"/>
+          </w:tcPr>
+          <w:p>
+            <w:r>
+              <w:rPr>
+                <w:rFonts w:ascii="Calibri" w:hAnsi="Calibri"/>
+                <w:sz w:val="21"/>
+              </w:rPr>
+              <w:t>Lovely. Could I have their names, please?</w:t>
+            </w:r>
+          </w:p>
+        </w:tc>
+        <w:tc>
+          <w:tcPr>
+            <w:tcW w:type="dxa" w:w="3742"/>
+            <w:shd w:val="clear" w:color="auto" w:fill="F2F5FB"/>
+          </w:tcPr>
+          <w:p>
+            <w:r>
+              <w:rPr>
+                <w:rFonts w:ascii="Calibri" w:hAnsi="Calibri"/>
+                <w:sz w:val="21"/>
+              </w:rPr>
+              <w:t>Dễ thương quá. Anh cho tôi xin tên của hai bé được không?</w:t>
+            </w:r>
+          </w:p>
+        </w:tc>
+      </w:tr>
+      <w:tr>
+        <w:tc>
+          <w:tcPr>
+            <w:tcW w:type="dxa" w:w="680"/>
+          </w:tcPr>
+          <w:p>
+            <w:r>
+              <w:rPr>
+                <w:rFonts w:ascii="Calibri" w:hAnsi="Calibri"/>
+                <w:sz w:val="21"/>
+              </w:rPr>
+              <w:t>5</w:t>
+            </w:r>
+          </w:p>
+        </w:tc>
+        <w:tc>
+          <w:tcPr>
+            <w:tcW w:type="dxa" w:w="1474"/>
+          </w:tcPr>
+          <w:p>
+            <w:r>
+              <w:rPr>
+                <w:rFonts w:ascii="Calibri" w:hAnsi="Calibri"/>
+                <w:sz w:val="21"/>
+              </w:rPr>
+              <w:t>Person A</w:t>
+            </w:r>
+          </w:p>
+        </w:tc>
+        <w:tc>
+          <w:tcPr>
+            <w:tcW w:type="dxa" w:w="3742"/>
+          </w:tcPr>
+          <w:p>
+            <w:r>
+              <w:rPr>
+                <w:rFonts w:ascii="Calibri" w:hAnsi="Calibri"/>
+                <w:sz w:val="21"/>
+              </w:rPr>
+              <w:t>Yes, the cat is Milo, M-I-L-O, and the dog is Rex, R-E-X.</w:t>
+            </w:r>
+          </w:p>
+        </w:tc>
+        <w:tc>
+          <w:tcPr>
+            <w:tcW w:type="dxa" w:w="3742"/>
+          </w:tcPr>
+          <w:p>
+            <w:r>
+              <w:rPr>
+                <w:rFonts w:ascii="Calibri" w:hAnsi="Calibri"/>
+                <w:sz w:val="21"/>
+              </w:rPr>
+              <w:t>Được, con mèo tên Milo, M-I-L-O, và con chó tên Rex, R-E-X.</w:t>
+            </w:r>
+          </w:p>
+        </w:tc>
+      </w:tr>
+      <w:tr>
+        <w:tc>
+          <w:tcPr>
+            <w:tcW w:type="dxa" w:w="680"/>
+            <w:shd w:val="clear" w:color="auto" w:fill="F2F5FB"/>
+          </w:tcPr>
+          <w:p>
+            <w:r>
+              <w:rPr>
+                <w:rFonts w:ascii="Calibri" w:hAnsi="Calibri"/>
+                <w:sz w:val="21"/>
+              </w:rPr>
+              <w:t>6</w:t>
+            </w:r>
+          </w:p>
+        </w:tc>
+        <w:tc>
+          <w:tcPr>
+            <w:tcW w:type="dxa" w:w="1474"/>
+            <w:shd w:val="clear" w:color="auto" w:fill="F2F5FB"/>
+          </w:tcPr>
+          <w:p>
+            <w:r>
+              <w:rPr>
+                <w:rFonts w:ascii="Calibri" w:hAnsi="Calibri"/>
+                <w:sz w:val="21"/>
+              </w:rPr>
+              <w:t>Person B</w:t>
+            </w:r>
+          </w:p>
+        </w:tc>
+        <w:tc>
+          <w:tcPr>
+            <w:tcW w:type="dxa" w:w="3742"/>
+            <w:shd w:val="clear" w:color="auto" w:fill="F2F5FB"/>
+          </w:tcPr>
+          <w:p>
+            <w:r>
+              <w:rPr>
+                <w:rFonts w:ascii="Calibri" w:hAnsi="Calibri"/>
+                <w:sz w:val="21"/>
+              </w:rPr>
+              <w:t>Milo and Rex, thank you. Which day suits you best?</w:t>
+            </w:r>
+          </w:p>
+        </w:tc>
+        <w:tc>
+          <w:tcPr>
+            <w:tcW w:type="dxa" w:w="3742"/>
+            <w:shd w:val="clear" w:color="auto" w:fill="F2F5FB"/>
+          </w:tcPr>
+          <w:p>
+            <w:r>
+              <w:rPr>
+                <w:rFonts w:ascii="Calibri" w:hAnsi="Calibri"/>
+                <w:sz w:val="21"/>
+              </w:rPr>
+              <w:t>Milo và Rex, tôi cảm ơn anh. Anh muốn đến ngày nào thì tiện?</w:t>
+            </w:r>
+          </w:p>
+        </w:tc>
+      </w:tr>
+      <w:tr>
+        <w:tc>
+          <w:tcPr>
+            <w:tcW w:type="dxa" w:w="680"/>
+          </w:tcPr>
+          <w:p>
+            <w:r>
+              <w:rPr>
+                <w:rFonts w:ascii="Calibri" w:hAnsi="Calibri"/>
+                <w:sz w:val="21"/>
+              </w:rPr>
+              <w:t>7</w:t>
+            </w:r>
+          </w:p>
+        </w:tc>
+        <w:tc>
+          <w:tcPr>
+            <w:tcW w:type="dxa" w:w="1474"/>
+          </w:tcPr>
+          <w:p>
+            <w:r>
+              <w:rPr>
+                <w:rFonts w:ascii="Calibri" w:hAnsi="Calibri"/>
+                <w:sz w:val="21"/>
+              </w:rPr>
+              <w:t>Person A</w:t>
+            </w:r>
+          </w:p>
+        </w:tc>
+        <w:tc>
+          <w:tcPr>
+            <w:tcW w:type="dxa" w:w="3742"/>
+          </w:tcPr>
+          <w:p>
+            <w:r>
+              <w:rPr>
+                <w:rFonts w:ascii="Calibri" w:hAnsi="Calibri"/>
+                <w:sz w:val="21"/>
+              </w:rPr>
+              <w:t>Saturday morning would be great, if possible.</w:t>
+            </w:r>
+          </w:p>
+        </w:tc>
+        <w:tc>
+          <w:tcPr>
+            <w:tcW w:type="dxa" w:w="3742"/>
+          </w:tcPr>
+          <w:p>
+            <w:r>
+              <w:rPr>
+                <w:rFonts w:ascii="Calibri" w:hAnsi="Calibri"/>
+                <w:sz w:val="21"/>
+              </w:rPr>
+              <w:t>Nếu được thì sáng thứ Bảy là tốt nhất.</w:t>
+            </w:r>
+          </w:p>
+        </w:tc>
+      </w:tr>
+      <w:tr>
+        <w:tc>
+          <w:tcPr>
+            <w:tcW w:type="dxa" w:w="680"/>
+            <w:shd w:val="clear" w:color="auto" w:fill="F2F5FB"/>
+          </w:tcPr>
+          <w:p>
+            <w:r>
+              <w:rPr>
+                <w:rFonts w:ascii="Calibri" w:hAnsi="Calibri"/>
+                <w:sz w:val="21"/>
+              </w:rPr>
+              <w:t>8</w:t>
+            </w:r>
+          </w:p>
+        </w:tc>
+        <w:tc>
+          <w:tcPr>
+            <w:tcW w:type="dxa" w:w="1474"/>
+            <w:shd w:val="clear" w:color="auto" w:fill="F2F5FB"/>
+          </w:tcPr>
+          <w:p>
+            <w:r>
+              <w:rPr>
+                <w:rFonts w:ascii="Calibri" w:hAnsi="Calibri"/>
+                <w:sz w:val="21"/>
+              </w:rPr>
+              <w:t>Person B</w:t>
+            </w:r>
+          </w:p>
+        </w:tc>
+        <w:tc>
+          <w:tcPr>
+            <w:tcW w:type="dxa" w:w="3742"/>
+            <w:shd w:val="clear" w:color="auto" w:fill="F2F5FB"/>
+          </w:tcPr>
+          <w:p>
+            <w:r>
+              <w:rPr>
+                <w:rFonts w:ascii="Calibri" w:hAnsi="Calibri"/>
+                <w:sz w:val="21"/>
+              </w:rPr>
+              <w:t>That works. See you and your pets on Saturday, then.</w:t>
+            </w:r>
+          </w:p>
+        </w:tc>
+        <w:tc>
+          <w:tcPr>
+            <w:tcW w:type="dxa" w:w="3742"/>
+            <w:shd w:val="clear" w:color="auto" w:fill="F2F5FB"/>
+          </w:tcPr>
+          <w:p>
+            <w:r>
+              <w:rPr>
+                <w:rFonts w:ascii="Calibri" w:hAnsi="Calibri"/>
+                <w:sz w:val="21"/>
+              </w:rPr>
+              <w:t>Được ạ. Vậy hẹn gặp anh và hai bé vào thứ Bảy nhé.</w:t>
+            </w:r>
+          </w:p>
+        </w:tc>
+      </w:tr>
+      <w:tr>
+        <w:tc>
+          <w:tcPr>
+            <w:tcW w:type="dxa" w:w="680"/>
+          </w:tcPr>
+          <w:p>
+            <w:r>
+              <w:rPr>
+                <w:rFonts w:ascii="Calibri" w:hAnsi="Calibri"/>
+                <w:sz w:val="21"/>
+              </w:rPr>
+              <w:t>9</w:t>
+            </w:r>
+          </w:p>
+        </w:tc>
+        <w:tc>
+          <w:tcPr>
+            <w:tcW w:type="dxa" w:w="1474"/>
+          </w:tcPr>
+          <w:p>
+            <w:r>
+              <w:rPr>
+                <w:rFonts w:ascii="Calibri" w:hAnsi="Calibri"/>
+                <w:sz w:val="21"/>
+              </w:rPr>
+              <w:t>Person A</w:t>
+            </w:r>
+          </w:p>
+        </w:tc>
+        <w:tc>
+          <w:tcPr>
+            <w:tcW w:type="dxa" w:w="3742"/>
+          </w:tcPr>
+          <w:p>
+            <w:r>
+              <w:rPr>
+                <w:rFonts w:ascii="Calibri" w:hAnsi="Calibri"/>
+                <w:sz w:val="21"/>
+              </w:rPr>
+              <w:t>Thank you very much. See you then.</w:t>
+            </w:r>
+          </w:p>
+        </w:tc>
+        <w:tc>
+          <w:tcPr>
+            <w:tcW w:type="dxa" w:w="3742"/>
+          </w:tcPr>
+          <w:p>
+            <w:r>
+              <w:rPr>
+                <w:rFonts w:ascii="Calibri" w:hAnsi="Calibri"/>
+                <w:sz w:val="21"/>
+              </w:rPr>
+              <w:t>Cảm ơn chị nhiều. Hẹn gặp lại.</w:t>
+            </w:r>
+          </w:p>
+        </w:tc>
+      </w:tr>
+    </w:tbl>
+    <w:p>
+      <w:pPr>
+        <w:sectPr>
+          <w:footerReference w:type="default" r:id="rId23"/>
+          <w:pgSz w:w="11906" w:h="16838"/>
+          <w:pgMar w:top="1020" w:right="1134" w:bottom="1020" w:left="1134" w:header="720" w:footer="720" w:gutter="0"/>
+          <w:cols w:space="720"/>
+          <w:docGrid w:linePitch="360"/>
+        </w:sectPr>
+      </w:pPr>
+    </w:p>
+    <w:p>
+      <w:pPr>
+        <w:jc w:val="center"/>
+      </w:pPr>
+      <w:r>
+        <w:rPr>
+          <w:rFonts w:ascii="Arial" w:hAnsi="Arial"/>
+          <w:b/>
+          <w:color w:val="1F3864"/>
+          <w:sz w:val="26"/>
+        </w:rPr>
+        <w:t>PRACTICAL EVERYDAY ENGLISH</w:t>
+      </w:r>
+    </w:p>
+    <w:p>
+      <w:pPr>
+        <w:spacing w:after="240"/>
+        <w:jc w:val="center"/>
+      </w:pPr>
+      <w:r>
+        <w:rPr>
+          <w:rFonts w:ascii="Arial" w:hAnsi="Arial"/>
+          <w:i/>
+          <w:color w:val="444444"/>
+          <w:sz w:val="20"/>
+        </w:rPr>
+        <w:t>TIẾNG ANH GIAO TIẾP THỰC CHIẾN</w:t>
+      </w:r>
+    </w:p>
+    <w:tbl>
+      <w:tblPr>
+        <w:tblW w:type="auto" w:w="0"/>
+        <w:jc w:val="center"/>
+        <w:tblLayout w:type="fixed"/>
+        <w:tblLook w:firstColumn="1" w:firstRow="1" w:lastColumn="0" w:lastRow="0" w:noHBand="0" w:noVBand="1" w:val="04A0"/>
+      </w:tblPr>
+      <w:tblGrid>
+        <w:gridCol w:w="4819"/>
+        <w:gridCol w:w="4819"/>
+      </w:tblGrid>
+      <w:tr>
+        <w:tc>
+          <w:tcPr>
+            <w:tcW w:type="dxa" w:w="1814"/>
+            <w:shd w:val="clear" w:color="auto" w:fill="1F3864"/>
+          </w:tcPr>
+          <w:p>
+            <w:pPr>
+              <w:jc w:val="center"/>
+            </w:pPr>
+            <w:r>
+              <w:rPr>
+                <w:rFonts w:ascii="Arial" w:hAnsi="Arial"/>
+                <w:b/>
+                <w:color w:val="FFFFFF"/>
+                <w:sz w:val="28"/>
+              </w:rPr>
+              <w:t>Pre-A1.1</w:t>
+            </w:r>
+          </w:p>
+          <w:p>
+            <w:pPr>
+              <w:jc w:val="center"/>
+            </w:pPr>
+            <w:r>
+              <w:rPr>
+                <w:rFonts w:ascii="Arial" w:hAnsi="Arial"/>
+                <w:color w:val="FFFFFF"/>
+                <w:sz w:val="16"/>
+              </w:rPr>
+              <w:t>LESSON 016</w:t>
+            </w:r>
+          </w:p>
+        </w:tc>
+        <w:tc>
+          <w:tcPr>
+            <w:tcW w:type="dxa" w:w="7824"/>
+            <w:shd w:val="clear" w:color="auto" w:fill="D9E2F3"/>
+          </w:tcPr>
+          <w:p>
+            <w:r>
+              <w:rPr>
+                <w:rFonts w:ascii="Arial" w:hAnsi="Arial"/>
+                <w:b/>
+                <w:color w:val="1F3864"/>
+                <w:sz w:val="32"/>
+              </w:rPr>
+              <w:t>Fixing a Mistake in an Order Message</w:t>
+            </w:r>
+          </w:p>
+          <w:p>
+            <w:r>
+              <w:rPr>
+                <w:rFonts w:ascii="Arial" w:hAnsi="Arial"/>
+                <w:i/>
+                <w:color w:val="333333"/>
+                <w:sz w:val="22"/>
+              </w:rPr>
+              <w:t>Sửa lỗi trong tin nhắn đặt hàng</w:t>
+            </w:r>
+          </w:p>
+        </w:tc>
+      </w:tr>
+    </w:tbl>
+    <w:p>
+      <w:pPr>
+        <w:spacing w:after="80"/>
+      </w:pPr>
+    </w:p>
+    <w:p>
+      <w:pPr>
+        <w:spacing w:before="200" w:after="80"/>
+        <w:shd w:val="clear" w:color="auto" w:fill="D9E2F3"/>
+      </w:pPr>
+      <w:r>
+        <w:rPr>
+          <w:rFonts w:ascii="Arial" w:hAnsi="Arial"/>
+          <w:b/>
+          <w:color w:val="1F3864"/>
+          <w:sz w:val="22"/>
+        </w:rPr>
+        <w:t xml:space="preserve">  SITUATION / BỐI CẢNH</w:t>
+      </w:r>
+    </w:p>
+    <w:p>
+      <w:r>
+        <w:rPr>
+          <w:rFonts w:ascii="Calibri" w:hAnsi="Calibri"/>
+          <w:sz w:val="21"/>
+        </w:rPr>
+        <w:t>A customer messages a small stationery shop to order a book and a pen, but autocorrect changed a word.</w:t>
+      </w:r>
+    </w:p>
+    <w:p>
+      <w:r>
+        <w:rPr>
+          <w:rFonts w:ascii="Calibri" w:hAnsi="Calibri"/>
+          <w:i/>
+          <w:color w:val="444444"/>
+          <w:sz w:val="20"/>
+        </w:rPr>
+        <w:t>Một khách hàng nhắn tin cho một cửa hàng văn phòng phẩm nhỏ để đặt một cuốn sách và một cây bút, nhưng tính năng tự sửa lỗi đã làm sai một từ.</w:t>
+      </w:r>
+    </w:p>
+    <w:p>
+      <w:pPr>
+        <w:spacing w:before="200" w:after="80"/>
+        <w:shd w:val="clear" w:color="auto" w:fill="D9E2F3"/>
+      </w:pPr>
+      <w:r>
+        <w:rPr>
+          <w:rFonts w:ascii="Arial" w:hAnsi="Arial"/>
+          <w:b/>
+          <w:color w:val="1F3864"/>
+          <w:sz w:val="22"/>
+        </w:rPr>
+        <w:t xml:space="preserve">  CORE DIALOGUE / HỘI THOẠI</w:t>
+      </w:r>
+    </w:p>
+    <w:tbl>
+      <w:tblPr>
+        <w:tblStyle w:val="TableGrid"/>
+        <w:tblW w:type="auto" w:w="0"/>
+        <w:tblLayout w:type="fixed"/>
+        <w:tblLook w:firstColumn="1" w:firstRow="1" w:lastColumn="0" w:lastRow="0" w:noHBand="0" w:noVBand="1" w:val="04A0"/>
+      </w:tblPr>
+      <w:tblGrid>
+        <w:gridCol w:w="2409"/>
+        <w:gridCol w:w="2409"/>
+        <w:gridCol w:w="2409"/>
+        <w:gridCol w:w="2409"/>
+      </w:tblGrid>
+      <w:tr>
+        <w:tc>
+          <w:tcPr>
+            <w:tcW w:type="dxa" w:w="680"/>
+            <w:shd w:val="clear" w:color="auto" w:fill="1F3864"/>
+          </w:tcPr>
+          <w:p>
+            <w:pPr>
+              <w:jc w:val="center"/>
+            </w:pPr>
+            <w:r>
+              <w:rPr>
+                <w:rFonts w:ascii="Arial" w:hAnsi="Arial"/>
+                <w:b/>
+                <w:color w:val="FFFFFF"/>
+                <w:sz w:val="20"/>
+              </w:rPr>
+              <w:t>No.</w:t>
+            </w:r>
+          </w:p>
+        </w:tc>
+        <w:tc>
+          <w:tcPr>
+            <w:tcW w:type="dxa" w:w="1474"/>
+            <w:shd w:val="clear" w:color="auto" w:fill="1F3864"/>
+          </w:tcPr>
+          <w:p>
+            <w:pPr>
+              <w:jc w:val="center"/>
+            </w:pPr>
+            <w:r>
+              <w:rPr>
+                <w:rFonts w:ascii="Arial" w:hAnsi="Arial"/>
+                <w:b/>
+                <w:color w:val="FFFFFF"/>
+                <w:sz w:val="20"/>
+              </w:rPr>
+              <w:t>Speaker</w:t>
+            </w:r>
+          </w:p>
+        </w:tc>
+        <w:tc>
+          <w:tcPr>
+            <w:tcW w:type="dxa" w:w="3742"/>
+            <w:shd w:val="clear" w:color="auto" w:fill="1F3864"/>
+          </w:tcPr>
+          <w:p>
+            <w:pPr>
+              <w:jc w:val="center"/>
+            </w:pPr>
+            <w:r>
+              <w:rPr>
+                <w:rFonts w:ascii="Arial" w:hAnsi="Arial"/>
+                <w:b/>
+                <w:color w:val="FFFFFF"/>
+                <w:sz w:val="20"/>
+              </w:rPr>
+              <w:t>English</w:t>
+            </w:r>
+          </w:p>
+        </w:tc>
+        <w:tc>
+          <w:tcPr>
+            <w:tcW w:type="dxa" w:w="3742"/>
+            <w:shd w:val="clear" w:color="auto" w:fill="1F3864"/>
+          </w:tcPr>
+          <w:p>
+            <w:pPr>
+              <w:jc w:val="center"/>
+            </w:pPr>
+            <w:r>
+              <w:rPr>
+                <w:rFonts w:ascii="Arial" w:hAnsi="Arial"/>
+                <w:b/>
+                <w:color w:val="FFFFFF"/>
+                <w:sz w:val="20"/>
+              </w:rPr>
+              <w:t>Vietnamese Translation</w:t>
+            </w:r>
+          </w:p>
+        </w:tc>
+      </w:tr>
+      <w:tr>
+        <w:tc>
+          <w:tcPr>
+            <w:tcW w:type="dxa" w:w="680"/>
+          </w:tcPr>
+          <w:p>
+            <w:r>
+              <w:rPr>
+                <w:rFonts w:ascii="Calibri" w:hAnsi="Calibri"/>
+                <w:sz w:val="21"/>
+              </w:rPr>
+              <w:t>1</w:t>
+            </w:r>
+          </w:p>
+        </w:tc>
+        <w:tc>
+          <w:tcPr>
+            <w:tcW w:type="dxa" w:w="1474"/>
+          </w:tcPr>
+          <w:p>
+            <w:r>
+              <w:rPr>
+                <w:rFonts w:ascii="Calibri" w:hAnsi="Calibri"/>
+                <w:sz w:val="21"/>
+              </w:rPr>
+              <w:t>Person A</w:t>
+            </w:r>
+          </w:p>
+        </w:tc>
+        <w:tc>
+          <w:tcPr>
+            <w:tcW w:type="dxa" w:w="3742"/>
+          </w:tcPr>
+          <w:p>
+            <w:r>
+              <w:rPr>
+                <w:rFonts w:ascii="Calibri" w:hAnsi="Calibri"/>
+                <w:sz w:val="21"/>
+              </w:rPr>
+              <w:t>Hi, I'd like to order a book and a ten, please.</w:t>
+            </w:r>
+          </w:p>
+        </w:tc>
+        <w:tc>
+          <w:tcPr>
+            <w:tcW w:type="dxa" w:w="3742"/>
+          </w:tcPr>
+          <w:p>
+            <w:r>
+              <w:rPr>
+                <w:rFonts w:ascii="Calibri" w:hAnsi="Calibri"/>
+                <w:sz w:val="21"/>
+              </w:rPr>
+              <w:t>Chào em, chị muốn đặt một cuốn sách và một cái ten.</w:t>
+            </w:r>
+          </w:p>
+        </w:tc>
+      </w:tr>
+      <w:tr>
+        <w:tc>
+          <w:tcPr>
+            <w:tcW w:type="dxa" w:w="680"/>
+            <w:shd w:val="clear" w:color="auto" w:fill="F2F5FB"/>
+          </w:tcPr>
+          <w:p>
+            <w:r>
+              <w:rPr>
+                <w:rFonts w:ascii="Calibri" w:hAnsi="Calibri"/>
+                <w:sz w:val="21"/>
+              </w:rPr>
+              <w:t>2</w:t>
+            </w:r>
+          </w:p>
+        </w:tc>
+        <w:tc>
+          <w:tcPr>
+            <w:tcW w:type="dxa" w:w="1474"/>
+            <w:shd w:val="clear" w:color="auto" w:fill="F2F5FB"/>
+          </w:tcPr>
+          <w:p>
+            <w:r>
+              <w:rPr>
+                <w:rFonts w:ascii="Calibri" w:hAnsi="Calibri"/>
+                <w:sz w:val="21"/>
+              </w:rPr>
+              <w:t>Person B</w:t>
+            </w:r>
+          </w:p>
+        </w:tc>
+        <w:tc>
+          <w:tcPr>
+            <w:tcW w:type="dxa" w:w="3742"/>
+            <w:shd w:val="clear" w:color="auto" w:fill="F2F5FB"/>
+          </w:tcPr>
+          <w:p>
+            <w:r>
+              <w:rPr>
+                <w:rFonts w:ascii="Calibri" w:hAnsi="Calibri"/>
+                <w:sz w:val="21"/>
+              </w:rPr>
+              <w:t>Sorry, did you mean a pen? We don't have anything called a 'ten'.</w:t>
+            </w:r>
+          </w:p>
+        </w:tc>
+        <w:tc>
+          <w:tcPr>
+            <w:tcW w:type="dxa" w:w="3742"/>
+            <w:shd w:val="clear" w:color="auto" w:fill="F2F5FB"/>
+          </w:tcPr>
+          <w:p>
+            <w:r>
+              <w:rPr>
+                <w:rFonts w:ascii="Calibri" w:hAnsi="Calibri"/>
+                <w:sz w:val="21"/>
+              </w:rPr>
+              <w:t>Xin lỗi chị, chị có ý là cây bút không ạ? Bên em không có món nào tên là 'ten' cả.</w:t>
+            </w:r>
+          </w:p>
+        </w:tc>
+      </w:tr>
+      <w:tr>
+        <w:tc>
+          <w:tcPr>
+            <w:tcW w:type="dxa" w:w="680"/>
+          </w:tcPr>
+          <w:p>
+            <w:r>
+              <w:rPr>
+                <w:rFonts w:ascii="Calibri" w:hAnsi="Calibri"/>
+                <w:sz w:val="21"/>
+              </w:rPr>
+              <w:t>3</w:t>
+            </w:r>
+          </w:p>
+        </w:tc>
+        <w:tc>
+          <w:tcPr>
+            <w:tcW w:type="dxa" w:w="1474"/>
+          </w:tcPr>
+          <w:p>
+            <w:r>
+              <w:rPr>
+                <w:rFonts w:ascii="Calibri" w:hAnsi="Calibri"/>
+                <w:sz w:val="21"/>
+              </w:rPr>
+              <w:t>Person A</w:t>
+            </w:r>
+          </w:p>
+        </w:tc>
+        <w:tc>
+          <w:tcPr>
+            <w:tcW w:type="dxa" w:w="3742"/>
+          </w:tcPr>
+          <w:p>
+            <w:r>
+              <w:rPr>
+                <w:rFonts w:ascii="Calibri" w:hAnsi="Calibri"/>
+                <w:sz w:val="21"/>
+              </w:rPr>
+              <w:t>Oh, sorry! Yes, a pen. P-E-N. My phone changed the word.</w:t>
+            </w:r>
+          </w:p>
+        </w:tc>
+        <w:tc>
+          <w:tcPr>
+            <w:tcW w:type="dxa" w:w="3742"/>
+          </w:tcPr>
+          <w:p>
+            <w:r>
+              <w:rPr>
+                <w:rFonts w:ascii="Calibri" w:hAnsi="Calibri"/>
+                <w:sz w:val="21"/>
+              </w:rPr>
+              <w:t>À, xin lỗi! Đúng rồi, là cây bút. P-E-N. Điện thoại chị tự sửa chữ đó.</w:t>
+            </w:r>
+          </w:p>
+        </w:tc>
+      </w:tr>
+      <w:tr>
+        <w:tc>
+          <w:tcPr>
+            <w:tcW w:type="dxa" w:w="680"/>
+            <w:shd w:val="clear" w:color="auto" w:fill="F2F5FB"/>
+          </w:tcPr>
+          <w:p>
+            <w:r>
+              <w:rPr>
+                <w:rFonts w:ascii="Calibri" w:hAnsi="Calibri"/>
+                <w:sz w:val="21"/>
+              </w:rPr>
+              <w:t>4</w:t>
+            </w:r>
+          </w:p>
+        </w:tc>
+        <w:tc>
+          <w:tcPr>
+            <w:tcW w:type="dxa" w:w="1474"/>
+            <w:shd w:val="clear" w:color="auto" w:fill="F2F5FB"/>
+          </w:tcPr>
+          <w:p>
+            <w:r>
+              <w:rPr>
+                <w:rFonts w:ascii="Calibri" w:hAnsi="Calibri"/>
+                <w:sz w:val="21"/>
+              </w:rPr>
+              <w:t>Person B</w:t>
+            </w:r>
+          </w:p>
+        </w:tc>
+        <w:tc>
+          <w:tcPr>
+            <w:tcW w:type="dxa" w:w="3742"/>
+            <w:shd w:val="clear" w:color="auto" w:fill="F2F5FB"/>
+          </w:tcPr>
+          <w:p>
+            <w:r>
+              <w:rPr>
+                <w:rFonts w:ascii="Calibri" w:hAnsi="Calibri"/>
+                <w:sz w:val="21"/>
+              </w:rPr>
+              <w:t>No worries, that happens a lot. So, one book and one pen?</w:t>
+            </w:r>
+          </w:p>
+        </w:tc>
+        <w:tc>
+          <w:tcPr>
+            <w:tcW w:type="dxa" w:w="3742"/>
+            <w:shd w:val="clear" w:color="auto" w:fill="F2F5FB"/>
+          </w:tcPr>
+          <w:p>
+            <w:r>
+              <w:rPr>
+                <w:rFonts w:ascii="Calibri" w:hAnsi="Calibri"/>
+                <w:sz w:val="21"/>
+              </w:rPr>
+              <w:t>Không sao ạ, chuyện đó thường xảy ra lắm. Vậy là một cuốn sách và một cây bút phải không?</w:t>
+            </w:r>
+          </w:p>
+        </w:tc>
+      </w:tr>
+      <w:tr>
+        <w:tc>
+          <w:tcPr>
+            <w:tcW w:type="dxa" w:w="680"/>
+          </w:tcPr>
+          <w:p>
+            <w:r>
+              <w:rPr>
+                <w:rFonts w:ascii="Calibri" w:hAnsi="Calibri"/>
+                <w:sz w:val="21"/>
+              </w:rPr>
+              <w:t>5</w:t>
+            </w:r>
+          </w:p>
+        </w:tc>
+        <w:tc>
+          <w:tcPr>
+            <w:tcW w:type="dxa" w:w="1474"/>
+          </w:tcPr>
+          <w:p>
+            <w:r>
+              <w:rPr>
+                <w:rFonts w:ascii="Calibri" w:hAnsi="Calibri"/>
+                <w:sz w:val="21"/>
+              </w:rPr>
+              <w:t>Person A</w:t>
+            </w:r>
+          </w:p>
+        </w:tc>
+        <w:tc>
+          <w:tcPr>
+            <w:tcW w:type="dxa" w:w="3742"/>
+          </w:tcPr>
+          <w:p>
+            <w:r>
+              <w:rPr>
+                <w:rFonts w:ascii="Calibri" w:hAnsi="Calibri"/>
+                <w:sz w:val="21"/>
+              </w:rPr>
+              <w:t>Yes, that's right.</w:t>
+            </w:r>
+          </w:p>
+        </w:tc>
+        <w:tc>
+          <w:tcPr>
+            <w:tcW w:type="dxa" w:w="3742"/>
+          </w:tcPr>
+          <w:p>
+            <w:r>
+              <w:rPr>
+                <w:rFonts w:ascii="Calibri" w:hAnsi="Calibri"/>
+                <w:sz w:val="21"/>
+              </w:rPr>
+              <w:t>Đúng rồi đó.</w:t>
+            </w:r>
+          </w:p>
+        </w:tc>
+      </w:tr>
+      <w:tr>
+        <w:tc>
+          <w:tcPr>
+            <w:tcW w:type="dxa" w:w="680"/>
+            <w:shd w:val="clear" w:color="auto" w:fill="F2F5FB"/>
+          </w:tcPr>
+          <w:p>
+            <w:r>
+              <w:rPr>
+                <w:rFonts w:ascii="Calibri" w:hAnsi="Calibri"/>
+                <w:sz w:val="21"/>
+              </w:rPr>
+              <w:t>6</w:t>
+            </w:r>
+          </w:p>
+        </w:tc>
+        <w:tc>
+          <w:tcPr>
+            <w:tcW w:type="dxa" w:w="1474"/>
+            <w:shd w:val="clear" w:color="auto" w:fill="F2F5FB"/>
+          </w:tcPr>
+          <w:p>
+            <w:r>
+              <w:rPr>
+                <w:rFonts w:ascii="Calibri" w:hAnsi="Calibri"/>
+                <w:sz w:val="21"/>
+              </w:rPr>
+              <w:t>Person B</w:t>
+            </w:r>
+          </w:p>
+        </w:tc>
+        <w:tc>
+          <w:tcPr>
+            <w:tcW w:type="dxa" w:w="3742"/>
+            <w:shd w:val="clear" w:color="auto" w:fill="F2F5FB"/>
+          </w:tcPr>
+          <w:p>
+            <w:r>
+              <w:rPr>
+                <w:rFonts w:ascii="Calibri" w:hAnsi="Calibri"/>
+                <w:sz w:val="21"/>
+              </w:rPr>
+              <w:t>Great. Would you like the pen in blue or black?</w:t>
+            </w:r>
+          </w:p>
+        </w:tc>
+        <w:tc>
+          <w:tcPr>
+            <w:tcW w:type="dxa" w:w="3742"/>
+            <w:shd w:val="clear" w:color="auto" w:fill="F2F5FB"/>
+          </w:tcPr>
+          <w:p>
+            <w:r>
+              <w:rPr>
+                <w:rFonts w:ascii="Calibri" w:hAnsi="Calibri"/>
+                <w:sz w:val="21"/>
+              </w:rPr>
+              <w:t>Được rồi. Chị muốn bút màu xanh hay màu đen?</w:t>
+            </w:r>
+          </w:p>
+        </w:tc>
+      </w:tr>
+      <w:tr>
+        <w:tc>
+          <w:tcPr>
+            <w:tcW w:type="dxa" w:w="680"/>
+          </w:tcPr>
+          <w:p>
+            <w:r>
+              <w:rPr>
+                <w:rFonts w:ascii="Calibri" w:hAnsi="Calibri"/>
+                <w:sz w:val="21"/>
+              </w:rPr>
+              <w:t>7</w:t>
+            </w:r>
+          </w:p>
+        </w:tc>
+        <w:tc>
+          <w:tcPr>
+            <w:tcW w:type="dxa" w:w="1474"/>
+          </w:tcPr>
+          <w:p>
+            <w:r>
+              <w:rPr>
+                <w:rFonts w:ascii="Calibri" w:hAnsi="Calibri"/>
+                <w:sz w:val="21"/>
+              </w:rPr>
+              <w:t>Person A</w:t>
+            </w:r>
+          </w:p>
+        </w:tc>
+        <w:tc>
+          <w:tcPr>
+            <w:tcW w:type="dxa" w:w="3742"/>
+          </w:tcPr>
+          <w:p>
+            <w:r>
+              <w:rPr>
+                <w:rFonts w:ascii="Calibri" w:hAnsi="Calibri"/>
+                <w:sz w:val="21"/>
+              </w:rPr>
+              <w:t>Black, please.</w:t>
+            </w:r>
+          </w:p>
+        </w:tc>
+        <w:tc>
+          <w:tcPr>
+            <w:tcW w:type="dxa" w:w="3742"/>
+          </w:tcPr>
+          <w:p>
+            <w:r>
+              <w:rPr>
+                <w:rFonts w:ascii="Calibri" w:hAnsi="Calibri"/>
+                <w:sz w:val="21"/>
+              </w:rPr>
+              <w:t>Màu đen giúp em nha.</w:t>
+            </w:r>
+          </w:p>
+        </w:tc>
+      </w:tr>
+      <w:tr>
+        <w:tc>
+          <w:tcPr>
+            <w:tcW w:type="dxa" w:w="680"/>
+            <w:shd w:val="clear" w:color="auto" w:fill="F2F5FB"/>
+          </w:tcPr>
+          <w:p>
+            <w:r>
+              <w:rPr>
+                <w:rFonts w:ascii="Calibri" w:hAnsi="Calibri"/>
+                <w:sz w:val="21"/>
+              </w:rPr>
+              <w:t>8</w:t>
+            </w:r>
+          </w:p>
+        </w:tc>
+        <w:tc>
+          <w:tcPr>
+            <w:tcW w:type="dxa" w:w="1474"/>
+            <w:shd w:val="clear" w:color="auto" w:fill="F2F5FB"/>
+          </w:tcPr>
+          <w:p>
+            <w:r>
+              <w:rPr>
+                <w:rFonts w:ascii="Calibri" w:hAnsi="Calibri"/>
+                <w:sz w:val="21"/>
+              </w:rPr>
+              <w:t>Person B</w:t>
+            </w:r>
+          </w:p>
+        </w:tc>
+        <w:tc>
+          <w:tcPr>
+            <w:tcW w:type="dxa" w:w="3742"/>
+            <w:shd w:val="clear" w:color="auto" w:fill="F2F5FB"/>
+          </w:tcPr>
+          <w:p>
+            <w:r>
+              <w:rPr>
+                <w:rFonts w:ascii="Calibri" w:hAnsi="Calibri"/>
+                <w:sz w:val="21"/>
+              </w:rPr>
+              <w:t>Perfect. Your order will be ready this afternoon.</w:t>
+            </w:r>
+          </w:p>
+        </w:tc>
+        <w:tc>
+          <w:tcPr>
+            <w:tcW w:type="dxa" w:w="3742"/>
+            <w:shd w:val="clear" w:color="auto" w:fill="F2F5FB"/>
+          </w:tcPr>
+          <w:p>
+            <w:r>
+              <w:rPr>
+                <w:rFonts w:ascii="Calibri" w:hAnsi="Calibri"/>
+                <w:sz w:val="21"/>
+              </w:rPr>
+              <w:t>Được rồi. Đơn hàng của chị sẽ xong vào chiều nay.</w:t>
+            </w:r>
+          </w:p>
+        </w:tc>
+      </w:tr>
+      <w:tr>
+        <w:tc>
+          <w:tcPr>
+            <w:tcW w:type="dxa" w:w="680"/>
+          </w:tcPr>
+          <w:p>
+            <w:r>
+              <w:rPr>
+                <w:rFonts w:ascii="Calibri" w:hAnsi="Calibri"/>
+                <w:sz w:val="21"/>
+              </w:rPr>
+              <w:t>9</w:t>
+            </w:r>
+          </w:p>
+        </w:tc>
+        <w:tc>
+          <w:tcPr>
+            <w:tcW w:type="dxa" w:w="1474"/>
+          </w:tcPr>
+          <w:p>
+            <w:r>
+              <w:rPr>
+                <w:rFonts w:ascii="Calibri" w:hAnsi="Calibri"/>
+                <w:sz w:val="21"/>
+              </w:rPr>
+              <w:t>Person A</w:t>
+            </w:r>
+          </w:p>
+        </w:tc>
+        <w:tc>
+          <w:tcPr>
+            <w:tcW w:type="dxa" w:w="3742"/>
+          </w:tcPr>
+          <w:p>
+            <w:r>
+              <w:rPr>
+                <w:rFonts w:ascii="Calibri" w:hAnsi="Calibri"/>
+                <w:sz w:val="21"/>
+              </w:rPr>
+              <w:t>Thanks for checking. I'll come by later.</w:t>
+            </w:r>
+          </w:p>
+        </w:tc>
+        <w:tc>
+          <w:tcPr>
+            <w:tcW w:type="dxa" w:w="3742"/>
+          </w:tcPr>
+          <w:p>
+            <w:r>
+              <w:rPr>
+                <w:rFonts w:ascii="Calibri" w:hAnsi="Calibri"/>
+                <w:sz w:val="21"/>
+              </w:rPr>
+              <w:t>Cảm ơn em đã kiểm tra lại giúp chị. Chị sẽ ghé lấy sau.</w:t>
+            </w:r>
+          </w:p>
+        </w:tc>
+      </w:tr>
+    </w:tbl>
+    <w:p>
+      <w:pPr>
+        <w:sectPr>
+          <w:footerReference w:type="default" r:id="rId24"/>
+          <w:pgSz w:w="11906" w:h="16838"/>
+          <w:pgMar w:top="1020" w:right="1134" w:bottom="1020" w:left="1134" w:header="720" w:footer="720" w:gutter="0"/>
+          <w:cols w:space="720"/>
+          <w:docGrid w:linePitch="360"/>
+        </w:sectPr>
+      </w:pPr>
+    </w:p>
+    <w:p>
+      <w:pPr>
+        <w:jc w:val="center"/>
+      </w:pPr>
+      <w:r>
+        <w:rPr>
+          <w:rFonts w:ascii="Arial" w:hAnsi="Arial"/>
+          <w:b/>
+          <w:color w:val="1F3864"/>
+          <w:sz w:val="26"/>
+        </w:rPr>
+        <w:t>PRACTICAL EVERYDAY ENGLISH</w:t>
+      </w:r>
+    </w:p>
+    <w:p>
+      <w:pPr>
+        <w:spacing w:after="240"/>
+        <w:jc w:val="center"/>
+      </w:pPr>
+      <w:r>
+        <w:rPr>
+          <w:rFonts w:ascii="Arial" w:hAnsi="Arial"/>
+          <w:i/>
+          <w:color w:val="444444"/>
+          <w:sz w:val="20"/>
+        </w:rPr>
+        <w:t>TIẾNG ANH GIAO TIẾP THỰC CHIẾN</w:t>
+      </w:r>
+    </w:p>
+    <w:tbl>
+      <w:tblPr>
+        <w:tblW w:type="auto" w:w="0"/>
+        <w:jc w:val="center"/>
+        <w:tblLayout w:type="fixed"/>
+        <w:tblLook w:firstColumn="1" w:firstRow="1" w:lastColumn="0" w:lastRow="0" w:noHBand="0" w:noVBand="1" w:val="04A0"/>
+      </w:tblPr>
+      <w:tblGrid>
+        <w:gridCol w:w="4819"/>
+        <w:gridCol w:w="4819"/>
+      </w:tblGrid>
+      <w:tr>
+        <w:tc>
+          <w:tcPr>
+            <w:tcW w:type="dxa" w:w="1814"/>
+            <w:shd w:val="clear" w:color="auto" w:fill="1F3864"/>
+          </w:tcPr>
+          <w:p>
+            <w:pPr>
+              <w:jc w:val="center"/>
+            </w:pPr>
+            <w:r>
+              <w:rPr>
+                <w:rFonts w:ascii="Arial" w:hAnsi="Arial"/>
+                <w:b/>
+                <w:color w:val="FFFFFF"/>
+                <w:sz w:val="28"/>
+              </w:rPr>
+              <w:t>Pre-A1.1</w:t>
+            </w:r>
+          </w:p>
+          <w:p>
+            <w:pPr>
+              <w:jc w:val="center"/>
+            </w:pPr>
+            <w:r>
+              <w:rPr>
+                <w:rFonts w:ascii="Arial" w:hAnsi="Arial"/>
+                <w:color w:val="FFFFFF"/>
+                <w:sz w:val="16"/>
+              </w:rPr>
+              <w:t>LESSON 017</w:t>
+            </w:r>
+          </w:p>
+        </w:tc>
+        <w:tc>
+          <w:tcPr>
+            <w:tcW w:type="dxa" w:w="7824"/>
+            <w:shd w:val="clear" w:color="auto" w:fill="D9E2F3"/>
+          </w:tcPr>
+          <w:p>
+            <w:r>
+              <w:rPr>
+                <w:rFonts w:ascii="Arial" w:hAnsi="Arial"/>
+                <w:b/>
+                <w:color w:val="1F3864"/>
+                <w:sz w:val="32"/>
+              </w:rPr>
+              <w:t>Confirming a Colour on a Phone Order</w:t>
+            </w:r>
+          </w:p>
+          <w:p>
+            <w:r>
+              <w:rPr>
+                <w:rFonts w:ascii="Arial" w:hAnsi="Arial"/>
+                <w:i/>
+                <w:color w:val="333333"/>
+                <w:sz w:val="22"/>
+              </w:rPr>
+              <w:t>Xác nhận màu sắc khi đặt hàng qua điện thoại</w:t>
+            </w:r>
+          </w:p>
+        </w:tc>
+      </w:tr>
+    </w:tbl>
+    <w:p>
+      <w:pPr>
+        <w:spacing w:after="80"/>
+      </w:pPr>
+    </w:p>
+    <w:p>
+      <w:pPr>
+        <w:spacing w:before="200" w:after="80"/>
+        <w:shd w:val="clear" w:color="auto" w:fill="D9E2F3"/>
+      </w:pPr>
+      <w:r>
+        <w:rPr>
+          <w:rFonts w:ascii="Arial" w:hAnsi="Arial"/>
+          <w:b/>
+          <w:color w:val="1F3864"/>
+          <w:sz w:val="22"/>
+        </w:rPr>
+        <w:t xml:space="preserve">  SITUATION / BỐI CẢNH</w:t>
+      </w:r>
+    </w:p>
+    <w:p>
+      <w:r>
+        <w:rPr>
+          <w:rFonts w:ascii="Calibri" w:hAnsi="Calibri"/>
+          <w:sz w:val="21"/>
+        </w:rPr>
+        <w:t>A customer orders a phone case over the phone, but the line is not very clear.</w:t>
+      </w:r>
+    </w:p>
+    <w:p>
+      <w:r>
+        <w:rPr>
+          <w:rFonts w:ascii="Calibri" w:hAnsi="Calibri"/>
+          <w:i/>
+          <w:color w:val="444444"/>
+          <w:sz w:val="20"/>
+        </w:rPr>
+        <w:t>Một khách hàng đặt mua ốp điện thoại qua điện thoại, nhưng đường truyền không được rõ lắm.</w:t>
+      </w:r>
+    </w:p>
+    <w:p>
+      <w:pPr>
+        <w:spacing w:before="200" w:after="80"/>
+        <w:shd w:val="clear" w:color="auto" w:fill="D9E2F3"/>
+      </w:pPr>
+      <w:r>
+        <w:rPr>
+          <w:rFonts w:ascii="Arial" w:hAnsi="Arial"/>
+          <w:b/>
+          <w:color w:val="1F3864"/>
+          <w:sz w:val="22"/>
+        </w:rPr>
+        <w:t xml:space="preserve">  CORE DIALOGUE / HỘI THOẠI</w:t>
+      </w:r>
+    </w:p>
+    <w:tbl>
+      <w:tblPr>
+        <w:tblStyle w:val="TableGrid"/>
+        <w:tblW w:type="auto" w:w="0"/>
+        <w:tblLayout w:type="fixed"/>
+        <w:tblLook w:firstColumn="1" w:firstRow="1" w:lastColumn="0" w:lastRow="0" w:noHBand="0" w:noVBand="1" w:val="04A0"/>
+      </w:tblPr>
+      <w:tblGrid>
+        <w:gridCol w:w="2409"/>
+        <w:gridCol w:w="2409"/>
+        <w:gridCol w:w="2409"/>
+        <w:gridCol w:w="2409"/>
+      </w:tblGrid>
+      <w:tr>
+        <w:tc>
+          <w:tcPr>
+            <w:tcW w:type="dxa" w:w="680"/>
+            <w:shd w:val="clear" w:color="auto" w:fill="1F3864"/>
+          </w:tcPr>
+          <w:p>
+            <w:pPr>
+              <w:jc w:val="center"/>
+            </w:pPr>
+            <w:r>
+              <w:rPr>
+                <w:rFonts w:ascii="Arial" w:hAnsi="Arial"/>
+                <w:b/>
+                <w:color w:val="FFFFFF"/>
+                <w:sz w:val="20"/>
+              </w:rPr>
+              <w:t>No.</w:t>
+            </w:r>
+          </w:p>
+        </w:tc>
+        <w:tc>
+          <w:tcPr>
+            <w:tcW w:type="dxa" w:w="1474"/>
+            <w:shd w:val="clear" w:color="auto" w:fill="1F3864"/>
+          </w:tcPr>
+          <w:p>
+            <w:pPr>
+              <w:jc w:val="center"/>
+            </w:pPr>
+            <w:r>
+              <w:rPr>
+                <w:rFonts w:ascii="Arial" w:hAnsi="Arial"/>
+                <w:b/>
+                <w:color w:val="FFFFFF"/>
+                <w:sz w:val="20"/>
+              </w:rPr>
+              <w:t>Speaker</w:t>
+            </w:r>
+          </w:p>
+        </w:tc>
+        <w:tc>
+          <w:tcPr>
+            <w:tcW w:type="dxa" w:w="3742"/>
+            <w:shd w:val="clear" w:color="auto" w:fill="1F3864"/>
+          </w:tcPr>
+          <w:p>
+            <w:pPr>
+              <w:jc w:val="center"/>
+            </w:pPr>
+            <w:r>
+              <w:rPr>
+                <w:rFonts w:ascii="Arial" w:hAnsi="Arial"/>
+                <w:b/>
+                <w:color w:val="FFFFFF"/>
+                <w:sz w:val="20"/>
+              </w:rPr>
+              <w:t>English</w:t>
+            </w:r>
+          </w:p>
+        </w:tc>
+        <w:tc>
+          <w:tcPr>
+            <w:tcW w:type="dxa" w:w="3742"/>
+            <w:shd w:val="clear" w:color="auto" w:fill="1F3864"/>
+          </w:tcPr>
+          <w:p>
+            <w:pPr>
+              <w:jc w:val="center"/>
+            </w:pPr>
+            <w:r>
+              <w:rPr>
+                <w:rFonts w:ascii="Arial" w:hAnsi="Arial"/>
+                <w:b/>
+                <w:color w:val="FFFFFF"/>
+                <w:sz w:val="20"/>
+              </w:rPr>
+              <w:t>Vietnamese Translation</w:t>
+            </w:r>
+          </w:p>
+        </w:tc>
+      </w:tr>
+      <w:tr>
+        <w:tc>
+          <w:tcPr>
+            <w:tcW w:type="dxa" w:w="680"/>
+          </w:tcPr>
+          <w:p>
+            <w:r>
+              <w:rPr>
+                <w:rFonts w:ascii="Calibri" w:hAnsi="Calibri"/>
+                <w:sz w:val="21"/>
+              </w:rPr>
+              <w:t>1</w:t>
+            </w:r>
+          </w:p>
+        </w:tc>
+        <w:tc>
+          <w:tcPr>
+            <w:tcW w:type="dxa" w:w="1474"/>
+          </w:tcPr>
+          <w:p>
+            <w:r>
+              <w:rPr>
+                <w:rFonts w:ascii="Calibri" w:hAnsi="Calibri"/>
+                <w:sz w:val="21"/>
+              </w:rPr>
+              <w:t>Person A</w:t>
+            </w:r>
+          </w:p>
+        </w:tc>
+        <w:tc>
+          <w:tcPr>
+            <w:tcW w:type="dxa" w:w="3742"/>
+          </w:tcPr>
+          <w:p>
+            <w:r>
+              <w:rPr>
+                <w:rFonts w:ascii="Calibri" w:hAnsi="Calibri"/>
+                <w:sz w:val="21"/>
+              </w:rPr>
+              <w:t>Hi, I'd like to order a phone case, please.</w:t>
+            </w:r>
+          </w:p>
+        </w:tc>
+        <w:tc>
+          <w:tcPr>
+            <w:tcW w:type="dxa" w:w="3742"/>
+          </w:tcPr>
+          <w:p>
+            <w:r>
+              <w:rPr>
+                <w:rFonts w:ascii="Calibri" w:hAnsi="Calibri"/>
+                <w:sz w:val="21"/>
+              </w:rPr>
+              <w:t>Chào anh, tôi muốn đặt một cái ốp điện thoại.</w:t>
+            </w:r>
+          </w:p>
+        </w:tc>
+      </w:tr>
+      <w:tr>
+        <w:tc>
+          <w:tcPr>
+            <w:tcW w:type="dxa" w:w="680"/>
+            <w:shd w:val="clear" w:color="auto" w:fill="F2F5FB"/>
+          </w:tcPr>
+          <w:p>
+            <w:r>
+              <w:rPr>
+                <w:rFonts w:ascii="Calibri" w:hAnsi="Calibri"/>
+                <w:sz w:val="21"/>
+              </w:rPr>
+              <w:t>2</w:t>
+            </w:r>
+          </w:p>
+        </w:tc>
+        <w:tc>
+          <w:tcPr>
+            <w:tcW w:type="dxa" w:w="1474"/>
+            <w:shd w:val="clear" w:color="auto" w:fill="F2F5FB"/>
+          </w:tcPr>
+          <w:p>
+            <w:r>
+              <w:rPr>
+                <w:rFonts w:ascii="Calibri" w:hAnsi="Calibri"/>
+                <w:sz w:val="21"/>
+              </w:rPr>
+              <w:t>Person B</w:t>
+            </w:r>
+          </w:p>
+        </w:tc>
+        <w:tc>
+          <w:tcPr>
+            <w:tcW w:type="dxa" w:w="3742"/>
+            <w:shd w:val="clear" w:color="auto" w:fill="F2F5FB"/>
+          </w:tcPr>
+          <w:p>
+            <w:r>
+              <w:rPr>
+                <w:rFonts w:ascii="Calibri" w:hAnsi="Calibri"/>
+                <w:sz w:val="21"/>
+              </w:rPr>
+              <w:t>Sure. What colour would you like?</w:t>
+            </w:r>
+          </w:p>
+        </w:tc>
+        <w:tc>
+          <w:tcPr>
+            <w:tcW w:type="dxa" w:w="3742"/>
+            <w:shd w:val="clear" w:color="auto" w:fill="F2F5FB"/>
+          </w:tcPr>
+          <w:p>
+            <w:r>
+              <w:rPr>
+                <w:rFonts w:ascii="Calibri" w:hAnsi="Calibri"/>
+                <w:sz w:val="21"/>
+              </w:rPr>
+              <w:t>Dạ được. Chị muốn màu gì ạ?</w:t>
+            </w:r>
+          </w:p>
+        </w:tc>
+      </w:tr>
+      <w:tr>
+        <w:tc>
+          <w:tcPr>
+            <w:tcW w:type="dxa" w:w="680"/>
+          </w:tcPr>
+          <w:p>
+            <w:r>
+              <w:rPr>
+                <w:rFonts w:ascii="Calibri" w:hAnsi="Calibri"/>
+                <w:sz w:val="21"/>
+              </w:rPr>
+              <w:t>3</w:t>
+            </w:r>
+          </w:p>
+        </w:tc>
+        <w:tc>
+          <w:tcPr>
+            <w:tcW w:type="dxa" w:w="1474"/>
+          </w:tcPr>
+          <w:p>
+            <w:r>
+              <w:rPr>
+                <w:rFonts w:ascii="Calibri" w:hAnsi="Calibri"/>
+                <w:sz w:val="21"/>
+              </w:rPr>
+              <w:t>Person A</w:t>
+            </w:r>
+          </w:p>
+        </w:tc>
+        <w:tc>
+          <w:tcPr>
+            <w:tcW w:type="dxa" w:w="3742"/>
+          </w:tcPr>
+          <w:p>
+            <w:r>
+              <w:rPr>
+                <w:rFonts w:ascii="Calibri" w:hAnsi="Calibri"/>
+                <w:sz w:val="21"/>
+              </w:rPr>
+              <w:t>Red, please.</w:t>
+            </w:r>
+          </w:p>
+        </w:tc>
+        <w:tc>
+          <w:tcPr>
+            <w:tcW w:type="dxa" w:w="3742"/>
+          </w:tcPr>
+          <w:p>
+            <w:r>
+              <w:rPr>
+                <w:rFonts w:ascii="Calibri" w:hAnsi="Calibri"/>
+                <w:sz w:val="21"/>
+              </w:rPr>
+              <w:t>Cho tôi màu đỏ.</w:t>
+            </w:r>
+          </w:p>
+        </w:tc>
+      </w:tr>
+      <w:tr>
+        <w:tc>
+          <w:tcPr>
+            <w:tcW w:type="dxa" w:w="680"/>
+            <w:shd w:val="clear" w:color="auto" w:fill="F2F5FB"/>
+          </w:tcPr>
+          <w:p>
+            <w:r>
+              <w:rPr>
+                <w:rFonts w:ascii="Calibri" w:hAnsi="Calibri"/>
+                <w:sz w:val="21"/>
+              </w:rPr>
+              <w:t>4</w:t>
+            </w:r>
+          </w:p>
+        </w:tc>
+        <w:tc>
+          <w:tcPr>
+            <w:tcW w:type="dxa" w:w="1474"/>
+            <w:shd w:val="clear" w:color="auto" w:fill="F2F5FB"/>
+          </w:tcPr>
+          <w:p>
+            <w:r>
+              <w:rPr>
+                <w:rFonts w:ascii="Calibri" w:hAnsi="Calibri"/>
+                <w:sz w:val="21"/>
+              </w:rPr>
+              <w:t>Person B</w:t>
+            </w:r>
+          </w:p>
+        </w:tc>
+        <w:tc>
+          <w:tcPr>
+            <w:tcW w:type="dxa" w:w="3742"/>
+            <w:shd w:val="clear" w:color="auto" w:fill="F2F5FB"/>
+          </w:tcPr>
+          <w:p>
+            <w:r>
+              <w:rPr>
+                <w:rFonts w:ascii="Calibri" w:hAnsi="Calibri"/>
+                <w:sz w:val="21"/>
+              </w:rPr>
+              <w:t>Sorry, the line isn't very clear. Did you say red or blue?</w:t>
+            </w:r>
+          </w:p>
+        </w:tc>
+        <w:tc>
+          <w:tcPr>
+            <w:tcW w:type="dxa" w:w="3742"/>
+            <w:shd w:val="clear" w:color="auto" w:fill="F2F5FB"/>
+          </w:tcPr>
+          <w:p>
+            <w:r>
+              <w:rPr>
+                <w:rFonts w:ascii="Calibri" w:hAnsi="Calibri"/>
+                <w:sz w:val="21"/>
+              </w:rPr>
+              <w:t>Xin lỗi chị, đường truyền không rõ lắm. Chị nói màu đỏ hay màu xanh vậy?</w:t>
+            </w:r>
+          </w:p>
+        </w:tc>
+      </w:tr>
+      <w:tr>
+        <w:tc>
+          <w:tcPr>
+            <w:tcW w:type="dxa" w:w="680"/>
+          </w:tcPr>
+          <w:p>
+            <w:r>
+              <w:rPr>
+                <w:rFonts w:ascii="Calibri" w:hAnsi="Calibri"/>
+                <w:sz w:val="21"/>
+              </w:rPr>
+              <w:t>5</w:t>
+            </w:r>
+          </w:p>
+        </w:tc>
+        <w:tc>
+          <w:tcPr>
+            <w:tcW w:type="dxa" w:w="1474"/>
+          </w:tcPr>
+          <w:p>
+            <w:r>
+              <w:rPr>
+                <w:rFonts w:ascii="Calibri" w:hAnsi="Calibri"/>
+                <w:sz w:val="21"/>
+              </w:rPr>
+              <w:t>Person A</w:t>
+            </w:r>
+          </w:p>
+        </w:tc>
+        <w:tc>
+          <w:tcPr>
+            <w:tcW w:type="dxa" w:w="3742"/>
+          </w:tcPr>
+          <w:p>
+            <w:r>
+              <w:rPr>
+                <w:rFonts w:ascii="Calibri" w:hAnsi="Calibri"/>
+                <w:sz w:val="21"/>
+              </w:rPr>
+              <w:t>Red. R-E-D, like a tomato.</w:t>
+            </w:r>
+          </w:p>
+        </w:tc>
+        <w:tc>
+          <w:tcPr>
+            <w:tcW w:type="dxa" w:w="3742"/>
+          </w:tcPr>
+          <w:p>
+            <w:r>
+              <w:rPr>
+                <w:rFonts w:ascii="Calibri" w:hAnsi="Calibri"/>
+                <w:sz w:val="21"/>
+              </w:rPr>
+              <w:t>Màu đỏ. R-E-D, giống màu cà chua đó.</w:t>
+            </w:r>
+          </w:p>
+        </w:tc>
+      </w:tr>
+      <w:tr>
+        <w:tc>
+          <w:tcPr>
+            <w:tcW w:type="dxa" w:w="680"/>
+            <w:shd w:val="clear" w:color="auto" w:fill="F2F5FB"/>
+          </w:tcPr>
+          <w:p>
+            <w:r>
+              <w:rPr>
+                <w:rFonts w:ascii="Calibri" w:hAnsi="Calibri"/>
+                <w:sz w:val="21"/>
+              </w:rPr>
+              <w:t>6</w:t>
+            </w:r>
+          </w:p>
+        </w:tc>
+        <w:tc>
+          <w:tcPr>
+            <w:tcW w:type="dxa" w:w="1474"/>
+            <w:shd w:val="clear" w:color="auto" w:fill="F2F5FB"/>
+          </w:tcPr>
+          <w:p>
+            <w:r>
+              <w:rPr>
+                <w:rFonts w:ascii="Calibri" w:hAnsi="Calibri"/>
+                <w:sz w:val="21"/>
+              </w:rPr>
+              <w:t>Person B</w:t>
+            </w:r>
+          </w:p>
+        </w:tc>
+        <w:tc>
+          <w:tcPr>
+            <w:tcW w:type="dxa" w:w="3742"/>
+            <w:shd w:val="clear" w:color="auto" w:fill="F2F5FB"/>
+          </w:tcPr>
+          <w:p>
+            <w:r>
+              <w:rPr>
+                <w:rFonts w:ascii="Calibri" w:hAnsi="Calibri"/>
+                <w:sz w:val="21"/>
+              </w:rPr>
+              <w:t>Ah, red, got it. Sorry about that.</w:t>
+            </w:r>
+          </w:p>
+        </w:tc>
+        <w:tc>
+          <w:tcPr>
+            <w:tcW w:type="dxa" w:w="3742"/>
+            <w:shd w:val="clear" w:color="auto" w:fill="F2F5FB"/>
+          </w:tcPr>
+          <w:p>
+            <w:r>
+              <w:rPr>
+                <w:rFonts w:ascii="Calibri" w:hAnsi="Calibri"/>
+                <w:sz w:val="21"/>
+              </w:rPr>
+              <w:t>À, màu đỏ, em hiểu rồi. Xin lỗi chị nha.</w:t>
+            </w:r>
+          </w:p>
+        </w:tc>
+      </w:tr>
+      <w:tr>
+        <w:tc>
+          <w:tcPr>
+            <w:tcW w:type="dxa" w:w="680"/>
+          </w:tcPr>
+          <w:p>
+            <w:r>
+              <w:rPr>
+                <w:rFonts w:ascii="Calibri" w:hAnsi="Calibri"/>
+                <w:sz w:val="21"/>
+              </w:rPr>
+              <w:t>7</w:t>
+            </w:r>
+          </w:p>
+        </w:tc>
+        <w:tc>
+          <w:tcPr>
+            <w:tcW w:type="dxa" w:w="1474"/>
+          </w:tcPr>
+          <w:p>
+            <w:r>
+              <w:rPr>
+                <w:rFonts w:ascii="Calibri" w:hAnsi="Calibri"/>
+                <w:sz w:val="21"/>
+              </w:rPr>
+              <w:t>Person A</w:t>
+            </w:r>
+          </w:p>
+        </w:tc>
+        <w:tc>
+          <w:tcPr>
+            <w:tcW w:type="dxa" w:w="3742"/>
+          </w:tcPr>
+          <w:p>
+            <w:r>
+              <w:rPr>
+                <w:rFonts w:ascii="Calibri" w:hAnsi="Calibri"/>
+                <w:sz w:val="21"/>
+              </w:rPr>
+              <w:t>No problem at all.</w:t>
+            </w:r>
+          </w:p>
+        </w:tc>
+        <w:tc>
+          <w:tcPr>
+            <w:tcW w:type="dxa" w:w="3742"/>
+          </w:tcPr>
+          <w:p>
+            <w:r>
+              <w:rPr>
+                <w:rFonts w:ascii="Calibri" w:hAnsi="Calibri"/>
+                <w:sz w:val="21"/>
+              </w:rPr>
+              <w:t>Không sao đâu.</w:t>
+            </w:r>
+          </w:p>
+        </w:tc>
+      </w:tr>
+      <w:tr>
+        <w:tc>
+          <w:tcPr>
+            <w:tcW w:type="dxa" w:w="680"/>
+            <w:shd w:val="clear" w:color="auto" w:fill="F2F5FB"/>
+          </w:tcPr>
+          <w:p>
+            <w:r>
+              <w:rPr>
+                <w:rFonts w:ascii="Calibri" w:hAnsi="Calibri"/>
+                <w:sz w:val="21"/>
+              </w:rPr>
+              <w:t>8</w:t>
+            </w:r>
+          </w:p>
+        </w:tc>
+        <w:tc>
+          <w:tcPr>
+            <w:tcW w:type="dxa" w:w="1474"/>
+            <w:shd w:val="clear" w:color="auto" w:fill="F2F5FB"/>
+          </w:tcPr>
+          <w:p>
+            <w:r>
+              <w:rPr>
+                <w:rFonts w:ascii="Calibri" w:hAnsi="Calibri"/>
+                <w:sz w:val="21"/>
+              </w:rPr>
+              <w:t>Person B</w:t>
+            </w:r>
+          </w:p>
+        </w:tc>
+        <w:tc>
+          <w:tcPr>
+            <w:tcW w:type="dxa" w:w="3742"/>
+            <w:shd w:val="clear" w:color="auto" w:fill="F2F5FB"/>
+          </w:tcPr>
+          <w:p>
+            <w:r>
+              <w:rPr>
+                <w:rFonts w:ascii="Calibri" w:hAnsi="Calibri"/>
+                <w:sz w:val="21"/>
+              </w:rPr>
+              <w:t>One red phone case. It'll arrive on Friday.</w:t>
+            </w:r>
+          </w:p>
+        </w:tc>
+        <w:tc>
+          <w:tcPr>
+            <w:tcW w:type="dxa" w:w="3742"/>
+            <w:shd w:val="clear" w:color="auto" w:fill="F2F5FB"/>
+          </w:tcPr>
+          <w:p>
+            <w:r>
+              <w:rPr>
+                <w:rFonts w:ascii="Calibri" w:hAnsi="Calibri"/>
+                <w:sz w:val="21"/>
+              </w:rPr>
+              <w:t>Một ốp điện thoại màu đỏ. Hàng sẽ đến vào thứ Sáu.</w:t>
+            </w:r>
+          </w:p>
+        </w:tc>
+      </w:tr>
+      <w:tr>
+        <w:tc>
+          <w:tcPr>
+            <w:tcW w:type="dxa" w:w="680"/>
+          </w:tcPr>
+          <w:p>
+            <w:r>
+              <w:rPr>
+                <w:rFonts w:ascii="Calibri" w:hAnsi="Calibri"/>
+                <w:sz w:val="21"/>
+              </w:rPr>
+              <w:t>9</w:t>
+            </w:r>
+          </w:p>
+        </w:tc>
+        <w:tc>
+          <w:tcPr>
+            <w:tcW w:type="dxa" w:w="1474"/>
+          </w:tcPr>
+          <w:p>
+            <w:r>
+              <w:rPr>
+                <w:rFonts w:ascii="Calibri" w:hAnsi="Calibri"/>
+                <w:sz w:val="21"/>
+              </w:rPr>
+              <w:t>Person A</w:t>
+            </w:r>
+          </w:p>
+        </w:tc>
+        <w:tc>
+          <w:tcPr>
+            <w:tcW w:type="dxa" w:w="3742"/>
+          </w:tcPr>
+          <w:p>
+            <w:r>
+              <w:rPr>
+                <w:rFonts w:ascii="Calibri" w:hAnsi="Calibri"/>
+                <w:sz w:val="21"/>
+              </w:rPr>
+              <w:t>Perfect, thank you.</w:t>
+            </w:r>
+          </w:p>
+        </w:tc>
+        <w:tc>
+          <w:tcPr>
+            <w:tcW w:type="dxa" w:w="3742"/>
+          </w:tcPr>
+          <w:p>
+            <w:r>
+              <w:rPr>
+                <w:rFonts w:ascii="Calibri" w:hAnsi="Calibri"/>
+                <w:sz w:val="21"/>
+              </w:rPr>
+              <w:t>Tốt rồi, cảm ơn em.</w:t>
+            </w:r>
+          </w:p>
+        </w:tc>
+      </w:tr>
+    </w:tbl>
+    <w:p>
+      <w:pPr>
+        <w:sectPr>
+          <w:footerReference w:type="default" r:id="rId25"/>
+          <w:pgSz w:w="11906" w:h="16838"/>
+          <w:pgMar w:top="1020" w:right="1134" w:bottom="1020" w:left="1134" w:header="720" w:footer="720" w:gutter="0"/>
+          <w:cols w:space="720"/>
+          <w:docGrid w:linePitch="360"/>
+        </w:sectPr>
+      </w:pPr>
+    </w:p>
+    <w:p>
+      <w:pPr>
+        <w:jc w:val="center"/>
+      </w:pPr>
+      <w:r>
+        <w:rPr>
+          <w:rFonts w:ascii="Arial" w:hAnsi="Arial"/>
+          <w:b/>
+          <w:color w:val="1F3864"/>
+          <w:sz w:val="26"/>
+        </w:rPr>
+        <w:t>PRACTICAL EVERYDAY ENGLISH</w:t>
+      </w:r>
+    </w:p>
+    <w:p>
+      <w:pPr>
+        <w:spacing w:after="240"/>
+        <w:jc w:val="center"/>
+      </w:pPr>
+      <w:r>
+        <w:rPr>
+          <w:rFonts w:ascii="Arial" w:hAnsi="Arial"/>
+          <w:i/>
+          <w:color w:val="444444"/>
+          <w:sz w:val="20"/>
+        </w:rPr>
+        <w:t>TIẾNG ANH GIAO TIẾP THỰC CHIẾN</w:t>
+      </w:r>
+    </w:p>
+    <w:tbl>
+      <w:tblPr>
+        <w:tblW w:type="auto" w:w="0"/>
+        <w:jc w:val="center"/>
+        <w:tblLayout w:type="fixed"/>
+        <w:tblLook w:firstColumn="1" w:firstRow="1" w:lastColumn="0" w:lastRow="0" w:noHBand="0" w:noVBand="1" w:val="04A0"/>
+      </w:tblPr>
+      <w:tblGrid>
+        <w:gridCol w:w="4819"/>
+        <w:gridCol w:w="4819"/>
+      </w:tblGrid>
+      <w:tr>
+        <w:tc>
+          <w:tcPr>
+            <w:tcW w:type="dxa" w:w="1814"/>
+            <w:shd w:val="clear" w:color="auto" w:fill="1F3864"/>
+          </w:tcPr>
+          <w:p>
+            <w:pPr>
+              <w:jc w:val="center"/>
+            </w:pPr>
+            <w:r>
+              <w:rPr>
+                <w:rFonts w:ascii="Arial" w:hAnsi="Arial"/>
+                <w:b/>
+                <w:color w:val="FFFFFF"/>
+                <w:sz w:val="28"/>
+              </w:rPr>
+              <w:t>Pre-A1.1</w:t>
+            </w:r>
+          </w:p>
+          <w:p>
+            <w:pPr>
+              <w:jc w:val="center"/>
+            </w:pPr>
+            <w:r>
+              <w:rPr>
+                <w:rFonts w:ascii="Arial" w:hAnsi="Arial"/>
+                <w:color w:val="FFFFFF"/>
+                <w:sz w:val="16"/>
+              </w:rPr>
+              <w:t>LESSON 018</w:t>
+            </w:r>
+          </w:p>
+        </w:tc>
+        <w:tc>
+          <w:tcPr>
+            <w:tcW w:type="dxa" w:w="7824"/>
+            <w:shd w:val="clear" w:color="auto" w:fill="D9E2F3"/>
+          </w:tcPr>
+          <w:p>
+            <w:r>
+              <w:rPr>
+                <w:rFonts w:ascii="Arial" w:hAnsi="Arial"/>
+                <w:b/>
+                <w:color w:val="1F3864"/>
+                <w:sz w:val="32"/>
+              </w:rPr>
+              <w:t>Asking How to Spell an Unfamiliar Word</w:t>
+            </w:r>
+          </w:p>
+          <w:p>
+            <w:r>
+              <w:rPr>
+                <w:rFonts w:ascii="Arial" w:hAnsi="Arial"/>
+                <w:i/>
+                <w:color w:val="333333"/>
+                <w:sz w:val="22"/>
+              </w:rPr>
+              <w:t>Hỏi cách đánh vần một từ chưa quen</w:t>
+            </w:r>
+          </w:p>
+        </w:tc>
+      </w:tr>
+    </w:tbl>
+    <w:p>
+      <w:pPr>
+        <w:spacing w:after="80"/>
+      </w:pPr>
+    </w:p>
+    <w:p>
+      <w:pPr>
+        <w:spacing w:before="200" w:after="80"/>
+        <w:shd w:val="clear" w:color="auto" w:fill="D9E2F3"/>
+      </w:pPr>
+      <w:r>
+        <w:rPr>
+          <w:rFonts w:ascii="Arial" w:hAnsi="Arial"/>
+          <w:b/>
+          <w:color w:val="1F3864"/>
+          <w:sz w:val="22"/>
+        </w:rPr>
+        <w:t xml:space="preserve">  SITUATION / BỐI CẢNH</w:t>
+      </w:r>
+    </w:p>
+    <w:p>
+      <w:r>
+        <w:rPr>
+          <w:rFonts w:ascii="Calibri" w:hAnsi="Calibri"/>
+          <w:sz w:val="21"/>
+        </w:rPr>
+        <w:t>A friend recommends a dish at a new restaurant, but the name is unfamiliar.</w:t>
+      </w:r>
+    </w:p>
+    <w:p>
+      <w:r>
+        <w:rPr>
+          <w:rFonts w:ascii="Calibri" w:hAnsi="Calibri"/>
+          <w:i/>
+          <w:color w:val="444444"/>
+          <w:sz w:val="20"/>
+        </w:rPr>
+        <w:t>Một người bạn giới thiệu một món ăn ở một nhà hàng mới, nhưng tên món ăn nghe chưa quen.</w:t>
+      </w:r>
+    </w:p>
+    <w:p>
+      <w:pPr>
+        <w:spacing w:before="200" w:after="80"/>
+        <w:shd w:val="clear" w:color="auto" w:fill="D9E2F3"/>
+      </w:pPr>
+      <w:r>
+        <w:rPr>
+          <w:rFonts w:ascii="Arial" w:hAnsi="Arial"/>
+          <w:b/>
+          <w:color w:val="1F3864"/>
+          <w:sz w:val="22"/>
+        </w:rPr>
+        <w:t xml:space="preserve">  CORE DIALOGUE / HỘI THOẠI</w:t>
+      </w:r>
+    </w:p>
+    <w:tbl>
+      <w:tblPr>
+        <w:tblStyle w:val="TableGrid"/>
+        <w:tblW w:type="auto" w:w="0"/>
+        <w:tblLayout w:type="fixed"/>
+        <w:tblLook w:firstColumn="1" w:firstRow="1" w:lastColumn="0" w:lastRow="0" w:noHBand="0" w:noVBand="1" w:val="04A0"/>
+      </w:tblPr>
+      <w:tblGrid>
+        <w:gridCol w:w="2409"/>
+        <w:gridCol w:w="2409"/>
+        <w:gridCol w:w="2409"/>
+        <w:gridCol w:w="2409"/>
+      </w:tblGrid>
+      <w:tr>
+        <w:tc>
+          <w:tcPr>
+            <w:tcW w:type="dxa" w:w="680"/>
+            <w:shd w:val="clear" w:color="auto" w:fill="1F3864"/>
+          </w:tcPr>
+          <w:p>
+            <w:pPr>
+              <w:jc w:val="center"/>
+            </w:pPr>
+            <w:r>
+              <w:rPr>
+                <w:rFonts w:ascii="Arial" w:hAnsi="Arial"/>
+                <w:b/>
+                <w:color w:val="FFFFFF"/>
+                <w:sz w:val="20"/>
+              </w:rPr>
+              <w:t>No.</w:t>
+            </w:r>
+          </w:p>
+        </w:tc>
+        <w:tc>
+          <w:tcPr>
+            <w:tcW w:type="dxa" w:w="1474"/>
+            <w:shd w:val="clear" w:color="auto" w:fill="1F3864"/>
+          </w:tcPr>
+          <w:p>
+            <w:pPr>
+              <w:jc w:val="center"/>
+            </w:pPr>
+            <w:r>
+              <w:rPr>
+                <w:rFonts w:ascii="Arial" w:hAnsi="Arial"/>
+                <w:b/>
+                <w:color w:val="FFFFFF"/>
+                <w:sz w:val="20"/>
+              </w:rPr>
+              <w:t>Speaker</w:t>
+            </w:r>
+          </w:p>
+        </w:tc>
+        <w:tc>
+          <w:tcPr>
+            <w:tcW w:type="dxa" w:w="3742"/>
+            <w:shd w:val="clear" w:color="auto" w:fill="1F3864"/>
+          </w:tcPr>
+          <w:p>
+            <w:pPr>
+              <w:jc w:val="center"/>
+            </w:pPr>
+            <w:r>
+              <w:rPr>
+                <w:rFonts w:ascii="Arial" w:hAnsi="Arial"/>
+                <w:b/>
+                <w:color w:val="FFFFFF"/>
+                <w:sz w:val="20"/>
+              </w:rPr>
+              <w:t>English</w:t>
+            </w:r>
+          </w:p>
+        </w:tc>
+        <w:tc>
+          <w:tcPr>
+            <w:tcW w:type="dxa" w:w="3742"/>
+            <w:shd w:val="clear" w:color="auto" w:fill="1F3864"/>
+          </w:tcPr>
+          <w:p>
+            <w:pPr>
+              <w:jc w:val="center"/>
+            </w:pPr>
+            <w:r>
+              <w:rPr>
+                <w:rFonts w:ascii="Arial" w:hAnsi="Arial"/>
+                <w:b/>
+                <w:color w:val="FFFFFF"/>
+                <w:sz w:val="20"/>
+              </w:rPr>
+              <w:t>Vietnamese Translation</w:t>
+            </w:r>
+          </w:p>
+        </w:tc>
+      </w:tr>
+      <w:tr>
+        <w:tc>
+          <w:tcPr>
+            <w:tcW w:type="dxa" w:w="680"/>
+          </w:tcPr>
+          <w:p>
+            <w:r>
+              <w:rPr>
+                <w:rFonts w:ascii="Calibri" w:hAnsi="Calibri"/>
+                <w:sz w:val="21"/>
+              </w:rPr>
+              <w:t>1</w:t>
+            </w:r>
+          </w:p>
+        </w:tc>
+        <w:tc>
+          <w:tcPr>
+            <w:tcW w:type="dxa" w:w="1474"/>
+          </w:tcPr>
+          <w:p>
+            <w:r>
+              <w:rPr>
+                <w:rFonts w:ascii="Calibri" w:hAnsi="Calibri"/>
+                <w:sz w:val="21"/>
+              </w:rPr>
+              <w:t>Person A</w:t>
+            </w:r>
+          </w:p>
+        </w:tc>
+        <w:tc>
+          <w:tcPr>
+            <w:tcW w:type="dxa" w:w="3742"/>
+          </w:tcPr>
+          <w:p>
+            <w:r>
+              <w:rPr>
+                <w:rFonts w:ascii="Calibri" w:hAnsi="Calibri"/>
+                <w:sz w:val="21"/>
+              </w:rPr>
+              <w:t>You should try the new restaurant. The pho there is amazing.</w:t>
+            </w:r>
+          </w:p>
+        </w:tc>
+        <w:tc>
+          <w:tcPr>
+            <w:tcW w:type="dxa" w:w="3742"/>
+          </w:tcPr>
+          <w:p>
+            <w:r>
+              <w:rPr>
+                <w:rFonts w:ascii="Calibri" w:hAnsi="Calibri"/>
+                <w:sz w:val="21"/>
+              </w:rPr>
+              <w:t>Bạn nên thử nhà hàng mới đó. Món phở ở đó ngon tuyệt.</w:t>
+            </w:r>
+          </w:p>
+        </w:tc>
+      </w:tr>
+      <w:tr>
+        <w:tc>
+          <w:tcPr>
+            <w:tcW w:type="dxa" w:w="680"/>
+            <w:shd w:val="clear" w:color="auto" w:fill="F2F5FB"/>
+          </w:tcPr>
+          <w:p>
+            <w:r>
+              <w:rPr>
+                <w:rFonts w:ascii="Calibri" w:hAnsi="Calibri"/>
+                <w:sz w:val="21"/>
+              </w:rPr>
+              <w:t>2</w:t>
+            </w:r>
+          </w:p>
+        </w:tc>
+        <w:tc>
+          <w:tcPr>
+            <w:tcW w:type="dxa" w:w="1474"/>
+            <w:shd w:val="clear" w:color="auto" w:fill="F2F5FB"/>
+          </w:tcPr>
+          <w:p>
+            <w:r>
+              <w:rPr>
+                <w:rFonts w:ascii="Calibri" w:hAnsi="Calibri"/>
+                <w:sz w:val="21"/>
+              </w:rPr>
+              <w:t>Person B</w:t>
+            </w:r>
+          </w:p>
+        </w:tc>
+        <w:tc>
+          <w:tcPr>
+            <w:tcW w:type="dxa" w:w="3742"/>
+            <w:shd w:val="clear" w:color="auto" w:fill="F2F5FB"/>
+          </w:tcPr>
+          <w:p>
+            <w:r>
+              <w:rPr>
+                <w:rFonts w:ascii="Calibri" w:hAnsi="Calibri"/>
+                <w:sz w:val="21"/>
+              </w:rPr>
+              <w:t>The what? Sorry, I didn't catch that word.</w:t>
+            </w:r>
+          </w:p>
+        </w:tc>
+        <w:tc>
+          <w:tcPr>
+            <w:tcW w:type="dxa" w:w="3742"/>
+            <w:shd w:val="clear" w:color="auto" w:fill="F2F5FB"/>
+          </w:tcPr>
+          <w:p>
+            <w:r>
+              <w:rPr>
+                <w:rFonts w:ascii="Calibri" w:hAnsi="Calibri"/>
+                <w:sz w:val="21"/>
+              </w:rPr>
+              <w:t>Món gì cơ? Xin lỗi, mình chưa nghe rõ từ đó.</w:t>
+            </w:r>
+          </w:p>
+        </w:tc>
+      </w:tr>
+      <w:tr>
+        <w:tc>
+          <w:tcPr>
+            <w:tcW w:type="dxa" w:w="680"/>
+          </w:tcPr>
+          <w:p>
+            <w:r>
+              <w:rPr>
+                <w:rFonts w:ascii="Calibri" w:hAnsi="Calibri"/>
+                <w:sz w:val="21"/>
+              </w:rPr>
+              <w:t>3</w:t>
+            </w:r>
+          </w:p>
+        </w:tc>
+        <w:tc>
+          <w:tcPr>
+            <w:tcW w:type="dxa" w:w="1474"/>
+          </w:tcPr>
+          <w:p>
+            <w:r>
+              <w:rPr>
+                <w:rFonts w:ascii="Calibri" w:hAnsi="Calibri"/>
+                <w:sz w:val="21"/>
+              </w:rPr>
+              <w:t>Person A</w:t>
+            </w:r>
+          </w:p>
+        </w:tc>
+        <w:tc>
+          <w:tcPr>
+            <w:tcW w:type="dxa" w:w="3742"/>
+          </w:tcPr>
+          <w:p>
+            <w:r>
+              <w:rPr>
+                <w:rFonts w:ascii="Calibri" w:hAnsi="Calibri"/>
+                <w:sz w:val="21"/>
+              </w:rPr>
+              <w:t>Pho. It's a Vietnamese noodle soup.</w:t>
+            </w:r>
+          </w:p>
+        </w:tc>
+        <w:tc>
+          <w:tcPr>
+            <w:tcW w:type="dxa" w:w="3742"/>
+          </w:tcPr>
+          <w:p>
+            <w:r>
+              <w:rPr>
+                <w:rFonts w:ascii="Calibri" w:hAnsi="Calibri"/>
+                <w:sz w:val="21"/>
+              </w:rPr>
+              <w:t>Phở. Đó là một món súp mì của Việt Nam.</w:t>
+            </w:r>
+          </w:p>
+        </w:tc>
+      </w:tr>
+      <w:tr>
+        <w:tc>
+          <w:tcPr>
+            <w:tcW w:type="dxa" w:w="680"/>
+            <w:shd w:val="clear" w:color="auto" w:fill="F2F5FB"/>
+          </w:tcPr>
+          <w:p>
+            <w:r>
+              <w:rPr>
+                <w:rFonts w:ascii="Calibri" w:hAnsi="Calibri"/>
+                <w:sz w:val="21"/>
+              </w:rPr>
+              <w:t>4</w:t>
+            </w:r>
+          </w:p>
+        </w:tc>
+        <w:tc>
+          <w:tcPr>
+            <w:tcW w:type="dxa" w:w="1474"/>
+            <w:shd w:val="clear" w:color="auto" w:fill="F2F5FB"/>
+          </w:tcPr>
+          <w:p>
+            <w:r>
+              <w:rPr>
+                <w:rFonts w:ascii="Calibri" w:hAnsi="Calibri"/>
+                <w:sz w:val="21"/>
+              </w:rPr>
+              <w:t>Person B</w:t>
+            </w:r>
+          </w:p>
+        </w:tc>
+        <w:tc>
+          <w:tcPr>
+            <w:tcW w:type="dxa" w:w="3742"/>
+            <w:shd w:val="clear" w:color="auto" w:fill="F2F5FB"/>
+          </w:tcPr>
+          <w:p>
+            <w:r>
+              <w:rPr>
+                <w:rFonts w:ascii="Calibri" w:hAnsi="Calibri"/>
+                <w:sz w:val="21"/>
+              </w:rPr>
+              <w:t>Pho... how do you spell that?</w:t>
+            </w:r>
+          </w:p>
+        </w:tc>
+        <w:tc>
+          <w:tcPr>
+            <w:tcW w:type="dxa" w:w="3742"/>
+            <w:shd w:val="clear" w:color="auto" w:fill="F2F5FB"/>
+          </w:tcPr>
+          <w:p>
+            <w:r>
+              <w:rPr>
+                <w:rFonts w:ascii="Calibri" w:hAnsi="Calibri"/>
+                <w:sz w:val="21"/>
+              </w:rPr>
+              <w:t>Phở... bạn viết từ đó thế nào?</w:t>
+            </w:r>
+          </w:p>
+        </w:tc>
+      </w:tr>
+      <w:tr>
+        <w:tc>
+          <w:tcPr>
+            <w:tcW w:type="dxa" w:w="680"/>
+          </w:tcPr>
+          <w:p>
+            <w:r>
+              <w:rPr>
+                <w:rFonts w:ascii="Calibri" w:hAnsi="Calibri"/>
+                <w:sz w:val="21"/>
+              </w:rPr>
+              <w:t>5</w:t>
+            </w:r>
+          </w:p>
+        </w:tc>
+        <w:tc>
+          <w:tcPr>
+            <w:tcW w:type="dxa" w:w="1474"/>
+          </w:tcPr>
+          <w:p>
+            <w:r>
+              <w:rPr>
+                <w:rFonts w:ascii="Calibri" w:hAnsi="Calibri"/>
+                <w:sz w:val="21"/>
+              </w:rPr>
+              <w:t>Person A</w:t>
+            </w:r>
+          </w:p>
+        </w:tc>
+        <w:tc>
+          <w:tcPr>
+            <w:tcW w:type="dxa" w:w="3742"/>
+          </w:tcPr>
+          <w:p>
+            <w:r>
+              <w:rPr>
+                <w:rFonts w:ascii="Calibri" w:hAnsi="Calibri"/>
+                <w:sz w:val="21"/>
+              </w:rPr>
+              <w:t>P-H-O.</w:t>
+            </w:r>
+          </w:p>
+        </w:tc>
+        <w:tc>
+          <w:tcPr>
+            <w:tcW w:type="dxa" w:w="3742"/>
+          </w:tcPr>
+          <w:p>
+            <w:r>
+              <w:rPr>
+                <w:rFonts w:ascii="Calibri" w:hAnsi="Calibri"/>
+                <w:sz w:val="21"/>
+              </w:rPr>
+              <w:t>P-H-O.</w:t>
+            </w:r>
+          </w:p>
+        </w:tc>
+      </w:tr>
+      <w:tr>
+        <w:tc>
+          <w:tcPr>
+            <w:tcW w:type="dxa" w:w="680"/>
+            <w:shd w:val="clear" w:color="auto" w:fill="F2F5FB"/>
+          </w:tcPr>
+          <w:p>
+            <w:r>
+              <w:rPr>
+                <w:rFonts w:ascii="Calibri" w:hAnsi="Calibri"/>
+                <w:sz w:val="21"/>
+              </w:rPr>
+              <w:t>6</w:t>
+            </w:r>
+          </w:p>
+        </w:tc>
+        <w:tc>
+          <w:tcPr>
+            <w:tcW w:type="dxa" w:w="1474"/>
+            <w:shd w:val="clear" w:color="auto" w:fill="F2F5FB"/>
+          </w:tcPr>
+          <w:p>
+            <w:r>
+              <w:rPr>
+                <w:rFonts w:ascii="Calibri" w:hAnsi="Calibri"/>
+                <w:sz w:val="21"/>
+              </w:rPr>
+              <w:t>Person B</w:t>
+            </w:r>
+          </w:p>
+        </w:tc>
+        <w:tc>
+          <w:tcPr>
+            <w:tcW w:type="dxa" w:w="3742"/>
+            <w:shd w:val="clear" w:color="auto" w:fill="F2F5FB"/>
+          </w:tcPr>
+          <w:p>
+            <w:r>
+              <w:rPr>
+                <w:rFonts w:ascii="Calibri" w:hAnsi="Calibri"/>
+                <w:sz w:val="21"/>
+              </w:rPr>
+              <w:t>P-H-O, okay. I'll look it up. It sounds delicious.</w:t>
+            </w:r>
+          </w:p>
+        </w:tc>
+        <w:tc>
+          <w:tcPr>
+            <w:tcW w:type="dxa" w:w="3742"/>
+            <w:shd w:val="clear" w:color="auto" w:fill="F2F5FB"/>
+          </w:tcPr>
+          <w:p>
+            <w:r>
+              <w:rPr>
+                <w:rFonts w:ascii="Calibri" w:hAnsi="Calibri"/>
+                <w:sz w:val="21"/>
+              </w:rPr>
+              <w:t>P-H-O, được rồi. Mình sẽ tìm hiểu thêm. Nghe có vẻ ngon đấy.</w:t>
+            </w:r>
+          </w:p>
+        </w:tc>
+      </w:tr>
+      <w:tr>
+        <w:tc>
+          <w:tcPr>
+            <w:tcW w:type="dxa" w:w="680"/>
+          </w:tcPr>
+          <w:p>
+            <w:r>
+              <w:rPr>
+                <w:rFonts w:ascii="Calibri" w:hAnsi="Calibri"/>
+                <w:sz w:val="21"/>
+              </w:rPr>
+              <w:t>7</w:t>
+            </w:r>
+          </w:p>
+        </w:tc>
+        <w:tc>
+          <w:tcPr>
+            <w:tcW w:type="dxa" w:w="1474"/>
+          </w:tcPr>
+          <w:p>
+            <w:r>
+              <w:rPr>
+                <w:rFonts w:ascii="Calibri" w:hAnsi="Calibri"/>
+                <w:sz w:val="21"/>
+              </w:rPr>
+              <w:t>Person A</w:t>
+            </w:r>
+          </w:p>
+        </w:tc>
+        <w:tc>
+          <w:tcPr>
+            <w:tcW w:type="dxa" w:w="3742"/>
+          </w:tcPr>
+          <w:p>
+            <w:r>
+              <w:rPr>
+                <w:rFonts w:ascii="Calibri" w:hAnsi="Calibri"/>
+                <w:sz w:val="21"/>
+              </w:rPr>
+              <w:t>It really is. We should go there together sometime.</w:t>
+            </w:r>
+          </w:p>
+        </w:tc>
+        <w:tc>
+          <w:tcPr>
+            <w:tcW w:type="dxa" w:w="3742"/>
+          </w:tcPr>
+          <w:p>
+            <w:r>
+              <w:rPr>
+                <w:rFonts w:ascii="Calibri" w:hAnsi="Calibri"/>
+                <w:sz w:val="21"/>
+              </w:rPr>
+              <w:t>Ngon thật đó. Lúc nào mình đi cùng nhau nhé.</w:t>
+            </w:r>
+          </w:p>
+        </w:tc>
+      </w:tr>
+      <w:tr>
+        <w:tc>
+          <w:tcPr>
+            <w:tcW w:type="dxa" w:w="680"/>
+            <w:shd w:val="clear" w:color="auto" w:fill="F2F5FB"/>
+          </w:tcPr>
+          <w:p>
+            <w:r>
+              <w:rPr>
+                <w:rFonts w:ascii="Calibri" w:hAnsi="Calibri"/>
+                <w:sz w:val="21"/>
+              </w:rPr>
+              <w:t>8</w:t>
+            </w:r>
+          </w:p>
+        </w:tc>
+        <w:tc>
+          <w:tcPr>
+            <w:tcW w:type="dxa" w:w="1474"/>
+            <w:shd w:val="clear" w:color="auto" w:fill="F2F5FB"/>
+          </w:tcPr>
+          <w:p>
+            <w:r>
+              <w:rPr>
+                <w:rFonts w:ascii="Calibri" w:hAnsi="Calibri"/>
+                <w:sz w:val="21"/>
+              </w:rPr>
+              <w:t>Person B</w:t>
+            </w:r>
+          </w:p>
+        </w:tc>
+        <w:tc>
+          <w:tcPr>
+            <w:tcW w:type="dxa" w:w="3742"/>
+            <w:shd w:val="clear" w:color="auto" w:fill="F2F5FB"/>
+          </w:tcPr>
+          <w:p>
+            <w:r>
+              <w:rPr>
+                <w:rFonts w:ascii="Calibri" w:hAnsi="Calibri"/>
+                <w:sz w:val="21"/>
+              </w:rPr>
+              <w:t>Definitely. Let's plan for this weekend.</w:t>
+            </w:r>
+          </w:p>
+        </w:tc>
+        <w:tc>
+          <w:tcPr>
+            <w:tcW w:type="dxa" w:w="3742"/>
+            <w:shd w:val="clear" w:color="auto" w:fill="F2F5FB"/>
+          </w:tcPr>
+          <w:p>
+            <w:r>
+              <w:rPr>
+                <w:rFonts w:ascii="Calibri" w:hAnsi="Calibri"/>
+                <w:sz w:val="21"/>
+              </w:rPr>
+              <w:t>Chắc chắn rồi. Mình lên kế hoạch cho cuối tuần này đi.</w:t>
+            </w:r>
+          </w:p>
+        </w:tc>
+      </w:tr>
+    </w:tbl>
+    <w:p>
+      <w:pPr>
+        <w:sectPr>
+          <w:footerReference w:type="default" r:id="rId26"/>
+          <w:pgSz w:w="11906" w:h="16838"/>
+          <w:pgMar w:top="1020" w:right="1134" w:bottom="1020" w:left="1134" w:header="720" w:footer="720" w:gutter="0"/>
+          <w:cols w:space="720"/>
+          <w:docGrid w:linePitch="360"/>
+        </w:sectPr>
+      </w:pPr>
+    </w:p>
+    <w:p>
+      <w:pPr>
+        <w:jc w:val="center"/>
+      </w:pPr>
+      <w:r>
+        <w:rPr>
+          <w:rFonts w:ascii="Arial" w:hAnsi="Arial"/>
+          <w:b/>
+          <w:color w:val="1F3864"/>
+          <w:sz w:val="26"/>
+        </w:rPr>
+        <w:t>PRACTICAL EVERYDAY ENGLISH</w:t>
+      </w:r>
+    </w:p>
+    <w:p>
+      <w:pPr>
+        <w:spacing w:after="240"/>
+        <w:jc w:val="center"/>
+      </w:pPr>
+      <w:r>
+        <w:rPr>
+          <w:rFonts w:ascii="Arial" w:hAnsi="Arial"/>
+          <w:i/>
+          <w:color w:val="444444"/>
+          <w:sz w:val="20"/>
+        </w:rPr>
+        <w:t>TIẾNG ANH GIAO TIẾP THỰC CHIẾN</w:t>
+      </w:r>
+    </w:p>
+    <w:tbl>
+      <w:tblPr>
+        <w:tblW w:type="auto" w:w="0"/>
+        <w:jc w:val="center"/>
+        <w:tblLayout w:type="fixed"/>
+        <w:tblLook w:firstColumn="1" w:firstRow="1" w:lastColumn="0" w:lastRow="0" w:noHBand="0" w:noVBand="1" w:val="04A0"/>
+      </w:tblPr>
+      <w:tblGrid>
+        <w:gridCol w:w="4819"/>
+        <w:gridCol w:w="4819"/>
+      </w:tblGrid>
+      <w:tr>
+        <w:tc>
+          <w:tcPr>
+            <w:tcW w:type="dxa" w:w="1814"/>
+            <w:shd w:val="clear" w:color="auto" w:fill="1F3864"/>
+          </w:tcPr>
+          <w:p>
+            <w:pPr>
+              <w:jc w:val="center"/>
+            </w:pPr>
+            <w:r>
+              <w:rPr>
+                <w:rFonts w:ascii="Arial" w:hAnsi="Arial"/>
+                <w:b/>
+                <w:color w:val="FFFFFF"/>
+                <w:sz w:val="28"/>
+              </w:rPr>
+              <w:t>Pre-A1.1</w:t>
+            </w:r>
+          </w:p>
+          <w:p>
+            <w:pPr>
+              <w:jc w:val="center"/>
+            </w:pPr>
+            <w:r>
+              <w:rPr>
+                <w:rFonts w:ascii="Arial" w:hAnsi="Arial"/>
+                <w:color w:val="FFFFFF"/>
+                <w:sz w:val="16"/>
+              </w:rPr>
+              <w:t>LESSON 019</w:t>
+            </w:r>
+          </w:p>
+        </w:tc>
+        <w:tc>
+          <w:tcPr>
+            <w:tcW w:type="dxa" w:w="7824"/>
+            <w:shd w:val="clear" w:color="auto" w:fill="D9E2F3"/>
+          </w:tcPr>
+          <w:p>
+            <w:r>
+              <w:rPr>
+                <w:rFonts w:ascii="Arial" w:hAnsi="Arial"/>
+                <w:b/>
+                <w:color w:val="1F3864"/>
+                <w:sz w:val="32"/>
+              </w:rPr>
+              <w:t>Double-Checking an Email Address</w:t>
+            </w:r>
+          </w:p>
+          <w:p>
+            <w:r>
+              <w:rPr>
+                <w:rFonts w:ascii="Arial" w:hAnsi="Arial"/>
+                <w:i/>
+                <w:color w:val="333333"/>
+                <w:sz w:val="22"/>
+              </w:rPr>
+              <w:t>Kiểm tra lại địa chỉ email</w:t>
+            </w:r>
+          </w:p>
+        </w:tc>
+      </w:tr>
+    </w:tbl>
+    <w:p>
+      <w:pPr>
+        <w:spacing w:after="80"/>
+      </w:pPr>
+    </w:p>
+    <w:p>
+      <w:pPr>
+        <w:spacing w:before="200" w:after="80"/>
+        <w:shd w:val="clear" w:color="auto" w:fill="D9E2F3"/>
+      </w:pPr>
+      <w:r>
+        <w:rPr>
+          <w:rFonts w:ascii="Arial" w:hAnsi="Arial"/>
+          <w:b/>
+          <w:color w:val="1F3864"/>
+          <w:sz w:val="22"/>
+        </w:rPr>
+        <w:t xml:space="preserve">  SITUATION / BỐI CẢNH</w:t>
+      </w:r>
+    </w:p>
+    <w:p>
+      <w:r>
+        <w:rPr>
+          <w:rFonts w:ascii="Calibri" w:hAnsi="Calibri"/>
+          <w:sz w:val="21"/>
+        </w:rPr>
+        <w:t>Two colleagues are filling in a form together and want to make sure an email address is spelled correctly before sending it.</w:t>
+      </w:r>
+    </w:p>
+    <w:p>
+      <w:r>
+        <w:rPr>
+          <w:rFonts w:ascii="Calibri" w:hAnsi="Calibri"/>
+          <w:i/>
+          <w:color w:val="444444"/>
+          <w:sz w:val="20"/>
+        </w:rPr>
+        <w:t>Hai đồng nghiệp cùng điền một biểu mẫu và muốn chắc chắn địa chỉ email được viết đúng trước khi gửi.</w:t>
+      </w:r>
+    </w:p>
+    <w:p>
+      <w:pPr>
+        <w:spacing w:before="200" w:after="80"/>
+        <w:shd w:val="clear" w:color="auto" w:fill="D9E2F3"/>
+      </w:pPr>
+      <w:r>
+        <w:rPr>
+          <w:rFonts w:ascii="Arial" w:hAnsi="Arial"/>
+          <w:b/>
+          <w:color w:val="1F3864"/>
+          <w:sz w:val="22"/>
+        </w:rPr>
+        <w:t xml:space="preserve">  CORE DIALOGUE / HỘI THOẠI</w:t>
+      </w:r>
+    </w:p>
+    <w:tbl>
+      <w:tblPr>
+        <w:tblStyle w:val="TableGrid"/>
+        <w:tblW w:type="auto" w:w="0"/>
+        <w:tblLayout w:type="fixed"/>
+        <w:tblLook w:firstColumn="1" w:firstRow="1" w:lastColumn="0" w:lastRow="0" w:noHBand="0" w:noVBand="1" w:val="04A0"/>
+      </w:tblPr>
+      <w:tblGrid>
+        <w:gridCol w:w="2409"/>
+        <w:gridCol w:w="2409"/>
+        <w:gridCol w:w="2409"/>
+        <w:gridCol w:w="2409"/>
+      </w:tblGrid>
+      <w:tr>
+        <w:tc>
+          <w:tcPr>
+            <w:tcW w:type="dxa" w:w="680"/>
+            <w:shd w:val="clear" w:color="auto" w:fill="1F3864"/>
+          </w:tcPr>
+          <w:p>
+            <w:pPr>
+              <w:jc w:val="center"/>
+            </w:pPr>
+            <w:r>
+              <w:rPr>
+                <w:rFonts w:ascii="Arial" w:hAnsi="Arial"/>
+                <w:b/>
+                <w:color w:val="FFFFFF"/>
+                <w:sz w:val="20"/>
+              </w:rPr>
+              <w:t>No.</w:t>
+            </w:r>
+          </w:p>
+        </w:tc>
+        <w:tc>
+          <w:tcPr>
+            <w:tcW w:type="dxa" w:w="1474"/>
+            <w:shd w:val="clear" w:color="auto" w:fill="1F3864"/>
+          </w:tcPr>
+          <w:p>
+            <w:pPr>
+              <w:jc w:val="center"/>
+            </w:pPr>
+            <w:r>
+              <w:rPr>
+                <w:rFonts w:ascii="Arial" w:hAnsi="Arial"/>
+                <w:b/>
+                <w:color w:val="FFFFFF"/>
+                <w:sz w:val="20"/>
+              </w:rPr>
+              <w:t>Speaker</w:t>
+            </w:r>
+          </w:p>
+        </w:tc>
+        <w:tc>
+          <w:tcPr>
+            <w:tcW w:type="dxa" w:w="3742"/>
+            <w:shd w:val="clear" w:color="auto" w:fill="1F3864"/>
+          </w:tcPr>
+          <w:p>
+            <w:pPr>
+              <w:jc w:val="center"/>
+            </w:pPr>
+            <w:r>
+              <w:rPr>
+                <w:rFonts w:ascii="Arial" w:hAnsi="Arial"/>
+                <w:b/>
+                <w:color w:val="FFFFFF"/>
+                <w:sz w:val="20"/>
+              </w:rPr>
+              <w:t>English</w:t>
+            </w:r>
+          </w:p>
+        </w:tc>
+        <w:tc>
+          <w:tcPr>
+            <w:tcW w:type="dxa" w:w="3742"/>
+            <w:shd w:val="clear" w:color="auto" w:fill="1F3864"/>
+          </w:tcPr>
+          <w:p>
+            <w:pPr>
+              <w:jc w:val="center"/>
+            </w:pPr>
+            <w:r>
+              <w:rPr>
+                <w:rFonts w:ascii="Arial" w:hAnsi="Arial"/>
+                <w:b/>
+                <w:color w:val="FFFFFF"/>
+                <w:sz w:val="20"/>
+              </w:rPr>
+              <w:t>Vietnamese Translation</w:t>
+            </w:r>
+          </w:p>
+        </w:tc>
+      </w:tr>
+      <w:tr>
+        <w:tc>
+          <w:tcPr>
+            <w:tcW w:type="dxa" w:w="680"/>
+          </w:tcPr>
+          <w:p>
+            <w:r>
+              <w:rPr>
+                <w:rFonts w:ascii="Calibri" w:hAnsi="Calibri"/>
+                <w:sz w:val="21"/>
+              </w:rPr>
+              <w:t>1</w:t>
+            </w:r>
+          </w:p>
+        </w:tc>
+        <w:tc>
+          <w:tcPr>
+            <w:tcW w:type="dxa" w:w="1474"/>
+          </w:tcPr>
+          <w:p>
+            <w:r>
+              <w:rPr>
+                <w:rFonts w:ascii="Calibri" w:hAnsi="Calibri"/>
+                <w:sz w:val="21"/>
+              </w:rPr>
+              <w:t>Person A</w:t>
+            </w:r>
+          </w:p>
+        </w:tc>
+        <w:tc>
+          <w:tcPr>
+            <w:tcW w:type="dxa" w:w="3742"/>
+          </w:tcPr>
+          <w:p>
+            <w:r>
+              <w:rPr>
+                <w:rFonts w:ascii="Calibri" w:hAnsi="Calibri"/>
+                <w:sz w:val="21"/>
+              </w:rPr>
+              <w:t>Can you check this email address for me before I send it?</w:t>
+            </w:r>
+          </w:p>
+        </w:tc>
+        <w:tc>
+          <w:tcPr>
+            <w:tcW w:type="dxa" w:w="3742"/>
+          </w:tcPr>
+          <w:p>
+            <w:r>
+              <w:rPr>
+                <w:rFonts w:ascii="Calibri" w:hAnsi="Calibri"/>
+                <w:sz w:val="21"/>
+              </w:rPr>
+              <w:t>Chị xem lại giúp em địa chỉ email này trước khi em gửi được không?</w:t>
+            </w:r>
+          </w:p>
+        </w:tc>
+      </w:tr>
+      <w:tr>
+        <w:tc>
+          <w:tcPr>
+            <w:tcW w:type="dxa" w:w="680"/>
+            <w:shd w:val="clear" w:color="auto" w:fill="F2F5FB"/>
+          </w:tcPr>
+          <w:p>
+            <w:r>
+              <w:rPr>
+                <w:rFonts w:ascii="Calibri" w:hAnsi="Calibri"/>
+                <w:sz w:val="21"/>
+              </w:rPr>
+              <w:t>2</w:t>
+            </w:r>
+          </w:p>
+        </w:tc>
+        <w:tc>
+          <w:tcPr>
+            <w:tcW w:type="dxa" w:w="1474"/>
+            <w:shd w:val="clear" w:color="auto" w:fill="F2F5FB"/>
+          </w:tcPr>
+          <w:p>
+            <w:r>
+              <w:rPr>
+                <w:rFonts w:ascii="Calibri" w:hAnsi="Calibri"/>
+                <w:sz w:val="21"/>
+              </w:rPr>
+              <w:t>Person B</w:t>
+            </w:r>
+          </w:p>
+        </w:tc>
+        <w:tc>
+          <w:tcPr>
+            <w:tcW w:type="dxa" w:w="3742"/>
+            <w:shd w:val="clear" w:color="auto" w:fill="F2F5FB"/>
+          </w:tcPr>
+          <w:p>
+            <w:r>
+              <w:rPr>
+                <w:rFonts w:ascii="Calibri" w:hAnsi="Calibri"/>
+                <w:sz w:val="21"/>
+              </w:rPr>
+              <w:t>Sure, let me have a look.</w:t>
+            </w:r>
+          </w:p>
+        </w:tc>
+        <w:tc>
+          <w:tcPr>
+            <w:tcW w:type="dxa" w:w="3742"/>
+            <w:shd w:val="clear" w:color="auto" w:fill="F2F5FB"/>
+          </w:tcPr>
+          <w:p>
+            <w:r>
+              <w:rPr>
+                <w:rFonts w:ascii="Calibri" w:hAnsi="Calibri"/>
+                <w:sz w:val="21"/>
+              </w:rPr>
+              <w:t>Được, để chị xem thử.</w:t>
+            </w:r>
+          </w:p>
+        </w:tc>
+      </w:tr>
+      <w:tr>
+        <w:tc>
+          <w:tcPr>
+            <w:tcW w:type="dxa" w:w="680"/>
+          </w:tcPr>
+          <w:p>
+            <w:r>
+              <w:rPr>
+                <w:rFonts w:ascii="Calibri" w:hAnsi="Calibri"/>
+                <w:sz w:val="21"/>
+              </w:rPr>
+              <w:t>3</w:t>
+            </w:r>
+          </w:p>
+        </w:tc>
+        <w:tc>
+          <w:tcPr>
+            <w:tcW w:type="dxa" w:w="1474"/>
+          </w:tcPr>
+          <w:p>
+            <w:r>
+              <w:rPr>
+                <w:rFonts w:ascii="Calibri" w:hAnsi="Calibri"/>
+                <w:sz w:val="21"/>
+              </w:rPr>
+              <w:t>Person A</w:t>
+            </w:r>
+          </w:p>
+        </w:tc>
+        <w:tc>
+          <w:tcPr>
+            <w:tcW w:type="dxa" w:w="3742"/>
+          </w:tcPr>
+          <w:p>
+            <w:r>
+              <w:rPr>
+                <w:rFonts w:ascii="Calibri" w:hAnsi="Calibri"/>
+                <w:sz w:val="21"/>
+              </w:rPr>
+              <w:t>It's h-a-n-a dot lee at mail dot com.</w:t>
+            </w:r>
+          </w:p>
+        </w:tc>
+        <w:tc>
+          <w:tcPr>
+            <w:tcW w:type="dxa" w:w="3742"/>
+          </w:tcPr>
+          <w:p>
+            <w:r>
+              <w:rPr>
+                <w:rFonts w:ascii="Calibri" w:hAnsi="Calibri"/>
+                <w:sz w:val="21"/>
+              </w:rPr>
+              <w:t>Là h-a-n-a chấm lee, a-còng mail chấm com.</w:t>
+            </w:r>
+          </w:p>
+        </w:tc>
+      </w:tr>
+      <w:tr>
+        <w:tc>
+          <w:tcPr>
+            <w:tcW w:type="dxa" w:w="680"/>
+            <w:shd w:val="clear" w:color="auto" w:fill="F2F5FB"/>
+          </w:tcPr>
+          <w:p>
+            <w:r>
+              <w:rPr>
+                <w:rFonts w:ascii="Calibri" w:hAnsi="Calibri"/>
+                <w:sz w:val="21"/>
+              </w:rPr>
+              <w:t>4</w:t>
+            </w:r>
+          </w:p>
+        </w:tc>
+        <w:tc>
+          <w:tcPr>
+            <w:tcW w:type="dxa" w:w="1474"/>
+            <w:shd w:val="clear" w:color="auto" w:fill="F2F5FB"/>
+          </w:tcPr>
+          <w:p>
+            <w:r>
+              <w:rPr>
+                <w:rFonts w:ascii="Calibri" w:hAnsi="Calibri"/>
+                <w:sz w:val="21"/>
+              </w:rPr>
+              <w:t>Person B</w:t>
+            </w:r>
+          </w:p>
+        </w:tc>
+        <w:tc>
+          <w:tcPr>
+            <w:tcW w:type="dxa" w:w="3742"/>
+            <w:shd w:val="clear" w:color="auto" w:fill="F2F5FB"/>
+          </w:tcPr>
+          <w:p>
+            <w:r>
+              <w:rPr>
+                <w:rFonts w:ascii="Calibri" w:hAnsi="Calibri"/>
+                <w:sz w:val="21"/>
+              </w:rPr>
+              <w:t>Wait, is that hana with one N or two?</w:t>
+            </w:r>
+          </w:p>
+        </w:tc>
+        <w:tc>
+          <w:tcPr>
+            <w:tcW w:type="dxa" w:w="3742"/>
+            <w:shd w:val="clear" w:color="auto" w:fill="F2F5FB"/>
+          </w:tcPr>
+          <w:p>
+            <w:r>
+              <w:rPr>
+                <w:rFonts w:ascii="Calibri" w:hAnsi="Calibri"/>
+                <w:sz w:val="21"/>
+              </w:rPr>
+              <w:t>Khoan, hana là một chữ N hay hai chữ N vậy?</w:t>
+            </w:r>
+          </w:p>
+        </w:tc>
+      </w:tr>
+      <w:tr>
+        <w:tc>
+          <w:tcPr>
+            <w:tcW w:type="dxa" w:w="680"/>
+          </w:tcPr>
+          <w:p>
+            <w:r>
+              <w:rPr>
+                <w:rFonts w:ascii="Calibri" w:hAnsi="Calibri"/>
+                <w:sz w:val="21"/>
+              </w:rPr>
+              <w:t>5</w:t>
+            </w:r>
+          </w:p>
+        </w:tc>
+        <w:tc>
+          <w:tcPr>
+            <w:tcW w:type="dxa" w:w="1474"/>
+          </w:tcPr>
+          <w:p>
+            <w:r>
+              <w:rPr>
+                <w:rFonts w:ascii="Calibri" w:hAnsi="Calibri"/>
+                <w:sz w:val="21"/>
+              </w:rPr>
+              <w:t>Person A</w:t>
+            </w:r>
+          </w:p>
+        </w:tc>
+        <w:tc>
+          <w:tcPr>
+            <w:tcW w:type="dxa" w:w="3742"/>
+          </w:tcPr>
+          <w:p>
+            <w:r>
+              <w:rPr>
+                <w:rFonts w:ascii="Calibri" w:hAnsi="Calibri"/>
+                <w:sz w:val="21"/>
+              </w:rPr>
+              <w:t>Just one N. H-A-N-A.</w:t>
+            </w:r>
+          </w:p>
+        </w:tc>
+        <w:tc>
+          <w:tcPr>
+            <w:tcW w:type="dxa" w:w="3742"/>
+          </w:tcPr>
+          <w:p>
+            <w:r>
+              <w:rPr>
+                <w:rFonts w:ascii="Calibri" w:hAnsi="Calibri"/>
+                <w:sz w:val="21"/>
+              </w:rPr>
+              <w:t>Chỉ một chữ N thôi. H-A-N-A.</w:t>
+            </w:r>
+          </w:p>
+        </w:tc>
+      </w:tr>
+      <w:tr>
+        <w:tc>
+          <w:tcPr>
+            <w:tcW w:type="dxa" w:w="680"/>
+            <w:shd w:val="clear" w:color="auto" w:fill="F2F5FB"/>
+          </w:tcPr>
+          <w:p>
+            <w:r>
+              <w:rPr>
+                <w:rFonts w:ascii="Calibri" w:hAnsi="Calibri"/>
+                <w:sz w:val="21"/>
+              </w:rPr>
+              <w:t>6</w:t>
+            </w:r>
+          </w:p>
+        </w:tc>
+        <w:tc>
+          <w:tcPr>
+            <w:tcW w:type="dxa" w:w="1474"/>
+            <w:shd w:val="clear" w:color="auto" w:fill="F2F5FB"/>
+          </w:tcPr>
+          <w:p>
+            <w:r>
+              <w:rPr>
+                <w:rFonts w:ascii="Calibri" w:hAnsi="Calibri"/>
+                <w:sz w:val="21"/>
+              </w:rPr>
+              <w:t>Person B</w:t>
+            </w:r>
+          </w:p>
+        </w:tc>
+        <w:tc>
+          <w:tcPr>
+            <w:tcW w:type="dxa" w:w="3742"/>
+            <w:shd w:val="clear" w:color="auto" w:fill="F2F5FB"/>
+          </w:tcPr>
+          <w:p>
+            <w:r>
+              <w:rPr>
+                <w:rFonts w:ascii="Calibri" w:hAnsi="Calibri"/>
+                <w:sz w:val="21"/>
+              </w:rPr>
+              <w:t>Okay, one N. That looks correct now.</w:t>
+            </w:r>
+          </w:p>
+        </w:tc>
+        <w:tc>
+          <w:tcPr>
+            <w:tcW w:type="dxa" w:w="3742"/>
+            <w:shd w:val="clear" w:color="auto" w:fill="F2F5FB"/>
+          </w:tcPr>
+          <w:p>
+            <w:r>
+              <w:rPr>
+                <w:rFonts w:ascii="Calibri" w:hAnsi="Calibri"/>
+                <w:sz w:val="21"/>
+              </w:rPr>
+              <w:t>Được rồi, một chữ N. Giờ thì đúng rồi.</w:t>
+            </w:r>
+          </w:p>
+        </w:tc>
+      </w:tr>
+      <w:tr>
+        <w:tc>
+          <w:tcPr>
+            <w:tcW w:type="dxa" w:w="680"/>
+          </w:tcPr>
+          <w:p>
+            <w:r>
+              <w:rPr>
+                <w:rFonts w:ascii="Calibri" w:hAnsi="Calibri"/>
+                <w:sz w:val="21"/>
+              </w:rPr>
+              <w:t>7</w:t>
+            </w:r>
+          </w:p>
+        </w:tc>
+        <w:tc>
+          <w:tcPr>
+            <w:tcW w:type="dxa" w:w="1474"/>
+          </w:tcPr>
+          <w:p>
+            <w:r>
+              <w:rPr>
+                <w:rFonts w:ascii="Calibri" w:hAnsi="Calibri"/>
+                <w:sz w:val="21"/>
+              </w:rPr>
+              <w:t>Person A</w:t>
+            </w:r>
+          </w:p>
+        </w:tc>
+        <w:tc>
+          <w:tcPr>
+            <w:tcW w:type="dxa" w:w="3742"/>
+          </w:tcPr>
+          <w:p>
+            <w:r>
+              <w:rPr>
+                <w:rFonts w:ascii="Calibri" w:hAnsi="Calibri"/>
+                <w:sz w:val="21"/>
+              </w:rPr>
+              <w:t>Great, thanks for catching that.</w:t>
+            </w:r>
+          </w:p>
+        </w:tc>
+        <w:tc>
+          <w:tcPr>
+            <w:tcW w:type="dxa" w:w="3742"/>
+          </w:tcPr>
+          <w:p>
+            <w:r>
+              <w:rPr>
+                <w:rFonts w:ascii="Calibri" w:hAnsi="Calibri"/>
+                <w:sz w:val="21"/>
+              </w:rPr>
+              <w:t>Tốt, cảm ơn chị đã phát hiện ra chỗ sai đó.</w:t>
+            </w:r>
+          </w:p>
+        </w:tc>
+      </w:tr>
+      <w:tr>
+        <w:tc>
+          <w:tcPr>
+            <w:tcW w:type="dxa" w:w="680"/>
+            <w:shd w:val="clear" w:color="auto" w:fill="F2F5FB"/>
+          </w:tcPr>
+          <w:p>
+            <w:r>
+              <w:rPr>
+                <w:rFonts w:ascii="Calibri" w:hAnsi="Calibri"/>
+                <w:sz w:val="21"/>
+              </w:rPr>
+              <w:t>8</w:t>
+            </w:r>
+          </w:p>
+        </w:tc>
+        <w:tc>
+          <w:tcPr>
+            <w:tcW w:type="dxa" w:w="1474"/>
+            <w:shd w:val="clear" w:color="auto" w:fill="F2F5FB"/>
+          </w:tcPr>
+          <w:p>
+            <w:r>
+              <w:rPr>
+                <w:rFonts w:ascii="Calibri" w:hAnsi="Calibri"/>
+                <w:sz w:val="21"/>
+              </w:rPr>
+              <w:t>Person B</w:t>
+            </w:r>
+          </w:p>
+        </w:tc>
+        <w:tc>
+          <w:tcPr>
+            <w:tcW w:type="dxa" w:w="3742"/>
+            <w:shd w:val="clear" w:color="auto" w:fill="F2F5FB"/>
+          </w:tcPr>
+          <w:p>
+            <w:r>
+              <w:rPr>
+                <w:rFonts w:ascii="Calibri" w:hAnsi="Calibri"/>
+                <w:sz w:val="21"/>
+              </w:rPr>
+              <w:t>No problem. It's always good to check twice.</w:t>
+            </w:r>
+          </w:p>
+        </w:tc>
+        <w:tc>
+          <w:tcPr>
+            <w:tcW w:type="dxa" w:w="3742"/>
+            <w:shd w:val="clear" w:color="auto" w:fill="F2F5FB"/>
+          </w:tcPr>
+          <w:p>
+            <w:r>
+              <w:rPr>
+                <w:rFonts w:ascii="Calibri" w:hAnsi="Calibri"/>
+                <w:sz w:val="21"/>
+              </w:rPr>
+              <w:t>Không có gì. Kiểm tra lại lần nữa luôn tốt hơn.</w:t>
+            </w:r>
+          </w:p>
+        </w:tc>
+      </w:tr>
+      <w:tr>
+        <w:tc>
+          <w:tcPr>
+            <w:tcW w:type="dxa" w:w="680"/>
+          </w:tcPr>
+          <w:p>
+            <w:r>
+              <w:rPr>
+                <w:rFonts w:ascii="Calibri" w:hAnsi="Calibri"/>
+                <w:sz w:val="21"/>
+              </w:rPr>
+              <w:t>9</w:t>
+            </w:r>
+          </w:p>
+        </w:tc>
+        <w:tc>
+          <w:tcPr>
+            <w:tcW w:type="dxa" w:w="1474"/>
+          </w:tcPr>
+          <w:p>
+            <w:r>
+              <w:rPr>
+                <w:rFonts w:ascii="Calibri" w:hAnsi="Calibri"/>
+                <w:sz w:val="21"/>
+              </w:rPr>
+              <w:t>Person A</w:t>
+            </w:r>
+          </w:p>
+        </w:tc>
+        <w:tc>
+          <w:tcPr>
+            <w:tcW w:type="dxa" w:w="3742"/>
+          </w:tcPr>
+          <w:p>
+            <w:r>
+              <w:rPr>
+                <w:rFonts w:ascii="Calibri" w:hAnsi="Calibri"/>
+                <w:sz w:val="21"/>
+              </w:rPr>
+              <w:t>You're right. I'll send it now.</w:t>
+            </w:r>
+          </w:p>
+        </w:tc>
+        <w:tc>
+          <w:tcPr>
+            <w:tcW w:type="dxa" w:w="3742"/>
+          </w:tcPr>
+          <w:p>
+            <w:r>
+              <w:rPr>
+                <w:rFonts w:ascii="Calibri" w:hAnsi="Calibri"/>
+                <w:sz w:val="21"/>
+              </w:rPr>
+              <w:t>Chị nói đúng. Em gửi ngay đây.</w:t>
+            </w:r>
+          </w:p>
+        </w:tc>
+      </w:tr>
+    </w:tbl>
+    <w:p>
+      <w:pPr>
+        <w:sectPr>
+          <w:footerReference w:type="default" r:id="rId27"/>
+          <w:pgSz w:w="11906" w:h="16838"/>
+          <w:pgMar w:top="1020" w:right="1134" w:bottom="1020" w:left="1134" w:header="720" w:footer="720" w:gutter="0"/>
+          <w:cols w:space="720"/>
+          <w:docGrid w:linePitch="360"/>
+        </w:sectPr>
+      </w:pPr>
+    </w:p>
+    <w:p>
+      <w:pPr>
+        <w:jc w:val="center"/>
+      </w:pPr>
+      <w:r>
+        <w:rPr>
+          <w:rFonts w:ascii="Arial" w:hAnsi="Arial"/>
+          <w:b/>
+          <w:color w:val="1F3864"/>
+          <w:sz w:val="26"/>
+        </w:rPr>
+        <w:t>PRACTICAL EVERYDAY ENGLISH</w:t>
+      </w:r>
+    </w:p>
+    <w:p>
+      <w:pPr>
+        <w:spacing w:after="240"/>
+        <w:jc w:val="center"/>
+      </w:pPr>
+      <w:r>
+        <w:rPr>
+          <w:rFonts w:ascii="Arial" w:hAnsi="Arial"/>
+          <w:i/>
+          <w:color w:val="444444"/>
+          <w:sz w:val="20"/>
+        </w:rPr>
+        <w:t>TIẾNG ANH GIAO TIẾP THỰC CHIẾN</w:t>
+      </w:r>
+    </w:p>
+    <w:tbl>
+      <w:tblPr>
+        <w:tblW w:type="auto" w:w="0"/>
+        <w:jc w:val="center"/>
+        <w:tblLayout w:type="fixed"/>
+        <w:tblLook w:firstColumn="1" w:firstRow="1" w:lastColumn="0" w:lastRow="0" w:noHBand="0" w:noVBand="1" w:val="04A0"/>
+      </w:tblPr>
+      <w:tblGrid>
+        <w:gridCol w:w="4819"/>
+        <w:gridCol w:w="4819"/>
+      </w:tblGrid>
+      <w:tr>
+        <w:tc>
+          <w:tcPr>
+            <w:tcW w:type="dxa" w:w="1814"/>
+            <w:shd w:val="clear" w:color="auto" w:fill="1F3864"/>
+          </w:tcPr>
+          <w:p>
+            <w:pPr>
+              <w:jc w:val="center"/>
+            </w:pPr>
+            <w:r>
+              <w:rPr>
+                <w:rFonts w:ascii="Arial" w:hAnsi="Arial"/>
+                <w:b/>
+                <w:color w:val="FFFFFF"/>
+                <w:sz w:val="28"/>
+              </w:rPr>
+              <w:t>Pre-A1.1</w:t>
+            </w:r>
+          </w:p>
+          <w:p>
+            <w:pPr>
+              <w:jc w:val="center"/>
+            </w:pPr>
+            <w:r>
+              <w:rPr>
+                <w:rFonts w:ascii="Arial" w:hAnsi="Arial"/>
+                <w:color w:val="FFFFFF"/>
+                <w:sz w:val="16"/>
+              </w:rPr>
+              <w:t>LESSON 020</w:t>
+            </w:r>
+          </w:p>
+        </w:tc>
+        <w:tc>
+          <w:tcPr>
+            <w:tcW w:type="dxa" w:w="7824"/>
+            <w:shd w:val="clear" w:color="auto" w:fill="D9E2F3"/>
+          </w:tcPr>
+          <w:p>
+            <w:r>
+              <w:rPr>
+                <w:rFonts w:ascii="Arial" w:hAnsi="Arial"/>
+                <w:b/>
+                <w:color w:val="1F3864"/>
+                <w:sz w:val="32"/>
+              </w:rPr>
+              <w:t>Helping a Friend Practise Before a Test</w:t>
+            </w:r>
+          </w:p>
+          <w:p>
+            <w:r>
+              <w:rPr>
+                <w:rFonts w:ascii="Arial" w:hAnsi="Arial"/>
+                <w:i/>
+                <w:color w:val="333333"/>
+                <w:sz w:val="22"/>
+              </w:rPr>
+              <w:t>Giúp bạn ôn bài trước bài kiểm tra</w:t>
+            </w:r>
+          </w:p>
+        </w:tc>
+      </w:tr>
+    </w:tbl>
+    <w:p>
+      <w:pPr>
+        <w:spacing w:after="80"/>
+      </w:pPr>
+    </w:p>
+    <w:p>
+      <w:pPr>
+        <w:spacing w:before="200" w:after="80"/>
+        <w:shd w:val="clear" w:color="auto" w:fill="D9E2F3"/>
+      </w:pPr>
+      <w:r>
+        <w:rPr>
+          <w:rFonts w:ascii="Arial" w:hAnsi="Arial"/>
+          <w:b/>
+          <w:color w:val="1F3864"/>
+          <w:sz w:val="22"/>
+        </w:rPr>
+        <w:t xml:space="preserve">  SITUATION / BỐI CẢNH</w:t>
+      </w:r>
+    </w:p>
+    <w:p>
+      <w:r>
+        <w:rPr>
+          <w:rFonts w:ascii="Calibri" w:hAnsi="Calibri"/>
+          <w:sz w:val="21"/>
+        </w:rPr>
+        <w:t>Before a small spelling test, two friends quiz each other on a few words to see if they remember them well.</w:t>
+      </w:r>
+    </w:p>
+    <w:p>
+      <w:r>
+        <w:rPr>
+          <w:rFonts w:ascii="Calibri" w:hAnsi="Calibri"/>
+          <w:i/>
+          <w:color w:val="444444"/>
+          <w:sz w:val="20"/>
+        </w:rPr>
+        <w:t>Trước một bài kiểm tra đánh vần nhỏ, hai người bạn hỏi nhau vài từ để xem có nhớ tốt không.</w:t>
+      </w:r>
+    </w:p>
+    <w:p>
+      <w:pPr>
+        <w:spacing w:before="200" w:after="80"/>
+        <w:shd w:val="clear" w:color="auto" w:fill="D9E2F3"/>
+      </w:pPr>
+      <w:r>
+        <w:rPr>
+          <w:rFonts w:ascii="Arial" w:hAnsi="Arial"/>
+          <w:b/>
+          <w:color w:val="1F3864"/>
+          <w:sz w:val="22"/>
+        </w:rPr>
+        <w:t xml:space="preserve">  CORE DIALOGUE / HỘI THOẠI</w:t>
+      </w:r>
+    </w:p>
+    <w:tbl>
+      <w:tblPr>
+        <w:tblStyle w:val="TableGrid"/>
+        <w:tblW w:type="auto" w:w="0"/>
+        <w:tblLayout w:type="fixed"/>
+        <w:tblLook w:firstColumn="1" w:firstRow="1" w:lastColumn="0" w:lastRow="0" w:noHBand="0" w:noVBand="1" w:val="04A0"/>
+      </w:tblPr>
+      <w:tblGrid>
+        <w:gridCol w:w="2409"/>
+        <w:gridCol w:w="2409"/>
+        <w:gridCol w:w="2409"/>
+        <w:gridCol w:w="2409"/>
+      </w:tblGrid>
+      <w:tr>
+        <w:tc>
+          <w:tcPr>
+            <w:tcW w:type="dxa" w:w="680"/>
+            <w:shd w:val="clear" w:color="auto" w:fill="1F3864"/>
+          </w:tcPr>
+          <w:p>
+            <w:pPr>
+              <w:jc w:val="center"/>
+            </w:pPr>
+            <w:r>
+              <w:rPr>
+                <w:rFonts w:ascii="Arial" w:hAnsi="Arial"/>
+                <w:b/>
+                <w:color w:val="FFFFFF"/>
+                <w:sz w:val="20"/>
+              </w:rPr>
+              <w:t>No.</w:t>
+            </w:r>
+          </w:p>
+        </w:tc>
+        <w:tc>
+          <w:tcPr>
+            <w:tcW w:type="dxa" w:w="1474"/>
+            <w:shd w:val="clear" w:color="auto" w:fill="1F3864"/>
+          </w:tcPr>
+          <w:p>
+            <w:pPr>
+              <w:jc w:val="center"/>
+            </w:pPr>
+            <w:r>
+              <w:rPr>
+                <w:rFonts w:ascii="Arial" w:hAnsi="Arial"/>
+                <w:b/>
+                <w:color w:val="FFFFFF"/>
+                <w:sz w:val="20"/>
+              </w:rPr>
+              <w:t>Speaker</w:t>
+            </w:r>
+          </w:p>
+        </w:tc>
+        <w:tc>
+          <w:tcPr>
+            <w:tcW w:type="dxa" w:w="3742"/>
+            <w:shd w:val="clear" w:color="auto" w:fill="1F3864"/>
+          </w:tcPr>
+          <w:p>
+            <w:pPr>
+              <w:jc w:val="center"/>
+            </w:pPr>
+            <w:r>
+              <w:rPr>
+                <w:rFonts w:ascii="Arial" w:hAnsi="Arial"/>
+                <w:b/>
+                <w:color w:val="FFFFFF"/>
+                <w:sz w:val="20"/>
+              </w:rPr>
+              <w:t>English</w:t>
+            </w:r>
+          </w:p>
+        </w:tc>
+        <w:tc>
+          <w:tcPr>
+            <w:tcW w:type="dxa" w:w="3742"/>
+            <w:shd w:val="clear" w:color="auto" w:fill="1F3864"/>
+          </w:tcPr>
+          <w:p>
+            <w:pPr>
+              <w:jc w:val="center"/>
+            </w:pPr>
+            <w:r>
+              <w:rPr>
+                <w:rFonts w:ascii="Arial" w:hAnsi="Arial"/>
+                <w:b/>
+                <w:color w:val="FFFFFF"/>
+                <w:sz w:val="20"/>
+              </w:rPr>
+              <w:t>Vietnamese Translation</w:t>
+            </w:r>
+          </w:p>
+        </w:tc>
+      </w:tr>
+      <w:tr>
+        <w:tc>
+          <w:tcPr>
+            <w:tcW w:type="dxa" w:w="680"/>
+          </w:tcPr>
+          <w:p>
+            <w:r>
+              <w:rPr>
+                <w:rFonts w:ascii="Calibri" w:hAnsi="Calibri"/>
+                <w:sz w:val="21"/>
+              </w:rPr>
+              <w:t>1</w:t>
+            </w:r>
+          </w:p>
+        </w:tc>
+        <w:tc>
+          <w:tcPr>
+            <w:tcW w:type="dxa" w:w="1474"/>
+          </w:tcPr>
+          <w:p>
+            <w:r>
+              <w:rPr>
+                <w:rFonts w:ascii="Calibri" w:hAnsi="Calibri"/>
+                <w:sz w:val="21"/>
+              </w:rPr>
+              <w:t>Person A</w:t>
+            </w:r>
+          </w:p>
+        </w:tc>
+        <w:tc>
+          <w:tcPr>
+            <w:tcW w:type="dxa" w:w="3742"/>
+          </w:tcPr>
+          <w:p>
+            <w:r>
+              <w:rPr>
+                <w:rFonts w:ascii="Calibri" w:hAnsi="Calibri"/>
+                <w:sz w:val="21"/>
+              </w:rPr>
+              <w:t>Are you ready for the spelling test?</w:t>
+            </w:r>
+          </w:p>
+        </w:tc>
+        <w:tc>
+          <w:tcPr>
+            <w:tcW w:type="dxa" w:w="3742"/>
+          </w:tcPr>
+          <w:p>
+            <w:r>
+              <w:rPr>
+                <w:rFonts w:ascii="Calibri" w:hAnsi="Calibri"/>
+                <w:sz w:val="21"/>
+              </w:rPr>
+              <w:t>Bạn chuẩn bị xong cho bài kiểm tra đánh vần chưa?</w:t>
+            </w:r>
+          </w:p>
+        </w:tc>
+      </w:tr>
+      <w:tr>
+        <w:tc>
+          <w:tcPr>
+            <w:tcW w:type="dxa" w:w="680"/>
+            <w:shd w:val="clear" w:color="auto" w:fill="F2F5FB"/>
+          </w:tcPr>
+          <w:p>
+            <w:r>
+              <w:rPr>
+                <w:rFonts w:ascii="Calibri" w:hAnsi="Calibri"/>
+                <w:sz w:val="21"/>
+              </w:rPr>
+              <w:t>2</w:t>
+            </w:r>
+          </w:p>
+        </w:tc>
+        <w:tc>
+          <w:tcPr>
+            <w:tcW w:type="dxa" w:w="1474"/>
+            <w:shd w:val="clear" w:color="auto" w:fill="F2F5FB"/>
+          </w:tcPr>
+          <w:p>
+            <w:r>
+              <w:rPr>
+                <w:rFonts w:ascii="Calibri" w:hAnsi="Calibri"/>
+                <w:sz w:val="21"/>
+              </w:rPr>
+              <w:t>Person B</w:t>
+            </w:r>
+          </w:p>
+        </w:tc>
+        <w:tc>
+          <w:tcPr>
+            <w:tcW w:type="dxa" w:w="3742"/>
+            <w:shd w:val="clear" w:color="auto" w:fill="F2F5FB"/>
+          </w:tcPr>
+          <w:p>
+            <w:r>
+              <w:rPr>
+                <w:rFonts w:ascii="Calibri" w:hAnsi="Calibri"/>
+                <w:sz w:val="21"/>
+              </w:rPr>
+              <w:t>Almost. Can you test me on a few words?</w:t>
+            </w:r>
+          </w:p>
+        </w:tc>
+        <w:tc>
+          <w:tcPr>
+            <w:tcW w:type="dxa" w:w="3742"/>
+            <w:shd w:val="clear" w:color="auto" w:fill="F2F5FB"/>
+          </w:tcPr>
+          <w:p>
+            <w:r>
+              <w:rPr>
+                <w:rFonts w:ascii="Calibri" w:hAnsi="Calibri"/>
+                <w:sz w:val="21"/>
+              </w:rPr>
+              <w:t>Gần xong rồi. Bạn hỏi mình vài từ được không?</w:t>
+            </w:r>
+          </w:p>
+        </w:tc>
+      </w:tr>
+      <w:tr>
+        <w:tc>
+          <w:tcPr>
+            <w:tcW w:type="dxa" w:w="680"/>
+          </w:tcPr>
+          <w:p>
+            <w:r>
+              <w:rPr>
+                <w:rFonts w:ascii="Calibri" w:hAnsi="Calibri"/>
+                <w:sz w:val="21"/>
+              </w:rPr>
+              <w:t>3</w:t>
+            </w:r>
+          </w:p>
+        </w:tc>
+        <w:tc>
+          <w:tcPr>
+            <w:tcW w:type="dxa" w:w="1474"/>
+          </w:tcPr>
+          <w:p>
+            <w:r>
+              <w:rPr>
+                <w:rFonts w:ascii="Calibri" w:hAnsi="Calibri"/>
+                <w:sz w:val="21"/>
+              </w:rPr>
+              <w:t>Person A</w:t>
+            </w:r>
+          </w:p>
+        </w:tc>
+        <w:tc>
+          <w:tcPr>
+            <w:tcW w:type="dxa" w:w="3742"/>
+          </w:tcPr>
+          <w:p>
+            <w:r>
+              <w:rPr>
+                <w:rFonts w:ascii="Calibri" w:hAnsi="Calibri"/>
+                <w:sz w:val="21"/>
+              </w:rPr>
+              <w:t>Sure. How do you spell 'friend'?</w:t>
+            </w:r>
+          </w:p>
+        </w:tc>
+        <w:tc>
+          <w:tcPr>
+            <w:tcW w:type="dxa" w:w="3742"/>
+          </w:tcPr>
+          <w:p>
+            <w:r>
+              <w:rPr>
+                <w:rFonts w:ascii="Calibri" w:hAnsi="Calibri"/>
+                <w:sz w:val="21"/>
+              </w:rPr>
+              <w:t>Được. 'Friend' đánh vần thế nào?</w:t>
+            </w:r>
+          </w:p>
+        </w:tc>
+      </w:tr>
+      <w:tr>
+        <w:tc>
+          <w:tcPr>
+            <w:tcW w:type="dxa" w:w="680"/>
+            <w:shd w:val="clear" w:color="auto" w:fill="F2F5FB"/>
+          </w:tcPr>
+          <w:p>
+            <w:r>
+              <w:rPr>
+                <w:rFonts w:ascii="Calibri" w:hAnsi="Calibri"/>
+                <w:sz w:val="21"/>
+              </w:rPr>
+              <w:t>4</w:t>
+            </w:r>
+          </w:p>
+        </w:tc>
+        <w:tc>
+          <w:tcPr>
+            <w:tcW w:type="dxa" w:w="1474"/>
+            <w:shd w:val="clear" w:color="auto" w:fill="F2F5FB"/>
+          </w:tcPr>
+          <w:p>
+            <w:r>
+              <w:rPr>
+                <w:rFonts w:ascii="Calibri" w:hAnsi="Calibri"/>
+                <w:sz w:val="21"/>
+              </w:rPr>
+              <w:t>Person B</w:t>
+            </w:r>
+          </w:p>
+        </w:tc>
+        <w:tc>
+          <w:tcPr>
+            <w:tcW w:type="dxa" w:w="3742"/>
+            <w:shd w:val="clear" w:color="auto" w:fill="F2F5FB"/>
+          </w:tcPr>
+          <w:p>
+            <w:r>
+              <w:rPr>
+                <w:rFonts w:ascii="Calibri" w:hAnsi="Calibri"/>
+                <w:sz w:val="21"/>
+              </w:rPr>
+              <w:t>F-R-I-E-N-D. Was that right?</w:t>
+            </w:r>
+          </w:p>
+        </w:tc>
+        <w:tc>
+          <w:tcPr>
+            <w:tcW w:type="dxa" w:w="3742"/>
+            <w:shd w:val="clear" w:color="auto" w:fill="F2F5FB"/>
+          </w:tcPr>
+          <w:p>
+            <w:r>
+              <w:rPr>
+                <w:rFonts w:ascii="Calibri" w:hAnsi="Calibri"/>
+                <w:sz w:val="21"/>
+              </w:rPr>
+              <w:t>F-R-I-E-N-D. Đúng không?</w:t>
+            </w:r>
+          </w:p>
+        </w:tc>
+      </w:tr>
+      <w:tr>
+        <w:tc>
+          <w:tcPr>
+            <w:tcW w:type="dxa" w:w="680"/>
+          </w:tcPr>
+          <w:p>
+            <w:r>
+              <w:rPr>
+                <w:rFonts w:ascii="Calibri" w:hAnsi="Calibri"/>
+                <w:sz w:val="21"/>
+              </w:rPr>
+              <w:t>5</w:t>
+            </w:r>
+          </w:p>
+        </w:tc>
+        <w:tc>
+          <w:tcPr>
+            <w:tcW w:type="dxa" w:w="1474"/>
+          </w:tcPr>
+          <w:p>
+            <w:r>
+              <w:rPr>
+                <w:rFonts w:ascii="Calibri" w:hAnsi="Calibri"/>
+                <w:sz w:val="21"/>
+              </w:rPr>
+              <w:t>Person A</w:t>
+            </w:r>
+          </w:p>
+        </w:tc>
+        <w:tc>
+          <w:tcPr>
+            <w:tcW w:type="dxa" w:w="3742"/>
+          </w:tcPr>
+          <w:p>
+            <w:r>
+              <w:rPr>
+                <w:rFonts w:ascii="Calibri" w:hAnsi="Calibri"/>
+                <w:sz w:val="21"/>
+              </w:rPr>
+              <w:t>Yes, perfect! Now, how about 'because'?</w:t>
+            </w:r>
+          </w:p>
+        </w:tc>
+        <w:tc>
+          <w:tcPr>
+            <w:tcW w:type="dxa" w:w="3742"/>
+          </w:tcPr>
+          <w:p>
+            <w:r>
+              <w:rPr>
+                <w:rFonts w:ascii="Calibri" w:hAnsi="Calibri"/>
+                <w:sz w:val="21"/>
+              </w:rPr>
+              <w:t>Đúng, hoàn hảo! Giờ tới 'because' thì sao?</w:t>
+            </w:r>
+          </w:p>
+        </w:tc>
+      </w:tr>
+      <w:tr>
+        <w:tc>
+          <w:tcPr>
+            <w:tcW w:type="dxa" w:w="680"/>
+            <w:shd w:val="clear" w:color="auto" w:fill="F2F5FB"/>
+          </w:tcPr>
+          <w:p>
+            <w:r>
+              <w:rPr>
+                <w:rFonts w:ascii="Calibri" w:hAnsi="Calibri"/>
+                <w:sz w:val="21"/>
+              </w:rPr>
+              <w:t>6</w:t>
+            </w:r>
+          </w:p>
+        </w:tc>
+        <w:tc>
+          <w:tcPr>
+            <w:tcW w:type="dxa" w:w="1474"/>
+            <w:shd w:val="clear" w:color="auto" w:fill="F2F5FB"/>
+          </w:tcPr>
+          <w:p>
+            <w:r>
+              <w:rPr>
+                <w:rFonts w:ascii="Calibri" w:hAnsi="Calibri"/>
+                <w:sz w:val="21"/>
+              </w:rPr>
+              <w:t>Person B</w:t>
+            </w:r>
+          </w:p>
+        </w:tc>
+        <w:tc>
+          <w:tcPr>
+            <w:tcW w:type="dxa" w:w="3742"/>
+            <w:shd w:val="clear" w:color="auto" w:fill="F2F5FB"/>
+          </w:tcPr>
+          <w:p>
+            <w:r>
+              <w:rPr>
+                <w:rFonts w:ascii="Calibri" w:hAnsi="Calibri"/>
+                <w:sz w:val="21"/>
+              </w:rPr>
+              <w:t>B-E-C-A-U-S-E. Hmm, I always mix that one up.</w:t>
+            </w:r>
+          </w:p>
+        </w:tc>
+        <w:tc>
+          <w:tcPr>
+            <w:tcW w:type="dxa" w:w="3742"/>
+            <w:shd w:val="clear" w:color="auto" w:fill="F2F5FB"/>
+          </w:tcPr>
+          <w:p>
+            <w:r>
+              <w:rPr>
+                <w:rFonts w:ascii="Calibri" w:hAnsi="Calibri"/>
+                <w:sz w:val="21"/>
+              </w:rPr>
+              <w:t>B-E-C-A-U-S-E. Ừm, từ đó mình hay bị lẫn.</w:t>
+            </w:r>
+          </w:p>
+        </w:tc>
+      </w:tr>
+      <w:tr>
+        <w:tc>
+          <w:tcPr>
+            <w:tcW w:type="dxa" w:w="680"/>
+          </w:tcPr>
+          <w:p>
+            <w:r>
+              <w:rPr>
+                <w:rFonts w:ascii="Calibri" w:hAnsi="Calibri"/>
+                <w:sz w:val="21"/>
+              </w:rPr>
+              <w:t>7</w:t>
+            </w:r>
+          </w:p>
+        </w:tc>
+        <w:tc>
+          <w:tcPr>
+            <w:tcW w:type="dxa" w:w="1474"/>
+          </w:tcPr>
+          <w:p>
+            <w:r>
+              <w:rPr>
+                <w:rFonts w:ascii="Calibri" w:hAnsi="Calibri"/>
+                <w:sz w:val="21"/>
+              </w:rPr>
+              <w:t>Person A</w:t>
+            </w:r>
+          </w:p>
+        </w:tc>
+        <w:tc>
+          <w:tcPr>
+            <w:tcW w:type="dxa" w:w="3742"/>
+          </w:tcPr>
+          <w:p>
+            <w:r>
+              <w:rPr>
+                <w:rFonts w:ascii="Calibri" w:hAnsi="Calibri"/>
+                <w:sz w:val="21"/>
+              </w:rPr>
+              <w:t>Don't worry, you got it right this time.</w:t>
+            </w:r>
+          </w:p>
+        </w:tc>
+        <w:tc>
+          <w:tcPr>
+            <w:tcW w:type="dxa" w:w="3742"/>
+          </w:tcPr>
+          <w:p>
+            <w:r>
+              <w:rPr>
+                <w:rFonts w:ascii="Calibri" w:hAnsi="Calibri"/>
+                <w:sz w:val="21"/>
+              </w:rPr>
+              <w:t>Đừng lo, lần này bạn đúng rồi đó.</w:t>
+            </w:r>
+          </w:p>
+        </w:tc>
+      </w:tr>
+      <w:tr>
+        <w:tc>
+          <w:tcPr>
+            <w:tcW w:type="dxa" w:w="680"/>
+            <w:shd w:val="clear" w:color="auto" w:fill="F2F5FB"/>
+          </w:tcPr>
+          <w:p>
+            <w:r>
+              <w:rPr>
+                <w:rFonts w:ascii="Calibri" w:hAnsi="Calibri"/>
+                <w:sz w:val="21"/>
+              </w:rPr>
+              <w:t>8</w:t>
+            </w:r>
+          </w:p>
+        </w:tc>
+        <w:tc>
+          <w:tcPr>
+            <w:tcW w:type="dxa" w:w="1474"/>
+            <w:shd w:val="clear" w:color="auto" w:fill="F2F5FB"/>
+          </w:tcPr>
+          <w:p>
+            <w:r>
+              <w:rPr>
+                <w:rFonts w:ascii="Calibri" w:hAnsi="Calibri"/>
+                <w:sz w:val="21"/>
+              </w:rPr>
+              <w:t>Person B</w:t>
+            </w:r>
+          </w:p>
+        </w:tc>
+        <w:tc>
+          <w:tcPr>
+            <w:tcW w:type="dxa" w:w="3742"/>
+            <w:shd w:val="clear" w:color="auto" w:fill="F2F5FB"/>
+          </w:tcPr>
+          <w:p>
+            <w:r>
+              <w:rPr>
+                <w:rFonts w:ascii="Calibri" w:hAnsi="Calibri"/>
+                <w:sz w:val="21"/>
+              </w:rPr>
+              <w:t>Thanks. I feel a bit more confident now.</w:t>
+            </w:r>
+          </w:p>
+        </w:tc>
+        <w:tc>
+          <w:tcPr>
+            <w:tcW w:type="dxa" w:w="3742"/>
+            <w:shd w:val="clear" w:color="auto" w:fill="F2F5FB"/>
+          </w:tcPr>
+          <w:p>
+            <w:r>
+              <w:rPr>
+                <w:rFonts w:ascii="Calibri" w:hAnsi="Calibri"/>
+                <w:sz w:val="21"/>
+              </w:rPr>
+              <w:t>Cảm ơn bạn. Giờ mình thấy tự tin hơn một chút rồi.</w:t>
+            </w:r>
+          </w:p>
+        </w:tc>
+      </w:tr>
+      <w:tr>
+        <w:tc>
+          <w:tcPr>
+            <w:tcW w:type="dxa" w:w="680"/>
+          </w:tcPr>
+          <w:p>
+            <w:r>
+              <w:rPr>
+                <w:rFonts w:ascii="Calibri" w:hAnsi="Calibri"/>
+                <w:sz w:val="21"/>
+              </w:rPr>
+              <w:t>9</w:t>
+            </w:r>
+          </w:p>
+        </w:tc>
+        <w:tc>
+          <w:tcPr>
+            <w:tcW w:type="dxa" w:w="1474"/>
+          </w:tcPr>
+          <w:p>
+            <w:r>
+              <w:rPr>
+                <w:rFonts w:ascii="Calibri" w:hAnsi="Calibri"/>
+                <w:sz w:val="21"/>
+              </w:rPr>
+              <w:t>Person A</w:t>
+            </w:r>
+          </w:p>
+        </w:tc>
+        <w:tc>
+          <w:tcPr>
+            <w:tcW w:type="dxa" w:w="3742"/>
+          </w:tcPr>
+          <w:p>
+            <w:r>
+              <w:rPr>
+                <w:rFonts w:ascii="Calibri" w:hAnsi="Calibri"/>
+                <w:sz w:val="21"/>
+              </w:rPr>
+              <w:t>Good luck in the test!</w:t>
+            </w:r>
+          </w:p>
+        </w:tc>
+        <w:tc>
+          <w:tcPr>
+            <w:tcW w:type="dxa" w:w="3742"/>
+          </w:tcPr>
+          <w:p>
+            <w:r>
+              <w:rPr>
+                <w:rFonts w:ascii="Calibri" w:hAnsi="Calibri"/>
+                <w:sz w:val="21"/>
+              </w:rPr>
+              <w:t>Chúc bạn may mắn trong bài kiểm tra!</w:t>
+            </w:r>
+          </w:p>
+        </w:tc>
+      </w:tr>
+    </w:tbl>
     <w:sectPr>
-      <w:footerReference w:type="default" r:id="rId18"/>
+      <w:footerReference w:type="default" r:id="rId28"/>
       <w:pgSz w:w="11906" w:h="16838"/>
       <w:pgMar w:top="1020" w:right="1134" w:bottom="1020" w:left="1134" w:header="720" w:footer="720" w:gutter="0"/>
       <w:cols w:space="720"/>
@@ -9000,6 +17044,222 @@
 </w:ftr>
 </file>
 
+<file path=word/footer11.xml><?xml version="1.0" encoding="utf-8"?>
+<w:ftr xmlns:m="http://schemas.openxmlformats.org/officeDocument/2006/math" xmlns:mc="http://schemas.openxmlformats.org/markup-compatibility/2006" xmlns:mo="http://schemas.microsoft.com/office/mac/office/2008/main" xmlns:mv="urn:schemas-microsoft-com:mac:vml" xmlns:o="urn:schemas-microsoft-com:office:office" xmlns:r="http://schemas.openxmlformats.org/officeDocument/2006/relationships" xmlns:v="urn:schemas-microsoft-com:vml" xmlns:w10="urn:schemas-microsoft-com:office:word" xmlns:w14="http://schemas.microsoft.com/office/word/2010/wordml" xmlns:w="http://schemas.openxmlformats.org/wordprocessingml/2006/main" xmlns:wne="http://schemas.microsoft.com/office/word/2006/wordml" xmlns:wp14="http://schemas.microsoft.com/office/word/2010/wordprocessingDrawing" xmlns:wp="http://schemas.openxmlformats.org/drawingml/2006/wordprocessingDrawing" xmlns:wpc="http://schemas.microsoft.com/office/word/2010/wordprocessingCanvas" xmlns:wpg="http://schemas.microsoft.com/office/word/2010/wordprocessingGroup" xmlns:wpi="http://schemas.microsoft.com/office/word/2010/wordprocessingInk" xmlns:wps="http://schemas.microsoft.com/office/word/2010/wordprocessingShape" mc:Ignorable="w14 wp14">
+  <w:p>
+    <w:pPr>
+      <w:pStyle w:val="Footer"/>
+      <w:jc w:val="center"/>
+    </w:pPr>
+    <w:r/>
+    <w:r>
+      <w:rPr>
+        <w:color w:val="666666"/>
+        <w:sz w:val="16"/>
+      </w:rPr>
+      <w:t xml:space="preserve">PRACTICAL EVERYDAY ENGLISH  •  Checking and Confirming Information  •  page </w:t>
+    </w:r>
+    <w:r>
+      <w:fldChar w:fldCharType="begin"/>
+      <w:instrText xml:space="preserve">PAGE</w:instrText>
+      <w:fldChar w:fldCharType="end"/>
+    </w:r>
+  </w:p>
+</w:ftr>
+</file>
+
+<file path=word/footer12.xml><?xml version="1.0" encoding="utf-8"?>
+<w:ftr xmlns:m="http://schemas.openxmlformats.org/officeDocument/2006/math" xmlns:mc="http://schemas.openxmlformats.org/markup-compatibility/2006" xmlns:mo="http://schemas.microsoft.com/office/mac/office/2008/main" xmlns:mv="urn:schemas-microsoft-com:mac:vml" xmlns:o="urn:schemas-microsoft-com:office:office" xmlns:r="http://schemas.openxmlformats.org/officeDocument/2006/relationships" xmlns:v="urn:schemas-microsoft-com:vml" xmlns:w10="urn:schemas-microsoft-com:office:word" xmlns:w14="http://schemas.microsoft.com/office/word/2010/wordml" xmlns:w="http://schemas.openxmlformats.org/wordprocessingml/2006/main" xmlns:wne="http://schemas.microsoft.com/office/word/2006/wordml" xmlns:wp14="http://schemas.microsoft.com/office/word/2010/wordprocessingDrawing" xmlns:wp="http://schemas.openxmlformats.org/drawingml/2006/wordprocessingDrawing" xmlns:wpc="http://schemas.microsoft.com/office/word/2010/wordprocessingCanvas" xmlns:wpg="http://schemas.microsoft.com/office/word/2010/wordprocessingGroup" xmlns:wpi="http://schemas.microsoft.com/office/word/2010/wordprocessingInk" xmlns:wps="http://schemas.microsoft.com/office/word/2010/wordprocessingShape" mc:Ignorable="w14 wp14">
+  <w:p>
+    <w:pPr>
+      <w:pStyle w:val="Footer"/>
+      <w:jc w:val="center"/>
+    </w:pPr>
+    <w:r/>
+    <w:r>
+      <w:rPr>
+        <w:color w:val="666666"/>
+        <w:sz w:val="16"/>
+      </w:rPr>
+      <w:t xml:space="preserve">PRACTICAL EVERYDAY ENGLISH  •  Checking and Confirming Information  •  page </w:t>
+    </w:r>
+    <w:r>
+      <w:fldChar w:fldCharType="begin"/>
+      <w:instrText xml:space="preserve">PAGE</w:instrText>
+      <w:fldChar w:fldCharType="end"/>
+    </w:r>
+  </w:p>
+</w:ftr>
+</file>
+
+<file path=word/footer13.xml><?xml version="1.0" encoding="utf-8"?>
+<w:ftr xmlns:m="http://schemas.openxmlformats.org/officeDocument/2006/math" xmlns:mc="http://schemas.openxmlformats.org/markup-compatibility/2006" xmlns:mo="http://schemas.microsoft.com/office/mac/office/2008/main" xmlns:mv="urn:schemas-microsoft-com:mac:vml" xmlns:o="urn:schemas-microsoft-com:office:office" xmlns:r="http://schemas.openxmlformats.org/officeDocument/2006/relationships" xmlns:v="urn:schemas-microsoft-com:vml" xmlns:w10="urn:schemas-microsoft-com:office:word" xmlns:w14="http://schemas.microsoft.com/office/word/2010/wordml" xmlns:w="http://schemas.openxmlformats.org/wordprocessingml/2006/main" xmlns:wne="http://schemas.microsoft.com/office/word/2006/wordml" xmlns:wp14="http://schemas.microsoft.com/office/word/2010/wordprocessingDrawing" xmlns:wp="http://schemas.openxmlformats.org/drawingml/2006/wordprocessingDrawing" xmlns:wpc="http://schemas.microsoft.com/office/word/2010/wordprocessingCanvas" xmlns:wpg="http://schemas.microsoft.com/office/word/2010/wordprocessingGroup" xmlns:wpi="http://schemas.microsoft.com/office/word/2010/wordprocessingInk" xmlns:wps="http://schemas.microsoft.com/office/word/2010/wordprocessingShape" mc:Ignorable="w14 wp14">
+  <w:p>
+    <w:pPr>
+      <w:pStyle w:val="Footer"/>
+      <w:jc w:val="center"/>
+    </w:pPr>
+    <w:r/>
+    <w:r>
+      <w:rPr>
+        <w:color w:val="666666"/>
+        <w:sz w:val="16"/>
+      </w:rPr>
+      <w:t xml:space="preserve">PRACTICAL EVERYDAY ENGLISH  •  Checking and Confirming Information  •  page </w:t>
+    </w:r>
+    <w:r>
+      <w:fldChar w:fldCharType="begin"/>
+      <w:instrText xml:space="preserve">PAGE</w:instrText>
+      <w:fldChar w:fldCharType="end"/>
+    </w:r>
+  </w:p>
+</w:ftr>
+</file>
+
+<file path=word/footer14.xml><?xml version="1.0" encoding="utf-8"?>
+<w:ftr xmlns:m="http://schemas.openxmlformats.org/officeDocument/2006/math" xmlns:mc="http://schemas.openxmlformats.org/markup-compatibility/2006" xmlns:mo="http://schemas.microsoft.com/office/mac/office/2008/main" xmlns:mv="urn:schemas-microsoft-com:mac:vml" xmlns:o="urn:schemas-microsoft-com:office:office" xmlns:r="http://schemas.openxmlformats.org/officeDocument/2006/relationships" xmlns:v="urn:schemas-microsoft-com:vml" xmlns:w10="urn:schemas-microsoft-com:office:word" xmlns:w14="http://schemas.microsoft.com/office/word/2010/wordml" xmlns:w="http://schemas.openxmlformats.org/wordprocessingml/2006/main" xmlns:wne="http://schemas.microsoft.com/office/word/2006/wordml" xmlns:wp14="http://schemas.microsoft.com/office/word/2010/wordprocessingDrawing" xmlns:wp="http://schemas.openxmlformats.org/drawingml/2006/wordprocessingDrawing" xmlns:wpc="http://schemas.microsoft.com/office/word/2010/wordprocessingCanvas" xmlns:wpg="http://schemas.microsoft.com/office/word/2010/wordprocessingGroup" xmlns:wpi="http://schemas.microsoft.com/office/word/2010/wordprocessingInk" xmlns:wps="http://schemas.microsoft.com/office/word/2010/wordprocessingShape" mc:Ignorable="w14 wp14">
+  <w:p>
+    <w:pPr>
+      <w:pStyle w:val="Footer"/>
+      <w:jc w:val="center"/>
+    </w:pPr>
+    <w:r/>
+    <w:r>
+      <w:rPr>
+        <w:color w:val="666666"/>
+        <w:sz w:val="16"/>
+      </w:rPr>
+      <w:t xml:space="preserve">PRACTICAL EVERYDAY ENGLISH  •  Checking and Confirming Information  •  page </w:t>
+    </w:r>
+    <w:r>
+      <w:fldChar w:fldCharType="begin"/>
+      <w:instrText xml:space="preserve">PAGE</w:instrText>
+      <w:fldChar w:fldCharType="end"/>
+    </w:r>
+  </w:p>
+</w:ftr>
+</file>
+
+<file path=word/footer15.xml><?xml version="1.0" encoding="utf-8"?>
+<w:ftr xmlns:m="http://schemas.openxmlformats.org/officeDocument/2006/math" xmlns:mc="http://schemas.openxmlformats.org/markup-compatibility/2006" xmlns:mo="http://schemas.microsoft.com/office/mac/office/2008/main" xmlns:mv="urn:schemas-microsoft-com:mac:vml" xmlns:o="urn:schemas-microsoft-com:office:office" xmlns:r="http://schemas.openxmlformats.org/officeDocument/2006/relationships" xmlns:v="urn:schemas-microsoft-com:vml" xmlns:w10="urn:schemas-microsoft-com:office:word" xmlns:w14="http://schemas.microsoft.com/office/word/2010/wordml" xmlns:w="http://schemas.openxmlformats.org/wordprocessingml/2006/main" xmlns:wne="http://schemas.microsoft.com/office/word/2006/wordml" xmlns:wp14="http://schemas.microsoft.com/office/word/2010/wordprocessingDrawing" xmlns:wp="http://schemas.openxmlformats.org/drawingml/2006/wordprocessingDrawing" xmlns:wpc="http://schemas.microsoft.com/office/word/2010/wordprocessingCanvas" xmlns:wpg="http://schemas.microsoft.com/office/word/2010/wordprocessingGroup" xmlns:wpi="http://schemas.microsoft.com/office/word/2010/wordprocessingInk" xmlns:wps="http://schemas.microsoft.com/office/word/2010/wordprocessingShape" mc:Ignorable="w14 wp14">
+  <w:p>
+    <w:pPr>
+      <w:pStyle w:val="Footer"/>
+      <w:jc w:val="center"/>
+    </w:pPr>
+    <w:r/>
+    <w:r>
+      <w:rPr>
+        <w:color w:val="666666"/>
+        <w:sz w:val="16"/>
+      </w:rPr>
+      <w:t xml:space="preserve">PRACTICAL EVERYDAY ENGLISH  •  Checking and Confirming Information  •  page </w:t>
+    </w:r>
+    <w:r>
+      <w:fldChar w:fldCharType="begin"/>
+      <w:instrText xml:space="preserve">PAGE</w:instrText>
+      <w:fldChar w:fldCharType="end"/>
+    </w:r>
+  </w:p>
+</w:ftr>
+</file>
+
+<file path=word/footer16.xml><?xml version="1.0" encoding="utf-8"?>
+<w:ftr xmlns:m="http://schemas.openxmlformats.org/officeDocument/2006/math" xmlns:mc="http://schemas.openxmlformats.org/markup-compatibility/2006" xmlns:mo="http://schemas.microsoft.com/office/mac/office/2008/main" xmlns:mv="urn:schemas-microsoft-com:mac:vml" xmlns:o="urn:schemas-microsoft-com:office:office" xmlns:r="http://schemas.openxmlformats.org/officeDocument/2006/relationships" xmlns:v="urn:schemas-microsoft-com:vml" xmlns:w10="urn:schemas-microsoft-com:office:word" xmlns:w14="http://schemas.microsoft.com/office/word/2010/wordml" xmlns:w="http://schemas.openxmlformats.org/wordprocessingml/2006/main" xmlns:wne="http://schemas.microsoft.com/office/word/2006/wordml" xmlns:wp14="http://schemas.microsoft.com/office/word/2010/wordprocessingDrawing" xmlns:wp="http://schemas.openxmlformats.org/drawingml/2006/wordprocessingDrawing" xmlns:wpc="http://schemas.microsoft.com/office/word/2010/wordprocessingCanvas" xmlns:wpg="http://schemas.microsoft.com/office/word/2010/wordprocessingGroup" xmlns:wpi="http://schemas.microsoft.com/office/word/2010/wordprocessingInk" xmlns:wps="http://schemas.microsoft.com/office/word/2010/wordprocessingShape" mc:Ignorable="w14 wp14">
+  <w:p>
+    <w:pPr>
+      <w:pStyle w:val="Footer"/>
+      <w:jc w:val="center"/>
+    </w:pPr>
+    <w:r/>
+    <w:r>
+      <w:rPr>
+        <w:color w:val="666666"/>
+        <w:sz w:val="16"/>
+      </w:rPr>
+      <w:t xml:space="preserve">PRACTICAL EVERYDAY ENGLISH  •  Checking and Confirming Information  •  page </w:t>
+    </w:r>
+    <w:r>
+      <w:fldChar w:fldCharType="begin"/>
+      <w:instrText xml:space="preserve">PAGE</w:instrText>
+      <w:fldChar w:fldCharType="end"/>
+    </w:r>
+  </w:p>
+</w:ftr>
+</file>
+
+<file path=word/footer17.xml><?xml version="1.0" encoding="utf-8"?>
+<w:ftr xmlns:m="http://schemas.openxmlformats.org/officeDocument/2006/math" xmlns:mc="http://schemas.openxmlformats.org/markup-compatibility/2006" xmlns:mo="http://schemas.microsoft.com/office/mac/office/2008/main" xmlns:mv="urn:schemas-microsoft-com:mac:vml" xmlns:o="urn:schemas-microsoft-com:office:office" xmlns:r="http://schemas.openxmlformats.org/officeDocument/2006/relationships" xmlns:v="urn:schemas-microsoft-com:vml" xmlns:w10="urn:schemas-microsoft-com:office:word" xmlns:w14="http://schemas.microsoft.com/office/word/2010/wordml" xmlns:w="http://schemas.openxmlformats.org/wordprocessingml/2006/main" xmlns:wne="http://schemas.microsoft.com/office/word/2006/wordml" xmlns:wp14="http://schemas.microsoft.com/office/word/2010/wordprocessingDrawing" xmlns:wp="http://schemas.openxmlformats.org/drawingml/2006/wordprocessingDrawing" xmlns:wpc="http://schemas.microsoft.com/office/word/2010/wordprocessingCanvas" xmlns:wpg="http://schemas.microsoft.com/office/word/2010/wordprocessingGroup" xmlns:wpi="http://schemas.microsoft.com/office/word/2010/wordprocessingInk" xmlns:wps="http://schemas.microsoft.com/office/word/2010/wordprocessingShape" mc:Ignorable="w14 wp14">
+  <w:p>
+    <w:pPr>
+      <w:pStyle w:val="Footer"/>
+      <w:jc w:val="center"/>
+    </w:pPr>
+    <w:r/>
+    <w:r>
+      <w:rPr>
+        <w:color w:val="666666"/>
+        <w:sz w:val="16"/>
+      </w:rPr>
+      <w:t xml:space="preserve">PRACTICAL EVERYDAY ENGLISH  •  Checking and Confirming Information  •  page </w:t>
+    </w:r>
+    <w:r>
+      <w:fldChar w:fldCharType="begin"/>
+      <w:instrText xml:space="preserve">PAGE</w:instrText>
+      <w:fldChar w:fldCharType="end"/>
+    </w:r>
+  </w:p>
+</w:ftr>
+</file>
+
+<file path=word/footer18.xml><?xml version="1.0" encoding="utf-8"?>
+<w:ftr xmlns:m="http://schemas.openxmlformats.org/officeDocument/2006/math" xmlns:mc="http://schemas.openxmlformats.org/markup-compatibility/2006" xmlns:mo="http://schemas.microsoft.com/office/mac/office/2008/main" xmlns:mv="urn:schemas-microsoft-com:mac:vml" xmlns:o="urn:schemas-microsoft-com:office:office" xmlns:r="http://schemas.openxmlformats.org/officeDocument/2006/relationships" xmlns:v="urn:schemas-microsoft-com:vml" xmlns:w10="urn:schemas-microsoft-com:office:word" xmlns:w14="http://schemas.microsoft.com/office/word/2010/wordml" xmlns:w="http://schemas.openxmlformats.org/wordprocessingml/2006/main" xmlns:wne="http://schemas.microsoft.com/office/word/2006/wordml" xmlns:wp14="http://schemas.microsoft.com/office/word/2010/wordprocessingDrawing" xmlns:wp="http://schemas.openxmlformats.org/drawingml/2006/wordprocessingDrawing" xmlns:wpc="http://schemas.microsoft.com/office/word/2010/wordprocessingCanvas" xmlns:wpg="http://schemas.microsoft.com/office/word/2010/wordprocessingGroup" xmlns:wpi="http://schemas.microsoft.com/office/word/2010/wordprocessingInk" xmlns:wps="http://schemas.microsoft.com/office/word/2010/wordprocessingShape" mc:Ignorable="w14 wp14">
+  <w:p>
+    <w:pPr>
+      <w:pStyle w:val="Footer"/>
+      <w:jc w:val="center"/>
+    </w:pPr>
+    <w:r/>
+    <w:r>
+      <w:rPr>
+        <w:color w:val="666666"/>
+        <w:sz w:val="16"/>
+      </w:rPr>
+      <w:t xml:space="preserve">PRACTICAL EVERYDAY ENGLISH  •  Checking and Confirming Information  •  page </w:t>
+    </w:r>
+    <w:r>
+      <w:fldChar w:fldCharType="begin"/>
+      <w:instrText xml:space="preserve">PAGE</w:instrText>
+      <w:fldChar w:fldCharType="end"/>
+    </w:r>
+  </w:p>
+</w:ftr>
+</file>
+
+<file path=word/footer19.xml><?xml version="1.0" encoding="utf-8"?>
+<w:ftr xmlns:m="http://schemas.openxmlformats.org/officeDocument/2006/math" xmlns:mc="http://schemas.openxmlformats.org/markup-compatibility/2006" xmlns:mo="http://schemas.microsoft.com/office/mac/office/2008/main" xmlns:mv="urn:schemas-microsoft-com:mac:vml" xmlns:o="urn:schemas-microsoft-com:office:office" xmlns:r="http://schemas.openxmlformats.org/officeDocument/2006/relationships" xmlns:v="urn:schemas-microsoft-com:vml" xmlns:w10="urn:schemas-microsoft-com:office:word" xmlns:w14="http://schemas.microsoft.com/office/word/2010/wordml" xmlns:w="http://schemas.openxmlformats.org/wordprocessingml/2006/main" xmlns:wne="http://schemas.microsoft.com/office/word/2006/wordml" xmlns:wp14="http://schemas.microsoft.com/office/word/2010/wordprocessingDrawing" xmlns:wp="http://schemas.openxmlformats.org/drawingml/2006/wordprocessingDrawing" xmlns:wpc="http://schemas.microsoft.com/office/word/2010/wordprocessingCanvas" xmlns:wpg="http://schemas.microsoft.com/office/word/2010/wordprocessingGroup" xmlns:wpi="http://schemas.microsoft.com/office/word/2010/wordprocessingInk" xmlns:wps="http://schemas.microsoft.com/office/word/2010/wordprocessingShape" mc:Ignorable="w14 wp14">
+  <w:p>
+    <w:pPr>
+      <w:pStyle w:val="Footer"/>
+      <w:jc w:val="center"/>
+    </w:pPr>
+    <w:r/>
+    <w:r>
+      <w:rPr>
+        <w:color w:val="666666"/>
+        <w:sz w:val="16"/>
+      </w:rPr>
+      <w:t xml:space="preserve">PRACTICAL EVERYDAY ENGLISH  •  Checking and Confirming Information  •  page </w:t>
+    </w:r>
+    <w:r>
+      <w:fldChar w:fldCharType="begin"/>
+      <w:instrText xml:space="preserve">PAGE</w:instrText>
+      <w:fldChar w:fldCharType="end"/>
+    </w:r>
+  </w:p>
+</w:ftr>
+</file>
+
 <file path=word/footer2.xml><?xml version="1.0" encoding="utf-8"?>
 <w:ftr xmlns:m="http://schemas.openxmlformats.org/officeDocument/2006/math" xmlns:mc="http://schemas.openxmlformats.org/markup-compatibility/2006" xmlns:mo="http://schemas.microsoft.com/office/mac/office/2008/main" xmlns:mv="urn:schemas-microsoft-com:mac:vml" xmlns:o="urn:schemas-microsoft-com:office:office" xmlns:r="http://schemas.openxmlformats.org/officeDocument/2006/relationships" xmlns:v="urn:schemas-microsoft-com:vml" xmlns:w10="urn:schemas-microsoft-com:office:word" xmlns:w14="http://schemas.microsoft.com/office/word/2010/wordml" xmlns:w="http://schemas.openxmlformats.org/wordprocessingml/2006/main" xmlns:wne="http://schemas.microsoft.com/office/word/2006/wordml" xmlns:wp14="http://schemas.microsoft.com/office/word/2010/wordprocessingDrawing" xmlns:wp="http://schemas.openxmlformats.org/drawingml/2006/wordprocessingDrawing" xmlns:wpc="http://schemas.microsoft.com/office/word/2010/wordprocessingCanvas" xmlns:wpg="http://schemas.microsoft.com/office/word/2010/wordprocessingGroup" xmlns:wpi="http://schemas.microsoft.com/office/word/2010/wordprocessingInk" xmlns:wps="http://schemas.microsoft.com/office/word/2010/wordprocessingShape" mc:Ignorable="w14 wp14">
   <w:p>
@@ -9014,6 +17274,30 @@
         <w:sz w:val="16"/>
       </w:rPr>
       <w:t xml:space="preserve">PRACTICAL EVERYDAY ENGLISH  •  Introductions and First Meetings  •  page </w:t>
+    </w:r>
+    <w:r>
+      <w:fldChar w:fldCharType="begin"/>
+      <w:instrText xml:space="preserve">PAGE</w:instrText>
+      <w:fldChar w:fldCharType="end"/>
+    </w:r>
+  </w:p>
+</w:ftr>
+</file>
+
+<file path=word/footer20.xml><?xml version="1.0" encoding="utf-8"?>
+<w:ftr xmlns:m="http://schemas.openxmlformats.org/officeDocument/2006/math" xmlns:mc="http://schemas.openxmlformats.org/markup-compatibility/2006" xmlns:mo="http://schemas.microsoft.com/office/mac/office/2008/main" xmlns:mv="urn:schemas-microsoft-com:mac:vml" xmlns:o="urn:schemas-microsoft-com:office:office" xmlns:r="http://schemas.openxmlformats.org/officeDocument/2006/relationships" xmlns:v="urn:schemas-microsoft-com:vml" xmlns:w10="urn:schemas-microsoft-com:office:word" xmlns:w14="http://schemas.microsoft.com/office/word/2010/wordml" xmlns:w="http://schemas.openxmlformats.org/wordprocessingml/2006/main" xmlns:wne="http://schemas.microsoft.com/office/word/2006/wordml" xmlns:wp14="http://schemas.microsoft.com/office/word/2010/wordprocessingDrawing" xmlns:wp="http://schemas.openxmlformats.org/drawingml/2006/wordprocessingDrawing" xmlns:wpc="http://schemas.microsoft.com/office/word/2010/wordprocessingCanvas" xmlns:wpg="http://schemas.microsoft.com/office/word/2010/wordprocessingGroup" xmlns:wpi="http://schemas.microsoft.com/office/word/2010/wordprocessingInk" xmlns:wps="http://schemas.microsoft.com/office/word/2010/wordprocessingShape" mc:Ignorable="w14 wp14">
+  <w:p>
+    <w:pPr>
+      <w:pStyle w:val="Footer"/>
+      <w:jc w:val="center"/>
+    </w:pPr>
+    <w:r/>
+    <w:r>
+      <w:rPr>
+        <w:color w:val="666666"/>
+        <w:sz w:val="16"/>
+      </w:rPr>
+      <w:t xml:space="preserve">PRACTICAL EVERYDAY ENGLISH  •  Checking and Confirming Information  •  page </w:t>
     </w:r>
     <w:r>
       <w:fldChar w:fldCharType="begin"/>
